--- a/api/docs/escada-service/EscadaSchnittstelle.docx
+++ b/api/docs/escada-service/EscadaSchnittstelle.docx
@@ -1,6 +1,6 @@
 
 <file path=word/document.xml><?xml version="1.0" encoding="utf-8"?>
-<w:document xmlns:wpc="http://schemas.microsoft.com/office/word/2010/wordprocessingCanvas" xmlns:cx="http://schemas.microsoft.com/office/drawing/2014/chartex" xmlns:cx1="http://schemas.microsoft.com/office/drawing/2015/9/8/chartex" xmlns:cx2="http://schemas.microsoft.com/office/drawing/2015/10/21/chartex" xmlns:cx3="http://schemas.microsoft.com/office/drawing/2016/5/9/chartex" xmlns:cx4="http://schemas.microsoft.com/office/drawing/2016/5/10/chartex" xmlns:cx5="http://schemas.microsoft.com/office/drawing/2016/5/11/chartex" xmlns:cx6="http://schemas.microsoft.com/office/drawing/2016/5/12/chartex" xmlns:cx7="http://schemas.microsoft.com/office/drawing/2016/5/13/chartex" xmlns:cx8="http://schemas.microsoft.com/office/drawing/2016/5/14/chartex" xmlns:mc="http://schemas.openxmlformats.org/markup-compatibility/2006" xmlns:aink="http://schemas.microsoft.com/office/drawing/2016/ink" xmlns:am3d="http://schemas.microsoft.com/office/drawing/2017/model3d" xmlns:o="urn:schemas-microsoft-com:office:office" xmlns:oel="http://schemas.microsoft.com/office/2019/extlst" xmlns:r="http://schemas.openxmlformats.org/officeDocument/2006/relationships" xmlns:m="http://schemas.openxmlformats.org/officeDocument/2006/math" xmlns:v="urn:schemas-microsoft-com:vml" xmlns:wp14="http://schemas.microsoft.com/office/word/2010/wordprocessingDrawing" xmlns:wp="http://schemas.openxmlformats.org/drawingml/2006/wordprocessingDrawing" xmlns:w10="urn:schemas-microsoft-com:office:word" xmlns:w="http://schemas.openxmlformats.org/wordprocessingml/2006/main" xmlns:w14="http://schemas.microsoft.com/office/word/2010/wordml" xmlns:w15="http://schemas.microsoft.com/office/word/2012/wordml" xmlns:w16cex="http://schemas.microsoft.com/office/word/2018/wordml/cex" xmlns:w16cid="http://schemas.microsoft.com/office/word/2016/wordml/cid" xmlns:w16="http://schemas.microsoft.com/office/word/2018/wordml" xmlns:w16du="http://schemas.microsoft.com/office/word/2023/wordml/word16du" xmlns:w16sdtdh="http://schemas.microsoft.com/office/word/2020/wordml/sdtdatahash" xmlns:w16se="http://schemas.microsoft.com/office/word/2015/wordml/symex" xmlns:wpg="http://schemas.microsoft.com/office/word/2010/wordprocessingGroup" xmlns:wpi="http://schemas.microsoft.com/office/word/2010/wordprocessingInk" xmlns:wne="http://schemas.microsoft.com/office/word/2006/wordml" xmlns:wps="http://schemas.microsoft.com/office/word/2010/wordprocessingShape" mc:Ignorable="w14 w15 w16se w16cid w16 w16cex w16sdtdh w16du wp14">
+<w:document xmlns:wpc="http://schemas.microsoft.com/office/word/2010/wordprocessingCanvas" xmlns:cx="http://schemas.microsoft.com/office/drawing/2014/chartex" xmlns:cx1="http://schemas.microsoft.com/office/drawing/2015/9/8/chartex" xmlns:cx2="http://schemas.microsoft.com/office/drawing/2015/10/21/chartex" xmlns:cx3="http://schemas.microsoft.com/office/drawing/2016/5/9/chartex" xmlns:cx4="http://schemas.microsoft.com/office/drawing/2016/5/10/chartex" xmlns:cx5="http://schemas.microsoft.com/office/drawing/2016/5/11/chartex" xmlns:cx6="http://schemas.microsoft.com/office/drawing/2016/5/12/chartex" xmlns:cx7="http://schemas.microsoft.com/office/drawing/2016/5/13/chartex" xmlns:cx8="http://schemas.microsoft.com/office/drawing/2016/5/14/chartex" xmlns:mc="http://schemas.openxmlformats.org/markup-compatibility/2006" xmlns:aink="http://schemas.microsoft.com/office/drawing/2016/ink" xmlns:am3d="http://schemas.microsoft.com/office/drawing/2017/model3d" xmlns:o="urn:schemas-microsoft-com:office:office" xmlns:oel="http://schemas.microsoft.com/office/2019/extlst" xmlns:r="http://schemas.openxmlformats.org/officeDocument/2006/relationships" xmlns:m="http://schemas.openxmlformats.org/officeDocument/2006/math" xmlns:v="urn:schemas-microsoft-com:vml" xmlns:wp14="http://schemas.microsoft.com/office/word/2010/wordprocessingDrawing" xmlns:wp="http://schemas.openxmlformats.org/drawingml/2006/wordprocessingDrawing" xmlns:w10="urn:schemas-microsoft-com:office:word" xmlns:w="http://schemas.openxmlformats.org/wordprocessingml/2006/main" xmlns:w14="http://schemas.microsoft.com/office/word/2010/wordml" xmlns:w15="http://schemas.microsoft.com/office/word/2012/wordml" xmlns:w16cex="http://schemas.microsoft.com/office/word/2018/wordml/cex" xmlns:w16cid="http://schemas.microsoft.com/office/word/2016/wordml/cid" xmlns:w16="http://schemas.microsoft.com/office/word/2018/wordml" xmlns:w16du="http://schemas.microsoft.com/office/word/2023/wordml/word16du" xmlns:w16sdtdh="http://schemas.microsoft.com/office/word/2020/wordml/sdtdatahash" xmlns:w16sdtfl="http://schemas.microsoft.com/office/word/2024/wordml/sdtformatlock" xmlns:w16se="http://schemas.microsoft.com/office/word/2015/wordml/symex" xmlns:wpg="http://schemas.microsoft.com/office/word/2010/wordprocessingGroup" xmlns:wpi="http://schemas.microsoft.com/office/word/2010/wordprocessingInk" xmlns:wne="http://schemas.microsoft.com/office/word/2006/wordml" xmlns:wps="http://schemas.microsoft.com/office/word/2010/wordprocessingShape" mc:Ignorable="w14 w15 w16se w16cid w16 w16cex w16sdtdh w16sdtfl w16du wp14">
   <w:body>
     <w:p>
       <w:pPr>
@@ -239,6 +239,116 @@
           </w:p>
         </w:tc>
       </w:tr>
+      <w:tr>
+        <w:tc>
+          <w:tcPr>
+            <w:tcW w:w="885" w:type="dxa"/>
+          </w:tcPr>
+          <w:p>
+            <w:pPr>
+              <w:pStyle w:val="BodyText"/>
+              <w:rPr>
+                <w:rFonts w:ascii="Arial" w:hAnsi="Arial"/>
+                <w:lang w:val="de-CH"/>
+              </w:rPr>
+            </w:pPr>
+            <w:r>
+              <w:rPr>
+                <w:rFonts w:ascii="Arial" w:hAnsi="Arial"/>
+                <w:lang w:val="de-CH"/>
+              </w:rPr>
+              <w:t>1.0.1</w:t>
+            </w:r>
+          </w:p>
+        </w:tc>
+        <w:tc>
+          <w:tcPr>
+            <w:tcW w:w="2505" w:type="dxa"/>
+          </w:tcPr>
+          <w:p>
+            <w:pPr>
+              <w:pStyle w:val="BodyText"/>
+              <w:spacing w:after="0"/>
+              <w:rPr>
+                <w:rFonts w:ascii="Arial" w:hAnsi="Arial"/>
+                <w:lang w:val="de-CH"/>
+              </w:rPr>
+            </w:pPr>
+            <w:r>
+              <w:rPr>
+                <w:rFonts w:ascii="Arial" w:hAnsi="Arial"/>
+                <w:lang w:val="de-CH"/>
+              </w:rPr>
+              <w:t>Markus Hofstetter</w:t>
+            </w:r>
+          </w:p>
+        </w:tc>
+        <w:tc>
+          <w:tcPr>
+            <w:tcW w:w="3834" w:type="dxa"/>
+          </w:tcPr>
+          <w:p>
+            <w:pPr>
+              <w:pStyle w:val="BodyText"/>
+              <w:rPr>
+                <w:rFonts w:ascii="Arial" w:hAnsi="Arial"/>
+                <w:lang w:val="de-CH"/>
+              </w:rPr>
+            </w:pPr>
+            <w:r>
+              <w:rPr>
+                <w:rFonts w:ascii="Arial" w:hAnsi="Arial"/>
+                <w:lang w:val="de-CH"/>
+              </w:rPr>
+              <w:t xml:space="preserve">Anpassungen vor </w:t>
+            </w:r>
+            <w:r>
+              <w:rPr>
+                <w:rFonts w:ascii="Arial" w:hAnsi="Arial"/>
+                <w:lang w:val="de-CH"/>
+              </w:rPr>
+              <w:t>A</w:t>
+            </w:r>
+            <w:r>
+              <w:rPr>
+                <w:rFonts w:ascii="Arial" w:hAnsi="Arial"/>
+                <w:lang w:val="de-CH"/>
+              </w:rPr>
+              <w:t xml:space="preserve">ustausch mit </w:t>
+            </w:r>
+            <w:proofErr w:type="spellStart"/>
+            <w:r>
+              <w:rPr>
+                <w:rFonts w:ascii="Arial" w:hAnsi="Arial"/>
+                <w:lang w:val="de-CH"/>
+              </w:rPr>
+              <w:t>Pupil</w:t>
+            </w:r>
+            <w:proofErr w:type="spellEnd"/>
+          </w:p>
+        </w:tc>
+        <w:tc>
+          <w:tcPr>
+            <w:tcW w:w="2408" w:type="dxa"/>
+          </w:tcPr>
+          <w:p>
+            <w:pPr>
+              <w:pStyle w:val="BodyText"/>
+              <w:rPr>
+                <w:rFonts w:ascii="Arial" w:hAnsi="Arial"/>
+                <w:lang w:val="de-CH"/>
+              </w:rPr>
+            </w:pPr>
+            <w:r>
+              <w:rPr>
+                <w:rFonts w:ascii="Arial" w:hAnsi="Arial"/>
+                <w:lang w:val="de-CH"/>
+              </w:rPr>
+              <w:t>23.10.2025</w:t>
+            </w:r>
+          </w:p>
+        </w:tc>
+      </w:tr>
     </w:tbl>
     <w:p>
       <w:pPr>
@@ -321,6 +431,13 @@
         <w:t>eSchool</w:t>
       </w:r>
       <w:proofErr w:type="spellEnd"/>
+      <w:r>
+        <w:rPr>
+          <w:rFonts w:ascii="Arial" w:hAnsi="Arial"/>
+          <w:lang w:val="de-CH"/>
+        </w:rPr>
+        <w:t>.</w:t>
+      </w:r>
     </w:p>
     <w:p>
       <w:pPr>
@@ -387,12 +504,16 @@
         <w:pStyle w:val="BodyText"/>
         <w:rPr>
           <w:rFonts w:ascii="Arial" w:hAnsi="Arial"/>
-          <w:lang w:val="de-CH"/>
-        </w:rPr>
-      </w:pPr>
-      <w:r>
-        <w:rPr>
-          <w:rFonts w:ascii="Arial" w:hAnsi="Arial"/>
+          <w:b/>
+          <w:bCs/>
+          <w:lang w:val="de-CH"/>
+        </w:rPr>
+      </w:pPr>
+      <w:r>
+        <w:rPr>
+          <w:rFonts w:ascii="Arial" w:hAnsi="Arial"/>
+          <w:b/>
+          <w:bCs/>
           <w:lang w:val="de-CH"/>
         </w:rPr>
         <w:t>UAT</w:t>
@@ -466,14 +587,7 @@
           <w:rFonts w:ascii="Arial" w:hAnsi="Arial"/>
           <w:lang w:val="de-CH"/>
         </w:rPr>
-        <w:t>https://</w:t>
-      </w:r>
-      <w:r>
-        <w:rPr>
-          <w:rFonts w:ascii="Arial" w:hAnsi="Arial"/>
-          <w:lang w:val="de-CH"/>
-        </w:rPr>
-        <w:t>uat-api-esc-bs.dvbern.ch</w:t>
+        <w:t>https://uat-api-esc-bs.dvbern.ch</w:t>
       </w:r>
     </w:p>
     <w:bookmarkEnd w:id="0"/>
@@ -483,12 +597,16 @@
         <w:pStyle w:val="BodyText"/>
         <w:rPr>
           <w:rFonts w:ascii="Arial" w:hAnsi="Arial"/>
-          <w:lang w:val="de-CH"/>
-        </w:rPr>
-      </w:pPr>
-      <w:r>
-        <w:rPr>
-          <w:rFonts w:ascii="Arial" w:hAnsi="Arial"/>
+          <w:b/>
+          <w:bCs/>
+          <w:lang w:val="de-CH"/>
+        </w:rPr>
+      </w:pPr>
+      <w:r>
+        <w:rPr>
+          <w:rFonts w:ascii="Arial" w:hAnsi="Arial"/>
+          <w:b/>
+          <w:bCs/>
           <w:lang w:val="de-CH"/>
         </w:rPr>
         <w:t>PROD</w:t>
@@ -516,7 +634,14 @@
           <w:rFonts w:ascii="Arial" w:hAnsi="Arial"/>
           <w:lang w:val="de-CH"/>
         </w:rPr>
-        <w:t>: TBA</w:t>
+        <w:t xml:space="preserve">: </w:t>
+      </w:r>
+      <w:r>
+        <w:rPr>
+          <w:rFonts w:ascii="Arial" w:hAnsi="Arial"/>
+          <w:lang w:val="de-CH"/>
+        </w:rPr>
+        <w:t>https://auth-esad.hemed.ch</w:t>
       </w:r>
     </w:p>
     <w:p>
@@ -541,7 +666,14 @@
           <w:rFonts w:ascii="Arial" w:hAnsi="Arial"/>
           <w:lang w:val="de-CH"/>
         </w:rPr>
-        <w:t>: TBA</w:t>
+        <w:t xml:space="preserve">: </w:t>
+      </w:r>
+      <w:r>
+        <w:rPr>
+          <w:rFonts w:ascii="Arial" w:hAnsi="Arial"/>
+          <w:lang w:val="de-CH"/>
+        </w:rPr>
+        <w:t>https://api-bs-esad.hemed.ch</w:t>
       </w:r>
     </w:p>
     <w:p>
@@ -568,49 +700,43 @@
         </w:rPr>
         <w:t xml:space="preserve">Im </w:t>
       </w:r>
+      <w:r>
+        <w:rPr>
+          <w:rFonts w:ascii="Arial" w:hAnsi="Arial"/>
+          <w:lang w:val="de-CH"/>
+        </w:rPr>
+        <w:t>Folgenden</w:t>
+      </w:r>
+      <w:r>
+        <w:rPr>
+          <w:rFonts w:ascii="Arial" w:hAnsi="Arial"/>
+          <w:lang w:val="de-CH"/>
+        </w:rPr>
+        <w:t xml:space="preserve"> wird das </w:t>
+      </w:r>
+      <w:r>
+        <w:rPr>
+          <w:rFonts w:ascii="Arial" w:hAnsi="Arial"/>
+          <w:lang w:val="de-CH"/>
+        </w:rPr>
+        <w:t>Vorgehen</w:t>
+      </w:r>
+      <w:r>
+        <w:rPr>
+          <w:rFonts w:ascii="Arial" w:hAnsi="Arial"/>
+          <w:lang w:val="de-CH"/>
+        </w:rPr>
+        <w:t xml:space="preserve"> am Beispiel der </w:t>
+      </w:r>
       <w:proofErr w:type="spellStart"/>
-      <w:proofErr w:type="gramStart"/>
-      <w:r>
-        <w:rPr>
-          <w:rFonts w:ascii="Arial" w:hAnsi="Arial"/>
-          <w:lang w:val="de-CH"/>
-        </w:rPr>
-        <w:t>folgenden</w:t>
+      <w:r>
+        <w:rPr>
+          <w:rFonts w:ascii="Arial" w:hAnsi="Arial"/>
+          <w:lang w:val="de-CH"/>
+        </w:rPr>
+        <w:t>uat</w:t>
       </w:r>
       <w:proofErr w:type="spellEnd"/>
-      <w:proofErr w:type="gramEnd"/>
-      <w:r>
-        <w:rPr>
-          <w:rFonts w:ascii="Arial" w:hAnsi="Arial"/>
-          <w:lang w:val="de-CH"/>
-        </w:rPr>
-        <w:t xml:space="preserve"> wird das </w:t>
-      </w:r>
-      <w:proofErr w:type="spellStart"/>
-      <w:r>
-        <w:rPr>
-          <w:rFonts w:ascii="Arial" w:hAnsi="Arial"/>
-          <w:lang w:val="de-CH"/>
-        </w:rPr>
-        <w:t>vorgehen</w:t>
-      </w:r>
-      <w:proofErr w:type="spellEnd"/>
-      <w:r>
-        <w:rPr>
-          <w:rFonts w:ascii="Arial" w:hAnsi="Arial"/>
-          <w:lang w:val="de-CH"/>
-        </w:rPr>
-        <w:t xml:space="preserve"> am Beispiel der </w:t>
-      </w:r>
-      <w:proofErr w:type="spellStart"/>
-      <w:r>
-        <w:rPr>
-          <w:rFonts w:ascii="Arial" w:hAnsi="Arial"/>
-          <w:lang w:val="de-CH"/>
-        </w:rPr>
-        <w:t>uat</w:t>
-      </w:r>
-      <w:proofErr w:type="spellEnd"/>
       <w:r>
         <w:rPr>
           <w:rFonts w:ascii="Arial" w:hAnsi="Arial"/>
@@ -618,21 +744,19 @@
         </w:rPr>
         <w:t xml:space="preserve"> </w:t>
       </w:r>
-      <w:proofErr w:type="spellStart"/>
-      <w:r>
-        <w:rPr>
-          <w:rFonts w:ascii="Arial" w:hAnsi="Arial"/>
-          <w:lang w:val="de-CH"/>
-        </w:rPr>
-        <w:t>endpoints</w:t>
-      </w:r>
-      <w:proofErr w:type="spellEnd"/>
-      <w:r>
-        <w:rPr>
-          <w:rFonts w:ascii="Arial" w:hAnsi="Arial"/>
-          <w:lang w:val="de-CH"/>
-        </w:rPr>
-        <w:t xml:space="preserve"> erklärt</w:t>
+      <w:r>
+        <w:rPr>
+          <w:rFonts w:ascii="Arial" w:hAnsi="Arial"/>
+          <w:lang w:val="de-CH"/>
+        </w:rPr>
+        <w:t>E</w:t>
+      </w:r>
+      <w:r>
+        <w:rPr>
+          <w:rFonts w:ascii="Arial" w:hAnsi="Arial"/>
+          <w:lang w:val="de-CH"/>
+        </w:rPr>
+        <w:t>ndpoints erklärt</w:t>
       </w:r>
     </w:p>
     <w:p>
@@ -820,15 +944,15 @@
         </w:rPr>
         <w:t xml:space="preserve">Um das Token </w:t>
       </w:r>
-      <w:proofErr w:type="spellStart"/>
-      <w:r>
-        <w:rPr>
-          <w:rFonts w:ascii="Arial" w:hAnsi="Arial"/>
-          <w:lang w:val="de-CH"/>
-        </w:rPr>
-        <w:t>auzustellen</w:t>
-      </w:r>
-      <w:proofErr w:type="spellEnd"/>
+      <w:proofErr w:type="gramStart"/>
+      <w:r>
+        <w:rPr>
+          <w:rFonts w:ascii="Arial" w:hAnsi="Arial"/>
+          <w:lang w:val="de-CH"/>
+        </w:rPr>
+        <w:t>auszustellen</w:t>
+      </w:r>
+      <w:proofErr w:type="gramEnd"/>
       <w:r>
         <w:rPr>
           <w:rFonts w:ascii="Arial" w:hAnsi="Arial"/>
@@ -977,6 +1101,7 @@
           <w:szCs w:val="20"/>
           <w:lang w:val="en-CH"/>
         </w:rPr>
+        <w:lastRenderedPageBreak/>
         <w:t>#!/bin/sh</w:t>
       </w:r>
       <w:r>
@@ -1017,15 +1142,6 @@
           <w:lang w:val="en-CH"/>
         </w:rPr>
         <w:br/>
-      </w:r>
-      <w:r>
-        <w:rPr>
-          <w:rFonts w:ascii="Consolas" w:hAnsi="Consolas"/>
-          <w:sz w:val="20"/>
-          <w:szCs w:val="20"/>
-          <w:lang w:val="en-CH"/>
-        </w:rPr>
-        <w:lastRenderedPageBreak/>
         <w:t>REALM="bs"</w:t>
       </w:r>
       <w:r>
@@ -1968,15 +2084,37 @@
           <w:t>https://uat-esc-bs.dvbern.ch/</w:t>
         </w:r>
       </w:hyperlink>
-      <w:r>
-        <w:rPr>
-          <w:rFonts w:ascii="Consolas" w:hAnsi="Consolas"/>
-          <w:sz w:val="20"/>
-          <w:szCs w:val="20"/>
-          <w:lang w:val="de-CH"/>
-        </w:rPr>
-        <w:t>api/escada</w:t>
-      </w:r>
+      <w:proofErr w:type="spellStart"/>
+      <w:r>
+        <w:rPr>
+          <w:rFonts w:ascii="Consolas" w:hAnsi="Consolas"/>
+          <w:sz w:val="20"/>
+          <w:szCs w:val="20"/>
+          <w:lang w:val="de-CH"/>
+        </w:rPr>
+        <w:t>api</w:t>
+      </w:r>
+      <w:proofErr w:type="spellEnd"/>
+      <w:r>
+        <w:rPr>
+          <w:rFonts w:ascii="Consolas" w:hAnsi="Consolas"/>
+          <w:sz w:val="20"/>
+          <w:szCs w:val="20"/>
+          <w:lang w:val="de-CH"/>
+        </w:rPr>
+        <w:t>/</w:t>
+      </w:r>
+      <w:proofErr w:type="spellStart"/>
+      <w:r>
+        <w:rPr>
+          <w:rFonts w:ascii="Consolas" w:hAnsi="Consolas"/>
+          <w:sz w:val="20"/>
+          <w:szCs w:val="20"/>
+          <w:lang w:val="de-CH"/>
+        </w:rPr>
+        <w:t>escada</w:t>
+      </w:r>
+      <w:proofErr w:type="spellEnd"/>
     </w:p>
     <w:p>
       <w:pPr>
@@ -2053,7 +2191,6 @@
           <w:szCs w:val="20"/>
           <w:lang w:val="en-CH"/>
         </w:rPr>
-        <w:lastRenderedPageBreak/>
         <w:t>#!/bin/sh</w:t>
       </w:r>
       <w:r>
@@ -2207,7 +2344,9 @@
       <w:pPr>
         <w:pStyle w:val="BodyText"/>
         <w:rPr>
-          <w:rFonts w:ascii="Arial" w:hAnsi="Arial"/>
+          <w:rFonts w:ascii="Aptos" w:hAnsi="Aptos"/>
+          <w:color w:val="000000"/>
+          <w:shd w:val="clear" w:color="auto" w:fill="FFFFFF"/>
           <w:lang w:val="de-CH"/>
         </w:rPr>
       </w:pPr>
@@ -2219,38 +2358,328 @@
       </w:r>
       <w:r>
         <w:rPr>
-          <w:rFonts w:ascii="Arial" w:hAnsi="Arial"/>
-          <w:lang w:val="de-CH"/>
-        </w:rPr>
-        <w:t xml:space="preserve">Wie die Antwort darauf </w:t>
-      </w:r>
-      <w:proofErr w:type="gramStart"/>
-      <w:r>
-        <w:rPr>
-          <w:rFonts w:ascii="Arial" w:hAnsi="Arial"/>
-          <w:lang w:val="de-CH"/>
-        </w:rPr>
-        <w:t>aussieht</w:t>
-      </w:r>
-      <w:proofErr w:type="gramEnd"/>
-      <w:r>
-        <w:rPr>
-          <w:rFonts w:ascii="Arial" w:hAnsi="Arial"/>
-          <w:lang w:val="de-CH"/>
-        </w:rPr>
-        <w:t xml:space="preserve"> ist noch nicht definiert aber falls eine Synchrone Verarbeitung möglich ist könnte sie etwa so aussehen:</w:t>
+          <w:rFonts w:ascii="Aptos" w:hAnsi="Aptos"/>
+          <w:color w:val="000000"/>
+          <w:shd w:val="clear" w:color="auto" w:fill="FFFFFF"/>
+          <w:lang w:val="de-CH"/>
+        </w:rPr>
+        <w:t>Die Verarbeitung des CSV erfolgt asynchron. Das heisst der Upload wird in den meisten Fällen mit einem 200 OK quittiert (ausser es gibt gravierende strukturelle Abweichungen im Excel</w:t>
+      </w:r>
+      <w:r>
+        <w:rPr>
+          <w:rFonts w:ascii="Aptos" w:hAnsi="Aptos"/>
+          <w:color w:val="000000"/>
+          <w:shd w:val="clear" w:color="auto" w:fill="FFFFFF"/>
+          <w:lang w:val="de-CH"/>
+        </w:rPr>
+        <w:t xml:space="preserve"> oder </w:t>
+      </w:r>
+      <w:proofErr w:type="spellStart"/>
+      <w:r>
+        <w:rPr>
+          <w:rFonts w:ascii="Aptos" w:hAnsi="Aptos"/>
+          <w:color w:val="000000"/>
+          <w:shd w:val="clear" w:color="auto" w:fill="FFFFFF"/>
+          <w:lang w:val="de-CH"/>
+        </w:rPr>
+        <w:t>Loginprobleme</w:t>
+      </w:r>
+      <w:proofErr w:type="spellEnd"/>
+      <w:r>
+        <w:rPr>
+          <w:rFonts w:ascii="Aptos" w:hAnsi="Aptos"/>
+          <w:color w:val="000000"/>
+          <w:shd w:val="clear" w:color="auto" w:fill="FFFFFF"/>
+          <w:lang w:val="de-CH"/>
+        </w:rPr>
+        <w:t>).</w:t>
       </w:r>
     </w:p>
     <w:p>
       <w:pPr>
         <w:pStyle w:val="BodyText"/>
         <w:rPr>
-          <w:rFonts w:ascii="Consolas" w:hAnsi="Consolas"/>
-          <w:sz w:val="20"/>
-          <w:szCs w:val="20"/>
-          <w:lang w:val="de-CH"/>
-        </w:rPr>
-      </w:pPr>
+          <w:rFonts w:ascii="Arial" w:hAnsi="Arial"/>
+          <w:lang w:val="de-CH"/>
+        </w:rPr>
+      </w:pPr>
+      <w:r>
+        <w:rPr>
+          <w:rFonts w:ascii="Aptos" w:hAnsi="Aptos"/>
+          <w:color w:val="000000"/>
+          <w:shd w:val="clear" w:color="auto" w:fill="FFFFFF"/>
+          <w:lang w:val="de-CH"/>
+        </w:rPr>
+        <w:t xml:space="preserve">Aus den </w:t>
+      </w:r>
+      <w:proofErr w:type="spellStart"/>
+      <w:r>
+        <w:rPr>
+          <w:rFonts w:ascii="Aptos" w:hAnsi="Aptos"/>
+          <w:color w:val="000000"/>
+          <w:shd w:val="clear" w:color="auto" w:fill="FFFFFF"/>
+          <w:lang w:val="de-CH"/>
+        </w:rPr>
+        <w:t>Rows</w:t>
+      </w:r>
+      <w:proofErr w:type="spellEnd"/>
+      <w:r>
+        <w:rPr>
+          <w:rFonts w:ascii="Aptos" w:hAnsi="Aptos"/>
+          <w:color w:val="000000"/>
+          <w:shd w:val="clear" w:color="auto" w:fill="FFFFFF"/>
+          <w:lang w:val="de-CH"/>
+        </w:rPr>
+        <w:t xml:space="preserve"> werden nacheinander jeweils die Objekte wie Schulen, Klassen Kinder extrahiert und diese werden </w:t>
+      </w:r>
+      <w:r>
+        <w:rPr>
+          <w:rFonts w:ascii="Aptos" w:hAnsi="Aptos"/>
+          <w:color w:val="000000"/>
+          <w:shd w:val="clear" w:color="auto" w:fill="FFFFFF"/>
+          <w:lang w:val="de-CH"/>
+        </w:rPr>
+        <w:t>anschliessend</w:t>
+      </w:r>
+      <w:r>
+        <w:rPr>
+          <w:rFonts w:ascii="Aptos" w:hAnsi="Aptos"/>
+          <w:color w:val="000000"/>
+          <w:shd w:val="clear" w:color="auto" w:fill="FFFFFF"/>
+          <w:lang w:val="de-CH"/>
+        </w:rPr>
+        <w:t xml:space="preserve"> jeweils einzeln abgespeichert. Sollte beim </w:t>
+      </w:r>
+      <w:r>
+        <w:rPr>
+          <w:rFonts w:ascii="Aptos" w:hAnsi="Aptos"/>
+          <w:color w:val="000000"/>
+          <w:shd w:val="clear" w:color="auto" w:fill="FFFFFF"/>
+          <w:lang w:val="de-CH"/>
+        </w:rPr>
+        <w:t>Extrahieren</w:t>
+      </w:r>
+      <w:r>
+        <w:rPr>
+          <w:rFonts w:ascii="Aptos" w:hAnsi="Aptos"/>
+          <w:color w:val="000000"/>
+          <w:shd w:val="clear" w:color="auto" w:fill="FFFFFF"/>
+          <w:lang w:val="de-CH"/>
+        </w:rPr>
+        <w:t xml:space="preserve"> der Objekte aus dem </w:t>
+      </w:r>
+      <w:proofErr w:type="gramStart"/>
+      <w:r>
+        <w:rPr>
+          <w:rFonts w:ascii="Aptos" w:hAnsi="Aptos"/>
+          <w:color w:val="000000"/>
+          <w:shd w:val="clear" w:color="auto" w:fill="FFFFFF"/>
+          <w:lang w:val="de-CH"/>
+        </w:rPr>
+        <w:t>CSV Probleme</w:t>
+      </w:r>
+      <w:proofErr w:type="gramEnd"/>
+      <w:r>
+        <w:rPr>
+          <w:rFonts w:ascii="Aptos" w:hAnsi="Aptos"/>
+          <w:color w:val="000000"/>
+          <w:shd w:val="clear" w:color="auto" w:fill="FFFFFF"/>
+          <w:lang w:val="de-CH"/>
+        </w:rPr>
+        <w:t xml:space="preserve"> </w:t>
+      </w:r>
+      <w:r>
+        <w:rPr>
+          <w:rFonts w:ascii="Aptos" w:hAnsi="Aptos"/>
+          <w:color w:val="000000"/>
+          <w:shd w:val="clear" w:color="auto" w:fill="FFFFFF"/>
+          <w:lang w:val="de-CH"/>
+        </w:rPr>
+        <w:t>auftreten</w:t>
+      </w:r>
+      <w:r>
+        <w:rPr>
+          <w:rFonts w:ascii="Aptos" w:hAnsi="Aptos"/>
+          <w:color w:val="000000"/>
+          <w:shd w:val="clear" w:color="auto" w:fill="FFFFFF"/>
+          <w:lang w:val="de-CH"/>
+        </w:rPr>
+        <w:t xml:space="preserve"> wird der ganze </w:t>
+      </w:r>
+      <w:r>
+        <w:rPr>
+          <w:rFonts w:ascii="Aptos" w:hAnsi="Aptos"/>
+          <w:color w:val="000000"/>
+          <w:shd w:val="clear" w:color="auto" w:fill="FFFFFF"/>
+          <w:lang w:val="de-CH"/>
+        </w:rPr>
+        <w:t>Import</w:t>
+      </w:r>
+      <w:r>
+        <w:rPr>
+          <w:rFonts w:ascii="Aptos" w:hAnsi="Aptos"/>
+          <w:color w:val="000000"/>
+          <w:shd w:val="clear" w:color="auto" w:fill="FFFFFF"/>
+          <w:lang w:val="de-CH"/>
+        </w:rPr>
+        <w:t xml:space="preserve"> abgebrochen</w:t>
+      </w:r>
+      <w:r>
+        <w:rPr>
+          <w:rFonts w:ascii="Aptos" w:hAnsi="Aptos"/>
+          <w:color w:val="000000"/>
+          <w:shd w:val="clear" w:color="auto" w:fill="FFFFFF"/>
+          <w:lang w:val="de-CH"/>
+        </w:rPr>
+        <w:t>,</w:t>
+      </w:r>
+      <w:r>
+        <w:rPr>
+          <w:rFonts w:ascii="Aptos" w:hAnsi="Aptos"/>
+          <w:color w:val="000000"/>
+          <w:shd w:val="clear" w:color="auto" w:fill="FFFFFF"/>
+          <w:lang w:val="de-CH"/>
+        </w:rPr>
+        <w:t xml:space="preserve"> da wir von strukturellen Problemen wie zum Beispiel </w:t>
+      </w:r>
+      <w:r>
+        <w:rPr>
+          <w:rFonts w:ascii="Aptos" w:hAnsi="Aptos"/>
+          <w:color w:val="000000"/>
+          <w:shd w:val="clear" w:color="auto" w:fill="FFFFFF"/>
+          <w:lang w:val="de-CH"/>
+        </w:rPr>
+        <w:t>verschobenen</w:t>
+      </w:r>
+      <w:r>
+        <w:rPr>
+          <w:rFonts w:ascii="Aptos" w:hAnsi="Aptos"/>
+          <w:color w:val="000000"/>
+          <w:shd w:val="clear" w:color="auto" w:fill="FFFFFF"/>
+          <w:lang w:val="de-CH"/>
+        </w:rPr>
+        <w:t xml:space="preserve"> Datensätzen ausgehen. </w:t>
+      </w:r>
+      <w:r>
+        <w:rPr>
+          <w:rFonts w:ascii="Aptos" w:hAnsi="Aptos"/>
+          <w:color w:val="000000"/>
+          <w:shd w:val="clear" w:color="auto" w:fill="FFFFFF"/>
+          <w:lang w:val="de-CH"/>
+        </w:rPr>
+        <w:br/>
+      </w:r>
+      <w:r>
+        <w:rPr>
+          <w:rFonts w:ascii="Aptos" w:hAnsi="Aptos"/>
+          <w:color w:val="000000"/>
+          <w:shd w:val="clear" w:color="auto" w:fill="FFFFFF"/>
+          <w:lang w:val="de-CH"/>
+        </w:rPr>
+        <w:br/>
+        <w:t xml:space="preserve">Sollte beim </w:t>
+      </w:r>
+      <w:r>
+        <w:rPr>
+          <w:rFonts w:ascii="Aptos" w:hAnsi="Aptos"/>
+          <w:color w:val="000000"/>
+          <w:shd w:val="clear" w:color="auto" w:fill="FFFFFF"/>
+          <w:lang w:val="de-CH"/>
+        </w:rPr>
+        <w:t>Abspeichern</w:t>
+      </w:r>
+      <w:r>
+        <w:rPr>
+          <w:rFonts w:ascii="Aptos" w:hAnsi="Aptos"/>
+          <w:color w:val="000000"/>
+          <w:shd w:val="clear" w:color="auto" w:fill="FFFFFF"/>
+          <w:lang w:val="de-CH"/>
+        </w:rPr>
+        <w:t xml:space="preserve"> eines einzelnen Objektes (Kind, Schule, Klasse …) </w:t>
+      </w:r>
+      <w:r>
+        <w:rPr>
+          <w:rFonts w:ascii="Aptos" w:hAnsi="Aptos"/>
+          <w:color w:val="000000"/>
+          <w:shd w:val="clear" w:color="auto" w:fill="FFFFFF"/>
+          <w:lang w:val="de-CH"/>
+        </w:rPr>
+        <w:t xml:space="preserve">in </w:t>
+      </w:r>
+      <w:proofErr w:type="spellStart"/>
+      <w:r>
+        <w:rPr>
+          <w:rFonts w:ascii="Aptos" w:hAnsi="Aptos"/>
+          <w:color w:val="000000"/>
+          <w:shd w:val="clear" w:color="auto" w:fill="FFFFFF"/>
+          <w:lang w:val="de-CH"/>
+        </w:rPr>
+        <w:t>eSAD</w:t>
+      </w:r>
+      <w:proofErr w:type="spellEnd"/>
+      <w:r>
+        <w:rPr>
+          <w:rFonts w:ascii="Aptos" w:hAnsi="Aptos"/>
+          <w:color w:val="000000"/>
+          <w:shd w:val="clear" w:color="auto" w:fill="FFFFFF"/>
+          <w:lang w:val="de-CH"/>
+        </w:rPr>
+        <w:t xml:space="preserve"> </w:t>
+      </w:r>
+      <w:r>
+        <w:rPr>
+          <w:rFonts w:ascii="Aptos" w:hAnsi="Aptos"/>
+          <w:color w:val="000000"/>
+          <w:shd w:val="clear" w:color="auto" w:fill="FFFFFF"/>
+          <w:lang w:val="de-CH"/>
+        </w:rPr>
+        <w:t xml:space="preserve">ein Problem </w:t>
+      </w:r>
+      <w:r>
+        <w:rPr>
+          <w:rFonts w:ascii="Aptos" w:hAnsi="Aptos"/>
+          <w:color w:val="000000"/>
+          <w:shd w:val="clear" w:color="auto" w:fill="FFFFFF"/>
+          <w:lang w:val="de-CH"/>
+        </w:rPr>
+        <w:t>auftreten,</w:t>
+      </w:r>
+      <w:r>
+        <w:rPr>
+          <w:rFonts w:ascii="Aptos" w:hAnsi="Aptos"/>
+          <w:color w:val="000000"/>
+          <w:shd w:val="clear" w:color="auto" w:fill="FFFFFF"/>
+          <w:lang w:val="de-CH"/>
+        </w:rPr>
+        <w:t xml:space="preserve"> wird das Objekt übersprungen und der Fehler wird geloggt. </w:t>
+      </w:r>
+      <w:r>
+        <w:rPr>
+          <w:rFonts w:ascii="Aptos" w:hAnsi="Aptos"/>
+          <w:color w:val="000000"/>
+          <w:shd w:val="clear" w:color="auto" w:fill="FFFFFF"/>
+          <w:lang w:val="de-CH"/>
+        </w:rPr>
+        <w:br/>
+      </w:r>
+      <w:r>
+        <w:rPr>
+          <w:rFonts w:ascii="Aptos" w:hAnsi="Aptos"/>
+          <w:color w:val="000000"/>
+          <w:shd w:val="clear" w:color="auto" w:fill="FFFFFF"/>
+          <w:lang w:val="de-CH"/>
+        </w:rPr>
+        <w:t>Das Resultat der Verarbeitung wird dann eine zu definierende E-Mailadresse gesendet.</w:t>
+      </w:r>
+      <w:r>
+        <w:rPr>
+          <w:rFonts w:ascii="Aptos" w:hAnsi="Aptos"/>
+          <w:color w:val="000000"/>
+          <w:shd w:val="clear" w:color="auto" w:fill="FFFFFF"/>
+          <w:lang w:val="de-CH"/>
+        </w:rPr>
+        <w:t xml:space="preserve"> Allfällige Fehler werden als Protokoll an diese Mail angefügt.</w:t>
+      </w:r>
     </w:p>
     <w:p>
       <w:pPr>
@@ -2262,581 +2691,1311 @@
           <w:lang w:val="de-CH"/>
         </w:rPr>
       </w:pPr>
-      <w:r>
-        <w:rPr>
-          <w:rFonts w:ascii="Consolas" w:hAnsi="Consolas"/>
-          <w:sz w:val="20"/>
-          <w:szCs w:val="20"/>
-          <w:lang w:val="de-CH"/>
-        </w:rPr>
-        <w:t>{</w:t>
-      </w:r>
     </w:p>
     <w:p>
       <w:pPr>
-        <w:pStyle w:val="BodyText"/>
-        <w:rPr>
-          <w:rFonts w:ascii="Consolas" w:hAnsi="Consolas"/>
-          <w:sz w:val="20"/>
-          <w:szCs w:val="20"/>
-          <w:lang w:val="de-CH"/>
-        </w:rPr>
-      </w:pPr>
-      <w:r>
-        <w:rPr>
-          <w:rFonts w:ascii="Consolas" w:hAnsi="Consolas"/>
-          <w:sz w:val="20"/>
-          <w:szCs w:val="20"/>
-          <w:lang w:val="de-CH"/>
-        </w:rPr>
-        <w:t xml:space="preserve">    "</w:t>
-      </w:r>
-      <w:proofErr w:type="spellStart"/>
-      <w:r>
-        <w:rPr>
-          <w:rFonts w:ascii="Consolas" w:hAnsi="Consolas"/>
-          <w:sz w:val="20"/>
-          <w:szCs w:val="20"/>
-          <w:lang w:val="de-CH"/>
-        </w:rPr>
-        <w:t>schuelerImportResults</w:t>
-      </w:r>
-      <w:proofErr w:type="spellEnd"/>
-      <w:r>
-        <w:rPr>
-          <w:rFonts w:ascii="Consolas" w:hAnsi="Consolas"/>
-          <w:sz w:val="20"/>
-          <w:szCs w:val="20"/>
-          <w:lang w:val="de-CH"/>
-        </w:rPr>
-        <w:t>": [</w:t>
+        <w:shd w:val="clear" w:color="auto" w:fill="1E1F22"/>
+        <w:tabs>
+          <w:tab w:val="left" w:pos="916"/>
+          <w:tab w:val="left" w:pos="1832"/>
+          <w:tab w:val="left" w:pos="2748"/>
+          <w:tab w:val="left" w:pos="3664"/>
+          <w:tab w:val="left" w:pos="4580"/>
+          <w:tab w:val="left" w:pos="5496"/>
+          <w:tab w:val="left" w:pos="6412"/>
+          <w:tab w:val="left" w:pos="7328"/>
+          <w:tab w:val="left" w:pos="8244"/>
+          <w:tab w:val="left" w:pos="9160"/>
+          <w:tab w:val="left" w:pos="10076"/>
+          <w:tab w:val="left" w:pos="10992"/>
+          <w:tab w:val="left" w:pos="11908"/>
+          <w:tab w:val="left" w:pos="12824"/>
+          <w:tab w:val="left" w:pos="13740"/>
+          <w:tab w:val="left" w:pos="14656"/>
+        </w:tabs>
+        <w:rPr>
+          <w:rFonts w:ascii="Courier New" w:eastAsia="Times New Roman" w:hAnsi="Courier New" w:cs="Courier New"/>
+          <w:color w:val="BCBEC4"/>
+          <w:kern w:val="0"/>
+          <w:sz w:val="20"/>
+          <w:szCs w:val="20"/>
+          <w:lang w:val="en-CH" w:eastAsia="en-GB" w:bidi="ar-SA"/>
+        </w:rPr>
+      </w:pPr>
+      <w:r>
+        <w:rPr>
+          <w:rFonts w:ascii="Courier New" w:eastAsia="Times New Roman" w:hAnsi="Courier New" w:cs="Courier New"/>
+          <w:color w:val="BCBEC4"/>
+          <w:kern w:val="0"/>
+          <w:sz w:val="20"/>
+          <w:szCs w:val="20"/>
+          <w:lang w:val="en-CH" w:eastAsia="en-GB" w:bidi="ar-SA"/>
+        </w:rPr>
+        <w:t>{</w:t>
+      </w:r>
+      <w:r>
+        <w:rPr>
+          <w:rFonts w:ascii="Courier New" w:eastAsia="Times New Roman" w:hAnsi="Courier New" w:cs="Courier New"/>
+          <w:color w:val="BCBEC4"/>
+          <w:kern w:val="0"/>
+          <w:sz w:val="20"/>
+          <w:szCs w:val="20"/>
+          <w:lang w:val="en-CH" w:eastAsia="en-GB" w:bidi="ar-SA"/>
+        </w:rPr>
+        <w:br/>
+        <w:t xml:space="preserve">    </w:t>
+      </w:r>
+      <w:r>
+        <w:rPr>
+          <w:rFonts w:ascii="Courier New" w:eastAsia="Times New Roman" w:hAnsi="Courier New" w:cs="Courier New"/>
+          <w:color w:val="C77DBB"/>
+          <w:kern w:val="0"/>
+          <w:sz w:val="20"/>
+          <w:szCs w:val="20"/>
+          <w:lang w:val="en-CH" w:eastAsia="en-GB" w:bidi="ar-SA"/>
+        </w:rPr>
+        <w:t>"escadaSyncEventID"</w:t>
+      </w:r>
+      <w:r>
+        <w:rPr>
+          <w:rFonts w:ascii="Courier New" w:eastAsia="Times New Roman" w:hAnsi="Courier New" w:cs="Courier New"/>
+          <w:color w:val="BCBEC4"/>
+          <w:kern w:val="0"/>
+          <w:sz w:val="20"/>
+          <w:szCs w:val="20"/>
+          <w:lang w:val="en-CH" w:eastAsia="en-GB" w:bidi="ar-SA"/>
+        </w:rPr>
+        <w:t xml:space="preserve">: </w:t>
+      </w:r>
+      <w:r>
+        <w:rPr>
+          <w:rFonts w:ascii="Courier New" w:eastAsia="Times New Roman" w:hAnsi="Courier New" w:cs="Courier New"/>
+          <w:color w:val="6AAB73"/>
+          <w:kern w:val="0"/>
+          <w:sz w:val="20"/>
+          <w:szCs w:val="20"/>
+          <w:lang w:val="en-CH" w:eastAsia="en-GB" w:bidi="ar-SA"/>
+        </w:rPr>
+        <w:t>"bee4daa0-b</w:t>
+      </w:r>
+      <w:r>
+        <w:rPr>
+          <w:rFonts w:ascii="Courier New" w:eastAsia="Times New Roman" w:hAnsi="Courier New" w:cs="Courier New"/>
+          <w:color w:val="6AAB73"/>
+          <w:kern w:val="0"/>
+          <w:sz w:val="20"/>
+          <w:szCs w:val="20"/>
+          <w:lang w:val="en-CH" w:eastAsia="en-GB" w:bidi="ar-SA"/>
+        </w:rPr>
+        <w:t>43</w:t>
+      </w:r>
+      <w:r>
+        <w:rPr>
+          <w:rFonts w:ascii="Courier New" w:eastAsia="Times New Roman" w:hAnsi="Courier New" w:cs="Courier New"/>
+          <w:color w:val="6AAB73"/>
+          <w:kern w:val="0"/>
+          <w:sz w:val="20"/>
+          <w:szCs w:val="20"/>
+          <w:lang w:val="en-CH" w:eastAsia="en-GB" w:bidi="ar-SA"/>
+        </w:rPr>
+        <w:t>c-40e4-9441-3</w:t>
+      </w:r>
+      <w:r>
+        <w:rPr>
+          <w:rFonts w:ascii="Courier New" w:eastAsia="Times New Roman" w:hAnsi="Courier New" w:cs="Courier New"/>
+          <w:color w:val="6AAB73"/>
+          <w:kern w:val="0"/>
+          <w:sz w:val="20"/>
+          <w:szCs w:val="20"/>
+          <w:lang w:val="en-CH" w:eastAsia="en-GB" w:bidi="ar-SA"/>
+        </w:rPr>
+        <w:t>a1</w:t>
+      </w:r>
+      <w:r>
+        <w:rPr>
+          <w:rFonts w:ascii="Courier New" w:eastAsia="Times New Roman" w:hAnsi="Courier New" w:cs="Courier New"/>
+          <w:color w:val="6AAB73"/>
+          <w:kern w:val="0"/>
+          <w:sz w:val="20"/>
+          <w:szCs w:val="20"/>
+          <w:lang w:val="en-CH" w:eastAsia="en-GB" w:bidi="ar-SA"/>
+        </w:rPr>
+        <w:t>f3aaa5ec82"</w:t>
+      </w:r>
+      <w:r>
+        <w:rPr>
+          <w:rFonts w:ascii="Courier New" w:eastAsia="Times New Roman" w:hAnsi="Courier New" w:cs="Courier New"/>
+          <w:color w:val="BCBEC4"/>
+          <w:kern w:val="0"/>
+          <w:sz w:val="20"/>
+          <w:szCs w:val="20"/>
+          <w:lang w:val="en-CH" w:eastAsia="en-GB" w:bidi="ar-SA"/>
+        </w:rPr>
+        <w:t>,</w:t>
+      </w:r>
+      <w:r>
+        <w:rPr>
+          <w:rFonts w:ascii="Courier New" w:eastAsia="Times New Roman" w:hAnsi="Courier New" w:cs="Courier New"/>
+          <w:color w:val="BCBEC4"/>
+          <w:kern w:val="0"/>
+          <w:sz w:val="20"/>
+          <w:szCs w:val="20"/>
+          <w:lang w:val="en-CH" w:eastAsia="en-GB" w:bidi="ar-SA"/>
+        </w:rPr>
+        <w:br/>
+        <w:t xml:space="preserve">    </w:t>
+      </w:r>
+      <w:r>
+        <w:rPr>
+          <w:rFonts w:ascii="Courier New" w:eastAsia="Times New Roman" w:hAnsi="Courier New" w:cs="Courier New"/>
+          <w:color w:val="C77DBB"/>
+          <w:kern w:val="0"/>
+          <w:sz w:val="20"/>
+          <w:szCs w:val="20"/>
+          <w:lang w:val="en-CH" w:eastAsia="en-GB" w:bidi="ar-SA"/>
+        </w:rPr>
+        <w:t>"importTimestamp"</w:t>
+      </w:r>
+      <w:r>
+        <w:rPr>
+          <w:rFonts w:ascii="Courier New" w:eastAsia="Times New Roman" w:hAnsi="Courier New" w:cs="Courier New"/>
+          <w:color w:val="BCBEC4"/>
+          <w:kern w:val="0"/>
+          <w:sz w:val="20"/>
+          <w:szCs w:val="20"/>
+          <w:lang w:val="en-CH" w:eastAsia="en-GB" w:bidi="ar-SA"/>
+        </w:rPr>
+        <w:t xml:space="preserve">: </w:t>
+      </w:r>
+      <w:r>
+        <w:rPr>
+          <w:rFonts w:ascii="Courier New" w:eastAsia="Times New Roman" w:hAnsi="Courier New" w:cs="Courier New"/>
+          <w:color w:val="6AAB73"/>
+          <w:kern w:val="0"/>
+          <w:sz w:val="20"/>
+          <w:szCs w:val="20"/>
+          <w:lang w:val="en-CH" w:eastAsia="en-GB" w:bidi="ar-SA"/>
+        </w:rPr>
+        <w:t>"2025-</w:t>
+      </w:r>
+      <w:r>
+        <w:rPr>
+          <w:rFonts w:ascii="Courier New" w:eastAsia="Times New Roman" w:hAnsi="Courier New" w:cs="Courier New"/>
+          <w:color w:val="6AAB73"/>
+          <w:kern w:val="0"/>
+          <w:sz w:val="20"/>
+          <w:szCs w:val="20"/>
+          <w:lang w:val="en-CH" w:eastAsia="en-GB" w:bidi="ar-SA"/>
+        </w:rPr>
+        <w:t>09</w:t>
+      </w:r>
+      <w:r>
+        <w:rPr>
+          <w:rFonts w:ascii="Courier New" w:eastAsia="Times New Roman" w:hAnsi="Courier New" w:cs="Courier New"/>
+          <w:color w:val="6AAB73"/>
+          <w:kern w:val="0"/>
+          <w:sz w:val="20"/>
+          <w:szCs w:val="20"/>
+          <w:lang w:val="en-CH" w:eastAsia="en-GB" w:bidi="ar-SA"/>
+        </w:rPr>
+        <w:t>-20T10:38:46.842706"</w:t>
+      </w:r>
+      <w:r>
+        <w:rPr>
+          <w:rFonts w:ascii="Courier New" w:eastAsia="Times New Roman" w:hAnsi="Courier New" w:cs="Courier New"/>
+          <w:color w:val="BCBEC4"/>
+          <w:kern w:val="0"/>
+          <w:sz w:val="20"/>
+          <w:szCs w:val="20"/>
+          <w:lang w:val="en-CH" w:eastAsia="en-GB" w:bidi="ar-SA"/>
+        </w:rPr>
+        <w:t>,</w:t>
+      </w:r>
+      <w:r>
+        <w:rPr>
+          <w:rFonts w:ascii="Courier New" w:eastAsia="Times New Roman" w:hAnsi="Courier New" w:cs="Courier New"/>
+          <w:color w:val="BCBEC4"/>
+          <w:kern w:val="0"/>
+          <w:sz w:val="20"/>
+          <w:szCs w:val="20"/>
+          <w:lang w:val="en-CH" w:eastAsia="en-GB" w:bidi="ar-SA"/>
+        </w:rPr>
+        <w:br/>
+        <w:t xml:space="preserve">    </w:t>
+      </w:r>
+      <w:r>
+        <w:rPr>
+          <w:rFonts w:ascii="Courier New" w:eastAsia="Times New Roman" w:hAnsi="Courier New" w:cs="Courier New"/>
+          <w:color w:val="C77DBB"/>
+          <w:kern w:val="0"/>
+          <w:sz w:val="20"/>
+          <w:szCs w:val="20"/>
+          <w:lang w:val="en-CH" w:eastAsia="en-GB" w:bidi="ar-SA"/>
+        </w:rPr>
+        <w:t>"importDuration"</w:t>
+      </w:r>
+      <w:r>
+        <w:rPr>
+          <w:rFonts w:ascii="Courier New" w:eastAsia="Times New Roman" w:hAnsi="Courier New" w:cs="Courier New"/>
+          <w:color w:val="BCBEC4"/>
+          <w:kern w:val="0"/>
+          <w:sz w:val="20"/>
+          <w:szCs w:val="20"/>
+          <w:lang w:val="en-CH" w:eastAsia="en-GB" w:bidi="ar-SA"/>
+        </w:rPr>
+        <w:t xml:space="preserve">: </w:t>
+      </w:r>
+      <w:r>
+        <w:rPr>
+          <w:rFonts w:ascii="Courier New" w:eastAsia="Times New Roman" w:hAnsi="Courier New" w:cs="Courier New"/>
+          <w:color w:val="2AACB8"/>
+          <w:kern w:val="0"/>
+          <w:sz w:val="20"/>
+          <w:szCs w:val="20"/>
+          <w:lang w:val="en-CH" w:eastAsia="en-GB" w:bidi="ar-SA"/>
+        </w:rPr>
+        <w:t>316.228085757</w:t>
+      </w:r>
+      <w:r>
+        <w:rPr>
+          <w:rFonts w:ascii="Courier New" w:eastAsia="Times New Roman" w:hAnsi="Courier New" w:cs="Courier New"/>
+          <w:color w:val="BCBEC4"/>
+          <w:kern w:val="0"/>
+          <w:sz w:val="20"/>
+          <w:szCs w:val="20"/>
+          <w:lang w:val="en-CH" w:eastAsia="en-GB" w:bidi="ar-SA"/>
+        </w:rPr>
+        <w:t>,</w:t>
+      </w:r>
+      <w:r>
+        <w:rPr>
+          <w:rFonts w:ascii="Courier New" w:eastAsia="Times New Roman" w:hAnsi="Courier New" w:cs="Courier New"/>
+          <w:color w:val="BCBEC4"/>
+          <w:kern w:val="0"/>
+          <w:sz w:val="20"/>
+          <w:szCs w:val="20"/>
+          <w:lang w:val="en-CH" w:eastAsia="en-GB" w:bidi="ar-SA"/>
+        </w:rPr>
+        <w:br/>
+        <w:t xml:space="preserve">    </w:t>
+      </w:r>
+      <w:r>
+        <w:rPr>
+          <w:rFonts w:ascii="Courier New" w:eastAsia="Times New Roman" w:hAnsi="Courier New" w:cs="Courier New"/>
+          <w:color w:val="C77DBB"/>
+          <w:kern w:val="0"/>
+          <w:sz w:val="20"/>
+          <w:szCs w:val="20"/>
+          <w:lang w:val="en-CH" w:eastAsia="en-GB" w:bidi="ar-SA"/>
+        </w:rPr>
+        <w:t>"schuleImportResultJsons"</w:t>
+      </w:r>
+      <w:r>
+        <w:rPr>
+          <w:rFonts w:ascii="Courier New" w:eastAsia="Times New Roman" w:hAnsi="Courier New" w:cs="Courier New"/>
+          <w:color w:val="BCBEC4"/>
+          <w:kern w:val="0"/>
+          <w:sz w:val="20"/>
+          <w:szCs w:val="20"/>
+          <w:lang w:val="en-CH" w:eastAsia="en-GB" w:bidi="ar-SA"/>
+        </w:rPr>
+        <w:t>: [],</w:t>
+      </w:r>
+      <w:r>
+        <w:rPr>
+          <w:rFonts w:ascii="Courier New" w:eastAsia="Times New Roman" w:hAnsi="Courier New" w:cs="Courier New"/>
+          <w:color w:val="BCBEC4"/>
+          <w:kern w:val="0"/>
+          <w:sz w:val="20"/>
+          <w:szCs w:val="20"/>
+          <w:lang w:val="en-CH" w:eastAsia="en-GB" w:bidi="ar-SA"/>
+        </w:rPr>
+        <w:br/>
+        <w:t xml:space="preserve">    </w:t>
+      </w:r>
+      <w:r>
+        <w:rPr>
+          <w:rFonts w:ascii="Courier New" w:eastAsia="Times New Roman" w:hAnsi="Courier New" w:cs="Courier New"/>
+          <w:color w:val="C77DBB"/>
+          <w:kern w:val="0"/>
+          <w:sz w:val="20"/>
+          <w:szCs w:val="20"/>
+          <w:lang w:val="en-CH" w:eastAsia="en-GB" w:bidi="ar-SA"/>
+        </w:rPr>
+        <w:t>"klasseImportResultJsons"</w:t>
+      </w:r>
+      <w:r>
+        <w:rPr>
+          <w:rFonts w:ascii="Courier New" w:eastAsia="Times New Roman" w:hAnsi="Courier New" w:cs="Courier New"/>
+          <w:color w:val="BCBEC4"/>
+          <w:kern w:val="0"/>
+          <w:sz w:val="20"/>
+          <w:szCs w:val="20"/>
+          <w:lang w:val="en-CH" w:eastAsia="en-GB" w:bidi="ar-SA"/>
+        </w:rPr>
+        <w:t>: [],</w:t>
+      </w:r>
+      <w:r>
+        <w:rPr>
+          <w:rFonts w:ascii="Courier New" w:eastAsia="Times New Roman" w:hAnsi="Courier New" w:cs="Courier New"/>
+          <w:color w:val="BCBEC4"/>
+          <w:kern w:val="0"/>
+          <w:sz w:val="20"/>
+          <w:szCs w:val="20"/>
+          <w:lang w:val="en-CH" w:eastAsia="en-GB" w:bidi="ar-SA"/>
+        </w:rPr>
+        <w:br/>
+        <w:t xml:space="preserve">    </w:t>
+      </w:r>
+      <w:r>
+        <w:rPr>
+          <w:rFonts w:ascii="Courier New" w:eastAsia="Times New Roman" w:hAnsi="Courier New" w:cs="Courier New"/>
+          <w:color w:val="C77DBB"/>
+          <w:kern w:val="0"/>
+          <w:sz w:val="20"/>
+          <w:szCs w:val="20"/>
+          <w:lang w:val="en-CH" w:eastAsia="en-GB" w:bidi="ar-SA"/>
+        </w:rPr>
+        <w:t>"lehrpersonResultJsons"</w:t>
+      </w:r>
+      <w:r>
+        <w:rPr>
+          <w:rFonts w:ascii="Courier New" w:eastAsia="Times New Roman" w:hAnsi="Courier New" w:cs="Courier New"/>
+          <w:color w:val="BCBEC4"/>
+          <w:kern w:val="0"/>
+          <w:sz w:val="20"/>
+          <w:szCs w:val="20"/>
+          <w:lang w:val="en-CH" w:eastAsia="en-GB" w:bidi="ar-SA"/>
+        </w:rPr>
+        <w:t>: [],</w:t>
+      </w:r>
+      <w:r>
+        <w:rPr>
+          <w:rFonts w:ascii="Courier New" w:eastAsia="Times New Roman" w:hAnsi="Courier New" w:cs="Courier New"/>
+          <w:color w:val="BCBEC4"/>
+          <w:kern w:val="0"/>
+          <w:sz w:val="20"/>
+          <w:szCs w:val="20"/>
+          <w:lang w:val="en-CH" w:eastAsia="en-GB" w:bidi="ar-SA"/>
+        </w:rPr>
+        <w:br/>
+        <w:t xml:space="preserve">    </w:t>
+      </w:r>
+      <w:r>
+        <w:rPr>
+          <w:rFonts w:ascii="Courier New" w:eastAsia="Times New Roman" w:hAnsi="Courier New" w:cs="Courier New"/>
+          <w:color w:val="C77DBB"/>
+          <w:kern w:val="0"/>
+          <w:sz w:val="20"/>
+          <w:szCs w:val="20"/>
+          <w:lang w:val="en-CH" w:eastAsia="en-GB" w:bidi="ar-SA"/>
+        </w:rPr>
+        <w:t>"kindImportResultJsons"</w:t>
+      </w:r>
+      <w:r>
+        <w:rPr>
+          <w:rFonts w:ascii="Courier New" w:eastAsia="Times New Roman" w:hAnsi="Courier New" w:cs="Courier New"/>
+          <w:color w:val="BCBEC4"/>
+          <w:kern w:val="0"/>
+          <w:sz w:val="20"/>
+          <w:szCs w:val="20"/>
+          <w:lang w:val="en-CH" w:eastAsia="en-GB" w:bidi="ar-SA"/>
+        </w:rPr>
+        <w:t>: [</w:t>
+      </w:r>
+      <w:r>
+        <w:rPr>
+          <w:rFonts w:ascii="Courier New" w:eastAsia="Times New Roman" w:hAnsi="Courier New" w:cs="Courier New"/>
+          <w:color w:val="BCBEC4"/>
+          <w:kern w:val="0"/>
+          <w:sz w:val="20"/>
+          <w:szCs w:val="20"/>
+          <w:lang w:val="en-CH" w:eastAsia="en-GB" w:bidi="ar-SA"/>
+        </w:rPr>
+        <w:br/>
+        <w:t xml:space="preserve">       {</w:t>
+      </w:r>
+      <w:r>
+        <w:rPr>
+          <w:rFonts w:ascii="Courier New" w:eastAsia="Times New Roman" w:hAnsi="Courier New" w:cs="Courier New"/>
+          <w:color w:val="BCBEC4"/>
+          <w:kern w:val="0"/>
+          <w:sz w:val="20"/>
+          <w:szCs w:val="20"/>
+          <w:lang w:val="en-CH" w:eastAsia="en-GB" w:bidi="ar-SA"/>
+        </w:rPr>
+        <w:br/>
+        <w:t xml:space="preserve">          </w:t>
+      </w:r>
+      <w:r>
+        <w:rPr>
+          <w:rFonts w:ascii="Courier New" w:eastAsia="Times New Roman" w:hAnsi="Courier New" w:cs="Courier New"/>
+          <w:color w:val="C77DBB"/>
+          <w:kern w:val="0"/>
+          <w:sz w:val="20"/>
+          <w:szCs w:val="20"/>
+          <w:lang w:val="en-CH" w:eastAsia="en-GB" w:bidi="ar-SA"/>
+        </w:rPr>
+        <w:t>"determinedImportMode"</w:t>
+      </w:r>
+      <w:r>
+        <w:rPr>
+          <w:rFonts w:ascii="Courier New" w:eastAsia="Times New Roman" w:hAnsi="Courier New" w:cs="Courier New"/>
+          <w:color w:val="BCBEC4"/>
+          <w:kern w:val="0"/>
+          <w:sz w:val="20"/>
+          <w:szCs w:val="20"/>
+          <w:lang w:val="en-CH" w:eastAsia="en-GB" w:bidi="ar-SA"/>
+        </w:rPr>
+        <w:t xml:space="preserve">: </w:t>
+      </w:r>
+      <w:r>
+        <w:rPr>
+          <w:rFonts w:ascii="Courier New" w:eastAsia="Times New Roman" w:hAnsi="Courier New" w:cs="Courier New"/>
+          <w:color w:val="6AAB73"/>
+          <w:kern w:val="0"/>
+          <w:sz w:val="20"/>
+          <w:szCs w:val="20"/>
+          <w:lang w:val="en-CH" w:eastAsia="en-GB" w:bidi="ar-SA"/>
+        </w:rPr>
+        <w:t>"CREATE"</w:t>
+      </w:r>
+      <w:r>
+        <w:rPr>
+          <w:rFonts w:ascii="Courier New" w:eastAsia="Times New Roman" w:hAnsi="Courier New" w:cs="Courier New"/>
+          <w:color w:val="BCBEC4"/>
+          <w:kern w:val="0"/>
+          <w:sz w:val="20"/>
+          <w:szCs w:val="20"/>
+          <w:lang w:val="en-CH" w:eastAsia="en-GB" w:bidi="ar-SA"/>
+        </w:rPr>
+        <w:t>,</w:t>
+      </w:r>
+      <w:r>
+        <w:rPr>
+          <w:rFonts w:ascii="Courier New" w:eastAsia="Times New Roman" w:hAnsi="Courier New" w:cs="Courier New"/>
+          <w:color w:val="BCBEC4"/>
+          <w:kern w:val="0"/>
+          <w:sz w:val="20"/>
+          <w:szCs w:val="20"/>
+          <w:lang w:val="en-CH" w:eastAsia="en-GB" w:bidi="ar-SA"/>
+        </w:rPr>
+        <w:br/>
+        <w:t xml:space="preserve">          </w:t>
+      </w:r>
+      <w:r>
+        <w:rPr>
+          <w:rFonts w:ascii="Courier New" w:eastAsia="Times New Roman" w:hAnsi="Courier New" w:cs="Courier New"/>
+          <w:color w:val="C77DBB"/>
+          <w:kern w:val="0"/>
+          <w:sz w:val="20"/>
+          <w:szCs w:val="20"/>
+          <w:lang w:val="en-CH" w:eastAsia="en-GB" w:bidi="ar-SA"/>
+        </w:rPr>
+        <w:t>"status"</w:t>
+      </w:r>
+      <w:r>
+        <w:rPr>
+          <w:rFonts w:ascii="Courier New" w:eastAsia="Times New Roman" w:hAnsi="Courier New" w:cs="Courier New"/>
+          <w:color w:val="BCBEC4"/>
+          <w:kern w:val="0"/>
+          <w:sz w:val="20"/>
+          <w:szCs w:val="20"/>
+          <w:lang w:val="en-CH" w:eastAsia="en-GB" w:bidi="ar-SA"/>
+        </w:rPr>
+        <w:t xml:space="preserve">: </w:t>
+      </w:r>
+      <w:r>
+        <w:rPr>
+          <w:rFonts w:ascii="Courier New" w:eastAsia="Times New Roman" w:hAnsi="Courier New" w:cs="Courier New"/>
+          <w:color w:val="6AAB73"/>
+          <w:kern w:val="0"/>
+          <w:sz w:val="20"/>
+          <w:szCs w:val="20"/>
+          <w:lang w:val="en-CH" w:eastAsia="en-GB" w:bidi="ar-SA"/>
+        </w:rPr>
+        <w:t>"ERROR"</w:t>
+      </w:r>
+      <w:r>
+        <w:rPr>
+          <w:rFonts w:ascii="Courier New" w:eastAsia="Times New Roman" w:hAnsi="Courier New" w:cs="Courier New"/>
+          <w:color w:val="BCBEC4"/>
+          <w:kern w:val="0"/>
+          <w:sz w:val="20"/>
+          <w:szCs w:val="20"/>
+          <w:lang w:val="en-CH" w:eastAsia="en-GB" w:bidi="ar-SA"/>
+        </w:rPr>
+        <w:t>,</w:t>
+      </w:r>
+      <w:r>
+        <w:rPr>
+          <w:rFonts w:ascii="Courier New" w:eastAsia="Times New Roman" w:hAnsi="Courier New" w:cs="Courier New"/>
+          <w:color w:val="BCBEC4"/>
+          <w:kern w:val="0"/>
+          <w:sz w:val="20"/>
+          <w:szCs w:val="20"/>
+          <w:lang w:val="en-CH" w:eastAsia="en-GB" w:bidi="ar-SA"/>
+        </w:rPr>
+        <w:br/>
+        <w:t xml:space="preserve">          </w:t>
+      </w:r>
+      <w:r>
+        <w:rPr>
+          <w:rFonts w:ascii="Courier New" w:eastAsia="Times New Roman" w:hAnsi="Courier New" w:cs="Courier New"/>
+          <w:color w:val="C77DBB"/>
+          <w:kern w:val="0"/>
+          <w:sz w:val="20"/>
+          <w:szCs w:val="20"/>
+          <w:lang w:val="en-CH" w:eastAsia="en-GB" w:bidi="ar-SA"/>
+        </w:rPr>
+        <w:t>"externalId"</w:t>
+      </w:r>
+      <w:r>
+        <w:rPr>
+          <w:rFonts w:ascii="Courier New" w:eastAsia="Times New Roman" w:hAnsi="Courier New" w:cs="Courier New"/>
+          <w:color w:val="BCBEC4"/>
+          <w:kern w:val="0"/>
+          <w:sz w:val="20"/>
+          <w:szCs w:val="20"/>
+          <w:lang w:val="en-CH" w:eastAsia="en-GB" w:bidi="ar-SA"/>
+        </w:rPr>
+        <w:t xml:space="preserve">: </w:t>
+      </w:r>
+      <w:r>
+        <w:rPr>
+          <w:rFonts w:ascii="Courier New" w:eastAsia="Times New Roman" w:hAnsi="Courier New" w:cs="Courier New"/>
+          <w:color w:val="6AAB73"/>
+          <w:kern w:val="0"/>
+          <w:sz w:val="20"/>
+          <w:szCs w:val="20"/>
+          <w:lang w:val="en-CH" w:eastAsia="en-GB" w:bidi="ar-SA"/>
+        </w:rPr>
+        <w:t>"65</w:t>
+      </w:r>
+      <w:r>
+        <w:rPr>
+          <w:rFonts w:ascii="Courier New" w:eastAsia="Times New Roman" w:hAnsi="Courier New" w:cs="Courier New"/>
+          <w:color w:val="6AAB73"/>
+          <w:kern w:val="0"/>
+          <w:sz w:val="20"/>
+          <w:szCs w:val="20"/>
+          <w:lang w:val="en-CH" w:eastAsia="en-GB" w:bidi="ar-SA"/>
+        </w:rPr>
+        <w:t>4</w:t>
+      </w:r>
+      <w:r>
+        <w:rPr>
+          <w:rFonts w:ascii="Courier New" w:eastAsia="Times New Roman" w:hAnsi="Courier New" w:cs="Courier New"/>
+          <w:color w:val="6AAB73"/>
+          <w:kern w:val="0"/>
+          <w:sz w:val="20"/>
+          <w:szCs w:val="20"/>
+          <w:lang w:val="en-CH" w:eastAsia="en-GB" w:bidi="ar-SA"/>
+        </w:rPr>
+        <w:t>6873"</w:t>
+      </w:r>
+      <w:r>
+        <w:rPr>
+          <w:rFonts w:ascii="Courier New" w:eastAsia="Times New Roman" w:hAnsi="Courier New" w:cs="Courier New"/>
+          <w:color w:val="BCBEC4"/>
+          <w:kern w:val="0"/>
+          <w:sz w:val="20"/>
+          <w:szCs w:val="20"/>
+          <w:lang w:val="en-CH" w:eastAsia="en-GB" w:bidi="ar-SA"/>
+        </w:rPr>
+        <w:t>,</w:t>
+      </w:r>
+      <w:r>
+        <w:rPr>
+          <w:rFonts w:ascii="Courier New" w:eastAsia="Times New Roman" w:hAnsi="Courier New" w:cs="Courier New"/>
+          <w:color w:val="BCBEC4"/>
+          <w:kern w:val="0"/>
+          <w:sz w:val="20"/>
+          <w:szCs w:val="20"/>
+          <w:lang w:val="en-CH" w:eastAsia="en-GB" w:bidi="ar-SA"/>
+        </w:rPr>
+        <w:br/>
+        <w:t xml:space="preserve">          </w:t>
+      </w:r>
+      <w:r>
+        <w:rPr>
+          <w:rFonts w:ascii="Courier New" w:eastAsia="Times New Roman" w:hAnsi="Courier New" w:cs="Courier New"/>
+          <w:color w:val="C77DBB"/>
+          <w:kern w:val="0"/>
+          <w:sz w:val="20"/>
+          <w:szCs w:val="20"/>
+          <w:lang w:val="en-CH" w:eastAsia="en-GB" w:bidi="ar-SA"/>
+        </w:rPr>
+        <w:t>"internalId"</w:t>
+      </w:r>
+      <w:r>
+        <w:rPr>
+          <w:rFonts w:ascii="Courier New" w:eastAsia="Times New Roman" w:hAnsi="Courier New" w:cs="Courier New"/>
+          <w:color w:val="BCBEC4"/>
+          <w:kern w:val="0"/>
+          <w:sz w:val="20"/>
+          <w:szCs w:val="20"/>
+          <w:lang w:val="en-CH" w:eastAsia="en-GB" w:bidi="ar-SA"/>
+        </w:rPr>
+        <w:t xml:space="preserve">: </w:t>
+      </w:r>
+      <w:r>
+        <w:rPr>
+          <w:rFonts w:ascii="Courier New" w:eastAsia="Times New Roman" w:hAnsi="Courier New" w:cs="Courier New"/>
+          <w:color w:val="CF8E6D"/>
+          <w:kern w:val="0"/>
+          <w:sz w:val="20"/>
+          <w:szCs w:val="20"/>
+          <w:lang w:val="en-CH" w:eastAsia="en-GB" w:bidi="ar-SA"/>
+        </w:rPr>
+        <w:t>null</w:t>
+      </w:r>
+      <w:r>
+        <w:rPr>
+          <w:rFonts w:ascii="Courier New" w:eastAsia="Times New Roman" w:hAnsi="Courier New" w:cs="Courier New"/>
+          <w:color w:val="BCBEC4"/>
+          <w:kern w:val="0"/>
+          <w:sz w:val="20"/>
+          <w:szCs w:val="20"/>
+          <w:lang w:val="en-CH" w:eastAsia="en-GB" w:bidi="ar-SA"/>
+        </w:rPr>
+        <w:t>,</w:t>
+      </w:r>
+      <w:r>
+        <w:rPr>
+          <w:rFonts w:ascii="Courier New" w:eastAsia="Times New Roman" w:hAnsi="Courier New" w:cs="Courier New"/>
+          <w:color w:val="BCBEC4"/>
+          <w:kern w:val="0"/>
+          <w:sz w:val="20"/>
+          <w:szCs w:val="20"/>
+          <w:lang w:val="en-CH" w:eastAsia="en-GB" w:bidi="ar-SA"/>
+        </w:rPr>
+        <w:br/>
+        <w:t xml:space="preserve">          </w:t>
+      </w:r>
+      <w:r>
+        <w:rPr>
+          <w:rFonts w:ascii="Courier New" w:eastAsia="Times New Roman" w:hAnsi="Courier New" w:cs="Courier New"/>
+          <w:color w:val="C77DBB"/>
+          <w:kern w:val="0"/>
+          <w:sz w:val="20"/>
+          <w:szCs w:val="20"/>
+          <w:lang w:val="en-CH" w:eastAsia="en-GB" w:bidi="ar-SA"/>
+        </w:rPr>
+        <w:t>"friendlyName"</w:t>
+      </w:r>
+      <w:r>
+        <w:rPr>
+          <w:rFonts w:ascii="Courier New" w:eastAsia="Times New Roman" w:hAnsi="Courier New" w:cs="Courier New"/>
+          <w:color w:val="BCBEC4"/>
+          <w:kern w:val="0"/>
+          <w:sz w:val="20"/>
+          <w:szCs w:val="20"/>
+          <w:lang w:val="en-CH" w:eastAsia="en-GB" w:bidi="ar-SA"/>
+        </w:rPr>
+        <w:t xml:space="preserve">: </w:t>
+      </w:r>
+      <w:r>
+        <w:rPr>
+          <w:rFonts w:ascii="Courier New" w:eastAsia="Times New Roman" w:hAnsi="Courier New" w:cs="Courier New"/>
+          <w:color w:val="6AAB73"/>
+          <w:kern w:val="0"/>
+          <w:sz w:val="20"/>
+          <w:szCs w:val="20"/>
+          <w:lang w:val="en-CH" w:eastAsia="en-GB" w:bidi="ar-SA"/>
+        </w:rPr>
+        <w:t>""</w:t>
+      </w:r>
+      <w:r>
+        <w:rPr>
+          <w:rFonts w:ascii="Courier New" w:eastAsia="Times New Roman" w:hAnsi="Courier New" w:cs="Courier New"/>
+          <w:color w:val="BCBEC4"/>
+          <w:kern w:val="0"/>
+          <w:sz w:val="20"/>
+          <w:szCs w:val="20"/>
+          <w:lang w:val="en-CH" w:eastAsia="en-GB" w:bidi="ar-SA"/>
+        </w:rPr>
+        <w:t>,</w:t>
+      </w:r>
+      <w:r>
+        <w:rPr>
+          <w:rFonts w:ascii="Courier New" w:eastAsia="Times New Roman" w:hAnsi="Courier New" w:cs="Courier New"/>
+          <w:color w:val="BCBEC4"/>
+          <w:kern w:val="0"/>
+          <w:sz w:val="20"/>
+          <w:szCs w:val="20"/>
+          <w:lang w:val="en-CH" w:eastAsia="en-GB" w:bidi="ar-SA"/>
+        </w:rPr>
+        <w:br/>
+        <w:t xml:space="preserve">          </w:t>
+      </w:r>
+      <w:r>
+        <w:rPr>
+          <w:rFonts w:ascii="Courier New" w:eastAsia="Times New Roman" w:hAnsi="Courier New" w:cs="Courier New"/>
+          <w:color w:val="C77DBB"/>
+          <w:kern w:val="0"/>
+          <w:sz w:val="20"/>
+          <w:szCs w:val="20"/>
+          <w:lang w:val="en-CH" w:eastAsia="en-GB" w:bidi="ar-SA"/>
+        </w:rPr>
+        <w:t>"msg"</w:t>
+      </w:r>
+      <w:r>
+        <w:rPr>
+          <w:rFonts w:ascii="Courier New" w:eastAsia="Times New Roman" w:hAnsi="Courier New" w:cs="Courier New"/>
+          <w:color w:val="BCBEC4"/>
+          <w:kern w:val="0"/>
+          <w:sz w:val="20"/>
+          <w:szCs w:val="20"/>
+          <w:lang w:val="en-CH" w:eastAsia="en-GB" w:bidi="ar-SA"/>
+        </w:rPr>
+        <w:t xml:space="preserve">: </w:t>
+      </w:r>
+      <w:r>
+        <w:rPr>
+          <w:rFonts w:ascii="Courier New" w:eastAsia="Times New Roman" w:hAnsi="Courier New" w:cs="Courier New"/>
+          <w:color w:val="6AAB73"/>
+          <w:kern w:val="0"/>
+          <w:sz w:val="20"/>
+          <w:szCs w:val="20"/>
+          <w:lang w:val="en-CH" w:eastAsia="en-GB" w:bidi="ar-SA"/>
+        </w:rPr>
+        <w:t xml:space="preserve">"Error invoking subclass method | root cause: PSQLException: ERROR: duplicate key value violates unique constraint </w:t>
+      </w:r>
+      <w:r>
+        <w:rPr>
+          <w:rFonts w:ascii="Courier New" w:eastAsia="Times New Roman" w:hAnsi="Courier New" w:cs="Courier New"/>
+          <w:color w:val="CF8E6D"/>
+          <w:kern w:val="0"/>
+          <w:sz w:val="20"/>
+          <w:szCs w:val="20"/>
+          <w:lang w:val="en-CH" w:eastAsia="en-GB" w:bidi="ar-SA"/>
+        </w:rPr>
+        <w:t>\"</w:t>
+      </w:r>
+      <w:r>
+        <w:rPr>
+          <w:rFonts w:ascii="Courier New" w:eastAsia="Times New Roman" w:hAnsi="Courier New" w:cs="Courier New"/>
+          <w:color w:val="6AAB73"/>
+          <w:kern w:val="0"/>
+          <w:sz w:val="20"/>
+          <w:szCs w:val="20"/>
+          <w:lang w:val="en-CH" w:eastAsia="en-GB" w:bidi="ar-SA"/>
+        </w:rPr>
+        <w:t>uc_kind_sozialversicherungsNummer</w:t>
+      </w:r>
+      <w:r>
+        <w:rPr>
+          <w:rFonts w:ascii="Courier New" w:eastAsia="Times New Roman" w:hAnsi="Courier New" w:cs="Courier New"/>
+          <w:color w:val="CF8E6D"/>
+          <w:kern w:val="0"/>
+          <w:sz w:val="20"/>
+          <w:szCs w:val="20"/>
+          <w:lang w:val="en-CH" w:eastAsia="en-GB" w:bidi="ar-SA"/>
+        </w:rPr>
+        <w:t>\"\n</w:t>
+      </w:r>
+      <w:r>
+        <w:rPr>
+          <w:rFonts w:ascii="Courier New" w:eastAsia="Times New Roman" w:hAnsi="Courier New" w:cs="Courier New"/>
+          <w:color w:val="6AAB73"/>
+          <w:kern w:val="0"/>
+          <w:sz w:val="20"/>
+          <w:szCs w:val="20"/>
+          <w:lang w:val="en-CH" w:eastAsia="en-GB" w:bidi="ar-SA"/>
+        </w:rPr>
+        <w:t xml:space="preserve">  Detail: Key (sozialversicherungsnummer)=(756582</w:t>
+      </w:r>
+      <w:r>
+        <w:rPr>
+          <w:rFonts w:ascii="Courier New" w:eastAsia="Times New Roman" w:hAnsi="Courier New" w:cs="Courier New"/>
+          <w:color w:val="6AAB73"/>
+          <w:kern w:val="0"/>
+          <w:sz w:val="20"/>
+          <w:szCs w:val="20"/>
+          <w:lang w:val="en-CH" w:eastAsia="en-GB" w:bidi="ar-SA"/>
+        </w:rPr>
+        <w:t>123123</w:t>
+      </w:r>
+      <w:r>
+        <w:rPr>
+          <w:rFonts w:ascii="Courier New" w:eastAsia="Times New Roman" w:hAnsi="Courier New" w:cs="Courier New"/>
+          <w:color w:val="6AAB73"/>
+          <w:kern w:val="0"/>
+          <w:sz w:val="20"/>
+          <w:szCs w:val="20"/>
+          <w:lang w:val="en-CH" w:eastAsia="en-GB" w:bidi="ar-SA"/>
+        </w:rPr>
+        <w:t>2) already exists."</w:t>
+      </w:r>
+      <w:r>
+        <w:rPr>
+          <w:rFonts w:ascii="Courier New" w:eastAsia="Times New Roman" w:hAnsi="Courier New" w:cs="Courier New"/>
+          <w:color w:val="6AAB73"/>
+          <w:kern w:val="0"/>
+          <w:sz w:val="20"/>
+          <w:szCs w:val="20"/>
+          <w:lang w:val="en-CH" w:eastAsia="en-GB" w:bidi="ar-SA"/>
+        </w:rPr>
+        <w:br/>
+        <w:t xml:space="preserve">       </w:t>
+      </w:r>
+      <w:r>
+        <w:rPr>
+          <w:rFonts w:ascii="Courier New" w:eastAsia="Times New Roman" w:hAnsi="Courier New" w:cs="Courier New"/>
+          <w:color w:val="BCBEC4"/>
+          <w:kern w:val="0"/>
+          <w:sz w:val="20"/>
+          <w:szCs w:val="20"/>
+          <w:lang w:val="en-CH" w:eastAsia="en-GB" w:bidi="ar-SA"/>
+        </w:rPr>
+        <w:t>},</w:t>
+      </w:r>
+      <w:r>
+        <w:rPr>
+          <w:rFonts w:ascii="Courier New" w:eastAsia="Times New Roman" w:hAnsi="Courier New" w:cs="Courier New"/>
+          <w:color w:val="BCBEC4"/>
+          <w:kern w:val="0"/>
+          <w:sz w:val="20"/>
+          <w:szCs w:val="20"/>
+          <w:lang w:val="en-CH" w:eastAsia="en-GB" w:bidi="ar-SA"/>
+        </w:rPr>
+        <w:br/>
+        <w:t xml:space="preserve">       {</w:t>
+      </w:r>
+      <w:r>
+        <w:rPr>
+          <w:rFonts w:ascii="Courier New" w:eastAsia="Times New Roman" w:hAnsi="Courier New" w:cs="Courier New"/>
+          <w:color w:val="BCBEC4"/>
+          <w:kern w:val="0"/>
+          <w:sz w:val="20"/>
+          <w:szCs w:val="20"/>
+          <w:lang w:val="en-CH" w:eastAsia="en-GB" w:bidi="ar-SA"/>
+        </w:rPr>
+        <w:br/>
+        <w:t xml:space="preserve">          </w:t>
+      </w:r>
+      <w:r>
+        <w:rPr>
+          <w:rFonts w:ascii="Courier New" w:eastAsia="Times New Roman" w:hAnsi="Courier New" w:cs="Courier New"/>
+          <w:color w:val="C77DBB"/>
+          <w:kern w:val="0"/>
+          <w:sz w:val="20"/>
+          <w:szCs w:val="20"/>
+          <w:lang w:val="en-CH" w:eastAsia="en-GB" w:bidi="ar-SA"/>
+        </w:rPr>
+        <w:t>"determinedImportMode"</w:t>
+      </w:r>
+      <w:r>
+        <w:rPr>
+          <w:rFonts w:ascii="Courier New" w:eastAsia="Times New Roman" w:hAnsi="Courier New" w:cs="Courier New"/>
+          <w:color w:val="BCBEC4"/>
+          <w:kern w:val="0"/>
+          <w:sz w:val="20"/>
+          <w:szCs w:val="20"/>
+          <w:lang w:val="en-CH" w:eastAsia="en-GB" w:bidi="ar-SA"/>
+        </w:rPr>
+        <w:t xml:space="preserve">: </w:t>
+      </w:r>
+      <w:r>
+        <w:rPr>
+          <w:rFonts w:ascii="Courier New" w:eastAsia="Times New Roman" w:hAnsi="Courier New" w:cs="Courier New"/>
+          <w:color w:val="6AAB73"/>
+          <w:kern w:val="0"/>
+          <w:sz w:val="20"/>
+          <w:szCs w:val="20"/>
+          <w:lang w:val="en-CH" w:eastAsia="en-GB" w:bidi="ar-SA"/>
+        </w:rPr>
+        <w:t>"UPDATE"</w:t>
+      </w:r>
+      <w:r>
+        <w:rPr>
+          <w:rFonts w:ascii="Courier New" w:eastAsia="Times New Roman" w:hAnsi="Courier New" w:cs="Courier New"/>
+          <w:color w:val="BCBEC4"/>
+          <w:kern w:val="0"/>
+          <w:sz w:val="20"/>
+          <w:szCs w:val="20"/>
+          <w:lang w:val="en-CH" w:eastAsia="en-GB" w:bidi="ar-SA"/>
+        </w:rPr>
+        <w:t>,</w:t>
+      </w:r>
+      <w:r>
+        <w:rPr>
+          <w:rFonts w:ascii="Courier New" w:eastAsia="Times New Roman" w:hAnsi="Courier New" w:cs="Courier New"/>
+          <w:color w:val="BCBEC4"/>
+          <w:kern w:val="0"/>
+          <w:sz w:val="20"/>
+          <w:szCs w:val="20"/>
+          <w:lang w:val="en-CH" w:eastAsia="en-GB" w:bidi="ar-SA"/>
+        </w:rPr>
+        <w:br/>
+        <w:t xml:space="preserve">          </w:t>
+      </w:r>
+      <w:r>
+        <w:rPr>
+          <w:rFonts w:ascii="Courier New" w:eastAsia="Times New Roman" w:hAnsi="Courier New" w:cs="Courier New"/>
+          <w:color w:val="C77DBB"/>
+          <w:kern w:val="0"/>
+          <w:sz w:val="20"/>
+          <w:szCs w:val="20"/>
+          <w:lang w:val="en-CH" w:eastAsia="en-GB" w:bidi="ar-SA"/>
+        </w:rPr>
+        <w:t>"status"</w:t>
+      </w:r>
+      <w:r>
+        <w:rPr>
+          <w:rFonts w:ascii="Courier New" w:eastAsia="Times New Roman" w:hAnsi="Courier New" w:cs="Courier New"/>
+          <w:color w:val="BCBEC4"/>
+          <w:kern w:val="0"/>
+          <w:sz w:val="20"/>
+          <w:szCs w:val="20"/>
+          <w:lang w:val="en-CH" w:eastAsia="en-GB" w:bidi="ar-SA"/>
+        </w:rPr>
+        <w:t xml:space="preserve">: </w:t>
+      </w:r>
+      <w:r>
+        <w:rPr>
+          <w:rFonts w:ascii="Courier New" w:eastAsia="Times New Roman" w:hAnsi="Courier New" w:cs="Courier New"/>
+          <w:color w:val="6AAB73"/>
+          <w:kern w:val="0"/>
+          <w:sz w:val="20"/>
+          <w:szCs w:val="20"/>
+          <w:lang w:val="en-CH" w:eastAsia="en-GB" w:bidi="ar-SA"/>
+        </w:rPr>
+        <w:t>"ERROR"</w:t>
+      </w:r>
+      <w:r>
+        <w:rPr>
+          <w:rFonts w:ascii="Courier New" w:eastAsia="Times New Roman" w:hAnsi="Courier New" w:cs="Courier New"/>
+          <w:color w:val="BCBEC4"/>
+          <w:kern w:val="0"/>
+          <w:sz w:val="20"/>
+          <w:szCs w:val="20"/>
+          <w:lang w:val="en-CH" w:eastAsia="en-GB" w:bidi="ar-SA"/>
+        </w:rPr>
+        <w:t>,</w:t>
+      </w:r>
+      <w:r>
+        <w:rPr>
+          <w:rFonts w:ascii="Courier New" w:eastAsia="Times New Roman" w:hAnsi="Courier New" w:cs="Courier New"/>
+          <w:color w:val="BCBEC4"/>
+          <w:kern w:val="0"/>
+          <w:sz w:val="20"/>
+          <w:szCs w:val="20"/>
+          <w:lang w:val="en-CH" w:eastAsia="en-GB" w:bidi="ar-SA"/>
+        </w:rPr>
+        <w:br/>
+      </w:r>
+      <w:r>
+        <w:rPr>
+          <w:rFonts w:ascii="Courier New" w:eastAsia="Times New Roman" w:hAnsi="Courier New" w:cs="Courier New"/>
+          <w:color w:val="BCBEC4"/>
+          <w:kern w:val="0"/>
+          <w:sz w:val="20"/>
+          <w:szCs w:val="20"/>
+          <w:lang w:val="en-CH" w:eastAsia="en-GB" w:bidi="ar-SA"/>
+        </w:rPr>
+        <w:lastRenderedPageBreak/>
+        <w:t xml:space="preserve">          </w:t>
+      </w:r>
+      <w:r>
+        <w:rPr>
+          <w:rFonts w:ascii="Courier New" w:eastAsia="Times New Roman" w:hAnsi="Courier New" w:cs="Courier New"/>
+          <w:color w:val="C77DBB"/>
+          <w:kern w:val="0"/>
+          <w:sz w:val="20"/>
+          <w:szCs w:val="20"/>
+          <w:lang w:val="en-CH" w:eastAsia="en-GB" w:bidi="ar-SA"/>
+        </w:rPr>
+        <w:t>"externalId"</w:t>
+      </w:r>
+      <w:r>
+        <w:rPr>
+          <w:rFonts w:ascii="Courier New" w:eastAsia="Times New Roman" w:hAnsi="Courier New" w:cs="Courier New"/>
+          <w:color w:val="BCBEC4"/>
+          <w:kern w:val="0"/>
+          <w:sz w:val="20"/>
+          <w:szCs w:val="20"/>
+          <w:lang w:val="en-CH" w:eastAsia="en-GB" w:bidi="ar-SA"/>
+        </w:rPr>
+        <w:t xml:space="preserve">: </w:t>
+      </w:r>
+      <w:r>
+        <w:rPr>
+          <w:rFonts w:ascii="Courier New" w:eastAsia="Times New Roman" w:hAnsi="Courier New" w:cs="Courier New"/>
+          <w:color w:val="6AAB73"/>
+          <w:kern w:val="0"/>
+          <w:sz w:val="20"/>
+          <w:szCs w:val="20"/>
+          <w:lang w:val="en-CH" w:eastAsia="en-GB" w:bidi="ar-SA"/>
+        </w:rPr>
+        <w:t>"647761"</w:t>
+      </w:r>
+      <w:r>
+        <w:rPr>
+          <w:rFonts w:ascii="Courier New" w:eastAsia="Times New Roman" w:hAnsi="Courier New" w:cs="Courier New"/>
+          <w:color w:val="BCBEC4"/>
+          <w:kern w:val="0"/>
+          <w:sz w:val="20"/>
+          <w:szCs w:val="20"/>
+          <w:lang w:val="en-CH" w:eastAsia="en-GB" w:bidi="ar-SA"/>
+        </w:rPr>
+        <w:t>,</w:t>
+      </w:r>
+      <w:r>
+        <w:rPr>
+          <w:rFonts w:ascii="Courier New" w:eastAsia="Times New Roman" w:hAnsi="Courier New" w:cs="Courier New"/>
+          <w:color w:val="BCBEC4"/>
+          <w:kern w:val="0"/>
+          <w:sz w:val="20"/>
+          <w:szCs w:val="20"/>
+          <w:lang w:val="en-CH" w:eastAsia="en-GB" w:bidi="ar-SA"/>
+        </w:rPr>
+        <w:br/>
+        <w:t xml:space="preserve">          </w:t>
+      </w:r>
+      <w:r>
+        <w:rPr>
+          <w:rFonts w:ascii="Courier New" w:eastAsia="Times New Roman" w:hAnsi="Courier New" w:cs="Courier New"/>
+          <w:color w:val="C77DBB"/>
+          <w:kern w:val="0"/>
+          <w:sz w:val="20"/>
+          <w:szCs w:val="20"/>
+          <w:lang w:val="en-CH" w:eastAsia="en-GB" w:bidi="ar-SA"/>
+        </w:rPr>
+        <w:t>"internalId"</w:t>
+      </w:r>
+      <w:r>
+        <w:rPr>
+          <w:rFonts w:ascii="Courier New" w:eastAsia="Times New Roman" w:hAnsi="Courier New" w:cs="Courier New"/>
+          <w:color w:val="BCBEC4"/>
+          <w:kern w:val="0"/>
+          <w:sz w:val="20"/>
+          <w:szCs w:val="20"/>
+          <w:lang w:val="en-CH" w:eastAsia="en-GB" w:bidi="ar-SA"/>
+        </w:rPr>
+        <w:t xml:space="preserve">: </w:t>
+      </w:r>
+      <w:r>
+        <w:rPr>
+          <w:rFonts w:ascii="Courier New" w:eastAsia="Times New Roman" w:hAnsi="Courier New" w:cs="Courier New"/>
+          <w:color w:val="6AAB73"/>
+          <w:kern w:val="0"/>
+          <w:sz w:val="20"/>
+          <w:szCs w:val="20"/>
+          <w:lang w:val="en-CH" w:eastAsia="en-GB" w:bidi="ar-SA"/>
+        </w:rPr>
+        <w:t>"2</w:t>
+      </w:r>
+      <w:r>
+        <w:rPr>
+          <w:rFonts w:ascii="Courier New" w:eastAsia="Times New Roman" w:hAnsi="Courier New" w:cs="Courier New"/>
+          <w:color w:val="6AAB73"/>
+          <w:kern w:val="0"/>
+          <w:sz w:val="20"/>
+          <w:szCs w:val="20"/>
+          <w:lang w:val="en-CH" w:eastAsia="en-GB" w:bidi="ar-SA"/>
+        </w:rPr>
+        <w:t>76</w:t>
+      </w:r>
+      <w:r>
+        <w:rPr>
+          <w:rFonts w:ascii="Courier New" w:eastAsia="Times New Roman" w:hAnsi="Courier New" w:cs="Courier New"/>
+          <w:color w:val="6AAB73"/>
+          <w:kern w:val="0"/>
+          <w:sz w:val="20"/>
+          <w:szCs w:val="20"/>
+          <w:lang w:val="en-CH" w:eastAsia="en-GB" w:bidi="ar-SA"/>
+        </w:rPr>
+        <w:t>c84cb-a59b-4661-ba59-f4c4265c2cb7"</w:t>
+      </w:r>
+      <w:r>
+        <w:rPr>
+          <w:rFonts w:ascii="Courier New" w:eastAsia="Times New Roman" w:hAnsi="Courier New" w:cs="Courier New"/>
+          <w:color w:val="BCBEC4"/>
+          <w:kern w:val="0"/>
+          <w:sz w:val="20"/>
+          <w:szCs w:val="20"/>
+          <w:lang w:val="en-CH" w:eastAsia="en-GB" w:bidi="ar-SA"/>
+        </w:rPr>
+        <w:t>,</w:t>
+      </w:r>
+      <w:r>
+        <w:rPr>
+          <w:rFonts w:ascii="Courier New" w:eastAsia="Times New Roman" w:hAnsi="Courier New" w:cs="Courier New"/>
+          <w:color w:val="BCBEC4"/>
+          <w:kern w:val="0"/>
+          <w:sz w:val="20"/>
+          <w:szCs w:val="20"/>
+          <w:lang w:val="en-CH" w:eastAsia="en-GB" w:bidi="ar-SA"/>
+        </w:rPr>
+        <w:br/>
+        <w:t xml:space="preserve">          </w:t>
+      </w:r>
+      <w:r>
+        <w:rPr>
+          <w:rFonts w:ascii="Courier New" w:eastAsia="Times New Roman" w:hAnsi="Courier New" w:cs="Courier New"/>
+          <w:color w:val="C77DBB"/>
+          <w:kern w:val="0"/>
+          <w:sz w:val="20"/>
+          <w:szCs w:val="20"/>
+          <w:lang w:val="en-CH" w:eastAsia="en-GB" w:bidi="ar-SA"/>
+        </w:rPr>
+        <w:t>"friendlyName"</w:t>
+      </w:r>
+      <w:r>
+        <w:rPr>
+          <w:rFonts w:ascii="Courier New" w:eastAsia="Times New Roman" w:hAnsi="Courier New" w:cs="Courier New"/>
+          <w:color w:val="BCBEC4"/>
+          <w:kern w:val="0"/>
+          <w:sz w:val="20"/>
+          <w:szCs w:val="20"/>
+          <w:lang w:val="en-CH" w:eastAsia="en-GB" w:bidi="ar-SA"/>
+        </w:rPr>
+        <w:t xml:space="preserve">: </w:t>
+      </w:r>
+      <w:r>
+        <w:rPr>
+          <w:rFonts w:ascii="Courier New" w:eastAsia="Times New Roman" w:hAnsi="Courier New" w:cs="Courier New"/>
+          <w:color w:val="CF8E6D"/>
+          <w:kern w:val="0"/>
+          <w:sz w:val="20"/>
+          <w:szCs w:val="20"/>
+          <w:lang w:val="en-CH" w:eastAsia="en-GB" w:bidi="ar-SA"/>
+        </w:rPr>
+        <w:t>null</w:t>
+      </w:r>
+      <w:r>
+        <w:rPr>
+          <w:rFonts w:ascii="Courier New" w:eastAsia="Times New Roman" w:hAnsi="Courier New" w:cs="Courier New"/>
+          <w:color w:val="BCBEC4"/>
+          <w:kern w:val="0"/>
+          <w:sz w:val="20"/>
+          <w:szCs w:val="20"/>
+          <w:lang w:val="en-CH" w:eastAsia="en-GB" w:bidi="ar-SA"/>
+        </w:rPr>
+        <w:t>,</w:t>
+      </w:r>
+      <w:r>
+        <w:rPr>
+          <w:rFonts w:ascii="Courier New" w:eastAsia="Times New Roman" w:hAnsi="Courier New" w:cs="Courier New"/>
+          <w:color w:val="BCBEC4"/>
+          <w:kern w:val="0"/>
+          <w:sz w:val="20"/>
+          <w:szCs w:val="20"/>
+          <w:lang w:val="en-CH" w:eastAsia="en-GB" w:bidi="ar-SA"/>
+        </w:rPr>
+        <w:br/>
+        <w:t xml:space="preserve">          </w:t>
+      </w:r>
+      <w:r>
+        <w:rPr>
+          <w:rFonts w:ascii="Courier New" w:eastAsia="Times New Roman" w:hAnsi="Courier New" w:cs="Courier New"/>
+          <w:color w:val="C77DBB"/>
+          <w:kern w:val="0"/>
+          <w:sz w:val="20"/>
+          <w:szCs w:val="20"/>
+          <w:lang w:val="en-CH" w:eastAsia="en-GB" w:bidi="ar-SA"/>
+        </w:rPr>
+        <w:t>"msg"</w:t>
+      </w:r>
+      <w:r>
+        <w:rPr>
+          <w:rFonts w:ascii="Courier New" w:eastAsia="Times New Roman" w:hAnsi="Courier New" w:cs="Courier New"/>
+          <w:color w:val="BCBEC4"/>
+          <w:kern w:val="0"/>
+          <w:sz w:val="20"/>
+          <w:szCs w:val="20"/>
+          <w:lang w:val="en-CH" w:eastAsia="en-GB" w:bidi="ar-SA"/>
+        </w:rPr>
+        <w:t xml:space="preserve">: </w:t>
+      </w:r>
+      <w:r>
+        <w:rPr>
+          <w:rFonts w:ascii="Courier New" w:eastAsia="Times New Roman" w:hAnsi="Courier New" w:cs="Courier New"/>
+          <w:color w:val="6AAB73"/>
+          <w:kern w:val="0"/>
+          <w:sz w:val="20"/>
+          <w:szCs w:val="20"/>
+          <w:lang w:val="en-CH" w:eastAsia="en-GB" w:bidi="ar-SA"/>
+        </w:rPr>
+        <w:t>"AppFailure.ENTITY_NOT_FOUND, args: entityName=Kind, id=6</w:t>
+      </w:r>
+      <w:r>
+        <w:rPr>
+          <w:rFonts w:ascii="Courier New" w:eastAsia="Times New Roman" w:hAnsi="Courier New" w:cs="Courier New"/>
+          <w:color w:val="6AAB73"/>
+          <w:kern w:val="0"/>
+          <w:sz w:val="20"/>
+          <w:szCs w:val="20"/>
+          <w:lang w:val="en-CH" w:eastAsia="en-GB" w:bidi="ar-SA"/>
+        </w:rPr>
+        <w:t>2</w:t>
+      </w:r>
+      <w:r>
+        <w:rPr>
+          <w:rFonts w:ascii="Courier New" w:eastAsia="Times New Roman" w:hAnsi="Courier New" w:cs="Courier New"/>
+          <w:color w:val="6AAB73"/>
+          <w:kern w:val="0"/>
+          <w:sz w:val="20"/>
+          <w:szCs w:val="20"/>
+          <w:lang w:val="en-CH" w:eastAsia="en-GB" w:bidi="ar-SA"/>
+        </w:rPr>
+        <w:t>7760, id: z5Pygp4JRmSjwUKc+W7kVw | root cause: AppFailureException: AppFailure.ENTITY_NOT_FOUND, args: entityName=Kind, id=647760, id: z5Pygp4JRmSjwUKc+W7kVw"</w:t>
+      </w:r>
+      <w:r>
+        <w:rPr>
+          <w:rFonts w:ascii="Courier New" w:eastAsia="Times New Roman" w:hAnsi="Courier New" w:cs="Courier New"/>
+          <w:color w:val="6AAB73"/>
+          <w:kern w:val="0"/>
+          <w:sz w:val="20"/>
+          <w:szCs w:val="20"/>
+          <w:lang w:val="en-CH" w:eastAsia="en-GB" w:bidi="ar-SA"/>
+        </w:rPr>
+        <w:br/>
+        <w:t xml:space="preserve">       </w:t>
+      </w:r>
+      <w:r>
+        <w:rPr>
+          <w:rFonts w:ascii="Courier New" w:eastAsia="Times New Roman" w:hAnsi="Courier New" w:cs="Courier New"/>
+          <w:color w:val="BCBEC4"/>
+          <w:kern w:val="0"/>
+          <w:sz w:val="20"/>
+          <w:szCs w:val="20"/>
+          <w:lang w:val="en-CH" w:eastAsia="en-GB" w:bidi="ar-SA"/>
+        </w:rPr>
+        <w:t>}</w:t>
+      </w:r>
+      <w:r>
+        <w:rPr>
+          <w:rFonts w:ascii="Courier New" w:eastAsia="Times New Roman" w:hAnsi="Courier New" w:cs="Courier New"/>
+          <w:color w:val="BCBEC4"/>
+          <w:kern w:val="0"/>
+          <w:sz w:val="20"/>
+          <w:szCs w:val="20"/>
+          <w:lang w:val="en-CH" w:eastAsia="en-GB" w:bidi="ar-SA"/>
+        </w:rPr>
+        <w:br/>
+        <w:t xml:space="preserve">    ]</w:t>
+      </w:r>
+      <w:r>
+        <w:rPr>
+          <w:rFonts w:ascii="Courier New" w:eastAsia="Times New Roman" w:hAnsi="Courier New" w:cs="Courier New"/>
+          <w:color w:val="BCBEC4"/>
+          <w:kern w:val="0"/>
+          <w:sz w:val="20"/>
+          <w:szCs w:val="20"/>
+          <w:lang w:val="en-CH" w:eastAsia="en-GB" w:bidi="ar-SA"/>
+        </w:rPr>
+        <w:br/>
+        <w:t>}</w:t>
       </w:r>
     </w:p>
     <w:p>
       <w:pPr>
         <w:pStyle w:val="BodyText"/>
         <w:rPr>
-          <w:rFonts w:ascii="Consolas" w:hAnsi="Consolas"/>
-          <w:sz w:val="20"/>
-          <w:szCs w:val="20"/>
-          <w:lang w:val="de-CH"/>
-        </w:rPr>
-      </w:pPr>
-      <w:r>
-        <w:rPr>
-          <w:rFonts w:ascii="Consolas" w:hAnsi="Consolas"/>
-          <w:sz w:val="20"/>
-          <w:szCs w:val="20"/>
-          <w:lang w:val="de-CH"/>
-        </w:rPr>
-        <w:t xml:space="preserve">        {</w:t>
-      </w:r>
-    </w:p>
-    <w:p>
-      <w:pPr>
-        <w:pStyle w:val="BodyText"/>
-        <w:rPr>
-          <w:rFonts w:ascii="Consolas" w:hAnsi="Consolas"/>
-          <w:sz w:val="20"/>
-          <w:szCs w:val="20"/>
-          <w:lang w:val="de-CH"/>
-        </w:rPr>
-      </w:pPr>
-      <w:r>
-        <w:rPr>
-          <w:rFonts w:ascii="Consolas" w:hAnsi="Consolas"/>
-          <w:sz w:val="20"/>
-          <w:szCs w:val="20"/>
-          <w:lang w:val="de-CH"/>
-        </w:rPr>
-        <w:t xml:space="preserve">            "</w:t>
-      </w:r>
-      <w:proofErr w:type="spellStart"/>
-      <w:r>
-        <w:rPr>
-          <w:rFonts w:ascii="Consolas" w:hAnsi="Consolas"/>
-          <w:sz w:val="20"/>
-          <w:szCs w:val="20"/>
-          <w:lang w:val="de-CH"/>
-        </w:rPr>
-        <w:t>status</w:t>
-      </w:r>
-      <w:proofErr w:type="spellEnd"/>
-      <w:r>
-        <w:rPr>
-          <w:rFonts w:ascii="Consolas" w:hAnsi="Consolas"/>
-          <w:sz w:val="20"/>
-          <w:szCs w:val="20"/>
-          <w:lang w:val="de-CH"/>
-        </w:rPr>
-        <w:t>": "OK",</w:t>
-      </w:r>
-    </w:p>
-    <w:p>
-      <w:pPr>
-        <w:pStyle w:val="BodyText"/>
-        <w:rPr>
-          <w:rFonts w:ascii="Consolas" w:hAnsi="Consolas"/>
-          <w:sz w:val="20"/>
-          <w:szCs w:val="20"/>
-          <w:lang w:val="de-CH"/>
-        </w:rPr>
-      </w:pPr>
-      <w:r>
-        <w:rPr>
-          <w:rFonts w:ascii="Consolas" w:hAnsi="Consolas"/>
-          <w:sz w:val="20"/>
-          <w:szCs w:val="20"/>
-          <w:lang w:val="de-CH"/>
-        </w:rPr>
-        <w:t xml:space="preserve">            "</w:t>
-      </w:r>
-      <w:proofErr w:type="spellStart"/>
-      <w:r>
-        <w:rPr>
-          <w:rFonts w:ascii="Consolas" w:hAnsi="Consolas"/>
-          <w:sz w:val="20"/>
-          <w:szCs w:val="20"/>
-          <w:lang w:val="de-CH"/>
-        </w:rPr>
-        <w:t>schuelerId</w:t>
-      </w:r>
-      <w:proofErr w:type="spellEnd"/>
-      <w:r>
-        <w:rPr>
-          <w:rFonts w:ascii="Consolas" w:hAnsi="Consolas"/>
-          <w:sz w:val="20"/>
-          <w:szCs w:val="20"/>
-          <w:lang w:val="de-CH"/>
-        </w:rPr>
-        <w:t>": "325538",</w:t>
-      </w:r>
-    </w:p>
-    <w:p>
-      <w:pPr>
-        <w:pStyle w:val="BodyText"/>
-        <w:rPr>
-          <w:rFonts w:ascii="Consolas" w:hAnsi="Consolas"/>
-          <w:sz w:val="20"/>
-          <w:szCs w:val="20"/>
-          <w:lang w:val="de-CH"/>
-        </w:rPr>
-      </w:pPr>
-      <w:r>
-        <w:rPr>
-          <w:rFonts w:ascii="Consolas" w:hAnsi="Consolas"/>
-          <w:sz w:val="20"/>
-          <w:szCs w:val="20"/>
-          <w:lang w:val="de-CH"/>
-        </w:rPr>
-        <w:t xml:space="preserve">            "</w:t>
-      </w:r>
-      <w:proofErr w:type="spellStart"/>
-      <w:r>
-        <w:rPr>
-          <w:rFonts w:ascii="Consolas" w:hAnsi="Consolas"/>
-          <w:sz w:val="20"/>
-          <w:szCs w:val="20"/>
-          <w:lang w:val="de-CH"/>
-        </w:rPr>
-        <w:t>msg</w:t>
-      </w:r>
-      <w:proofErr w:type="spellEnd"/>
-      <w:r>
-        <w:rPr>
-          <w:rFonts w:ascii="Consolas" w:hAnsi="Consolas"/>
-          <w:sz w:val="20"/>
-          <w:szCs w:val="20"/>
-          <w:lang w:val="de-CH"/>
-        </w:rPr>
-        <w:t>": null</w:t>
-      </w:r>
-    </w:p>
-    <w:p>
-      <w:pPr>
-        <w:pStyle w:val="BodyText"/>
-        <w:rPr>
-          <w:rFonts w:ascii="Consolas" w:hAnsi="Consolas"/>
-          <w:sz w:val="20"/>
-          <w:szCs w:val="20"/>
-          <w:lang w:val="de-CH"/>
-        </w:rPr>
-      </w:pPr>
-      <w:r>
-        <w:rPr>
-          <w:rFonts w:ascii="Consolas" w:hAnsi="Consolas"/>
-          <w:sz w:val="20"/>
-          <w:szCs w:val="20"/>
-          <w:lang w:val="de-CH"/>
-        </w:rPr>
-        <w:t xml:space="preserve">        },</w:t>
-      </w:r>
-    </w:p>
-    <w:p>
-      <w:pPr>
-        <w:pStyle w:val="BodyText"/>
-        <w:rPr>
-          <w:rFonts w:ascii="Consolas" w:hAnsi="Consolas"/>
-          <w:sz w:val="20"/>
-          <w:szCs w:val="20"/>
-          <w:lang w:val="de-CH"/>
-        </w:rPr>
-      </w:pPr>
-      <w:r>
-        <w:rPr>
-          <w:rFonts w:ascii="Consolas" w:hAnsi="Consolas"/>
-          <w:sz w:val="20"/>
-          <w:szCs w:val="20"/>
-          <w:lang w:val="de-CH"/>
-        </w:rPr>
-        <w:t xml:space="preserve">        {</w:t>
-      </w:r>
-    </w:p>
-    <w:p>
-      <w:pPr>
-        <w:pStyle w:val="BodyText"/>
-        <w:rPr>
-          <w:rFonts w:ascii="Consolas" w:hAnsi="Consolas"/>
-          <w:sz w:val="20"/>
-          <w:szCs w:val="20"/>
-          <w:lang w:val="de-CH"/>
-        </w:rPr>
-      </w:pPr>
-      <w:r>
-        <w:rPr>
-          <w:rFonts w:ascii="Consolas" w:hAnsi="Consolas"/>
-          <w:sz w:val="20"/>
-          <w:szCs w:val="20"/>
-          <w:lang w:val="de-CH"/>
-        </w:rPr>
-        <w:t xml:space="preserve">            "</w:t>
-      </w:r>
-      <w:proofErr w:type="spellStart"/>
-      <w:r>
-        <w:rPr>
-          <w:rFonts w:ascii="Consolas" w:hAnsi="Consolas"/>
-          <w:sz w:val="20"/>
-          <w:szCs w:val="20"/>
-          <w:lang w:val="de-CH"/>
-        </w:rPr>
-        <w:t>status</w:t>
-      </w:r>
-      <w:proofErr w:type="spellEnd"/>
-      <w:r>
-        <w:rPr>
-          <w:rFonts w:ascii="Consolas" w:hAnsi="Consolas"/>
-          <w:sz w:val="20"/>
-          <w:szCs w:val="20"/>
-          <w:lang w:val="de-CH"/>
-        </w:rPr>
-        <w:t>": "OK",</w:t>
-      </w:r>
-    </w:p>
-    <w:p>
-      <w:pPr>
-        <w:pStyle w:val="BodyText"/>
-        <w:rPr>
-          <w:rFonts w:ascii="Consolas" w:hAnsi="Consolas"/>
-          <w:sz w:val="20"/>
-          <w:szCs w:val="20"/>
-          <w:lang w:val="de-CH"/>
-        </w:rPr>
-      </w:pPr>
-      <w:r>
-        <w:rPr>
-          <w:rFonts w:ascii="Consolas" w:hAnsi="Consolas"/>
-          <w:sz w:val="20"/>
-          <w:szCs w:val="20"/>
-          <w:lang w:val="de-CH"/>
-        </w:rPr>
-        <w:t xml:space="preserve">            "</w:t>
-      </w:r>
-      <w:proofErr w:type="spellStart"/>
-      <w:r>
-        <w:rPr>
-          <w:rFonts w:ascii="Consolas" w:hAnsi="Consolas"/>
-          <w:sz w:val="20"/>
-          <w:szCs w:val="20"/>
-          <w:lang w:val="de-CH"/>
-        </w:rPr>
-        <w:t>schuelerId</w:t>
-      </w:r>
-      <w:proofErr w:type="spellEnd"/>
-      <w:r>
-        <w:rPr>
-          <w:rFonts w:ascii="Consolas" w:hAnsi="Consolas"/>
-          <w:sz w:val="20"/>
-          <w:szCs w:val="20"/>
-          <w:lang w:val="de-CH"/>
-        </w:rPr>
-        <w:t>": "615133",</w:t>
-      </w:r>
-    </w:p>
-    <w:p>
-      <w:pPr>
-        <w:pStyle w:val="BodyText"/>
-        <w:rPr>
-          <w:rFonts w:ascii="Consolas" w:hAnsi="Consolas"/>
-          <w:sz w:val="20"/>
-          <w:szCs w:val="20"/>
-          <w:lang w:val="de-CH"/>
-        </w:rPr>
-      </w:pPr>
-      <w:r>
-        <w:rPr>
-          <w:rFonts w:ascii="Consolas" w:hAnsi="Consolas"/>
-          <w:sz w:val="20"/>
-          <w:szCs w:val="20"/>
-          <w:lang w:val="de-CH"/>
-        </w:rPr>
-        <w:t xml:space="preserve">            "</w:t>
-      </w:r>
-      <w:proofErr w:type="spellStart"/>
-      <w:r>
-        <w:rPr>
-          <w:rFonts w:ascii="Consolas" w:hAnsi="Consolas"/>
-          <w:sz w:val="20"/>
-          <w:szCs w:val="20"/>
-          <w:lang w:val="de-CH"/>
-        </w:rPr>
-        <w:t>msg</w:t>
-      </w:r>
-      <w:proofErr w:type="spellEnd"/>
-      <w:r>
-        <w:rPr>
-          <w:rFonts w:ascii="Consolas" w:hAnsi="Consolas"/>
-          <w:sz w:val="20"/>
-          <w:szCs w:val="20"/>
-          <w:lang w:val="de-CH"/>
-        </w:rPr>
-        <w:t>": null</w:t>
-      </w:r>
-    </w:p>
-    <w:p>
-      <w:pPr>
-        <w:pStyle w:val="BodyText"/>
-        <w:rPr>
-          <w:rFonts w:ascii="Consolas" w:hAnsi="Consolas"/>
-          <w:sz w:val="20"/>
-          <w:szCs w:val="20"/>
-          <w:lang w:val="de-CH"/>
-        </w:rPr>
-      </w:pPr>
-      <w:r>
-        <w:rPr>
-          <w:rFonts w:ascii="Consolas" w:hAnsi="Consolas"/>
-          <w:sz w:val="20"/>
-          <w:szCs w:val="20"/>
-          <w:lang w:val="de-CH"/>
-        </w:rPr>
-        <w:t xml:space="preserve">        },</w:t>
-      </w:r>
-    </w:p>
-    <w:p>
-      <w:pPr>
-        <w:pStyle w:val="BodyText"/>
-        <w:rPr>
-          <w:rFonts w:ascii="Consolas" w:hAnsi="Consolas"/>
-          <w:sz w:val="20"/>
-          <w:szCs w:val="20"/>
-          <w:lang w:val="de-CH"/>
-        </w:rPr>
-      </w:pPr>
-      <w:r>
-        <w:rPr>
-          <w:rFonts w:ascii="Consolas" w:hAnsi="Consolas"/>
-          <w:sz w:val="20"/>
-          <w:szCs w:val="20"/>
-          <w:lang w:val="de-CH"/>
-        </w:rPr>
-        <w:t xml:space="preserve">        {</w:t>
-      </w:r>
-    </w:p>
-    <w:p>
-      <w:pPr>
-        <w:pStyle w:val="BodyText"/>
-        <w:rPr>
-          <w:rFonts w:ascii="Consolas" w:hAnsi="Consolas"/>
-          <w:sz w:val="20"/>
-          <w:szCs w:val="20"/>
-          <w:lang w:val="de-CH"/>
-        </w:rPr>
-      </w:pPr>
-      <w:r>
-        <w:rPr>
-          <w:rFonts w:ascii="Consolas" w:hAnsi="Consolas"/>
-          <w:sz w:val="20"/>
-          <w:szCs w:val="20"/>
-          <w:lang w:val="de-CH"/>
-        </w:rPr>
-        <w:t xml:space="preserve">            "</w:t>
-      </w:r>
-      <w:proofErr w:type="spellStart"/>
-      <w:r>
-        <w:rPr>
-          <w:rFonts w:ascii="Consolas" w:hAnsi="Consolas"/>
-          <w:sz w:val="20"/>
-          <w:szCs w:val="20"/>
-          <w:lang w:val="de-CH"/>
-        </w:rPr>
-        <w:t>status</w:t>
-      </w:r>
-      <w:proofErr w:type="spellEnd"/>
-      <w:r>
-        <w:rPr>
-          <w:rFonts w:ascii="Consolas" w:hAnsi="Consolas"/>
-          <w:sz w:val="20"/>
-          <w:szCs w:val="20"/>
-          <w:lang w:val="de-CH"/>
-        </w:rPr>
-        <w:t>": "OK",</w:t>
-      </w:r>
-    </w:p>
-    <w:p>
-      <w:pPr>
-        <w:pStyle w:val="BodyText"/>
-        <w:rPr>
-          <w:rFonts w:ascii="Consolas" w:hAnsi="Consolas"/>
-          <w:sz w:val="20"/>
-          <w:szCs w:val="20"/>
-          <w:lang w:val="de-CH"/>
-        </w:rPr>
-      </w:pPr>
-      <w:r>
-        <w:rPr>
-          <w:rFonts w:ascii="Consolas" w:hAnsi="Consolas"/>
-          <w:sz w:val="20"/>
-          <w:szCs w:val="20"/>
-          <w:lang w:val="de-CH"/>
-        </w:rPr>
-        <w:t xml:space="preserve">            "</w:t>
-      </w:r>
-      <w:proofErr w:type="spellStart"/>
-      <w:r>
-        <w:rPr>
-          <w:rFonts w:ascii="Consolas" w:hAnsi="Consolas"/>
-          <w:sz w:val="20"/>
-          <w:szCs w:val="20"/>
-          <w:lang w:val="de-CH"/>
-        </w:rPr>
-        <w:t>schuelerId</w:t>
-      </w:r>
-      <w:proofErr w:type="spellEnd"/>
-      <w:r>
-        <w:rPr>
-          <w:rFonts w:ascii="Consolas" w:hAnsi="Consolas"/>
-          <w:sz w:val="20"/>
-          <w:szCs w:val="20"/>
-          <w:lang w:val="de-CH"/>
-        </w:rPr>
-        <w:t>": "433928",</w:t>
-      </w:r>
-    </w:p>
-    <w:p>
-      <w:pPr>
-        <w:pStyle w:val="BodyText"/>
-        <w:rPr>
-          <w:rFonts w:ascii="Consolas" w:hAnsi="Consolas"/>
-          <w:sz w:val="20"/>
-          <w:szCs w:val="20"/>
-          <w:lang w:val="de-CH"/>
-        </w:rPr>
-      </w:pPr>
-      <w:r>
-        <w:rPr>
-          <w:rFonts w:ascii="Consolas" w:hAnsi="Consolas"/>
-          <w:sz w:val="20"/>
-          <w:szCs w:val="20"/>
-          <w:lang w:val="de-CH"/>
-        </w:rPr>
-        <w:t xml:space="preserve">            "</w:t>
-      </w:r>
-      <w:proofErr w:type="spellStart"/>
-      <w:r>
-        <w:rPr>
-          <w:rFonts w:ascii="Consolas" w:hAnsi="Consolas"/>
-          <w:sz w:val="20"/>
-          <w:szCs w:val="20"/>
-          <w:lang w:val="de-CH"/>
-        </w:rPr>
-        <w:t>msg</w:t>
-      </w:r>
-      <w:proofErr w:type="spellEnd"/>
-      <w:r>
-        <w:rPr>
-          <w:rFonts w:ascii="Consolas" w:hAnsi="Consolas"/>
-          <w:sz w:val="20"/>
-          <w:szCs w:val="20"/>
-          <w:lang w:val="de-CH"/>
-        </w:rPr>
-        <w:t>": null</w:t>
-      </w:r>
-    </w:p>
-    <w:p>
-      <w:pPr>
-        <w:pStyle w:val="BodyText"/>
-        <w:rPr>
-          <w:rFonts w:ascii="Consolas" w:hAnsi="Consolas"/>
-          <w:sz w:val="20"/>
-          <w:szCs w:val="20"/>
-          <w:lang w:val="de-CH"/>
-        </w:rPr>
-      </w:pPr>
-      <w:r>
-        <w:rPr>
-          <w:rFonts w:ascii="Consolas" w:hAnsi="Consolas"/>
-          <w:sz w:val="20"/>
-          <w:szCs w:val="20"/>
-          <w:lang w:val="de-CH"/>
-        </w:rPr>
-        <w:t xml:space="preserve">        }</w:t>
-      </w:r>
-    </w:p>
-    <w:p>
-      <w:pPr>
-        <w:pStyle w:val="BodyText"/>
-        <w:rPr>
-          <w:rFonts w:ascii="Consolas" w:hAnsi="Consolas"/>
-          <w:sz w:val="20"/>
-          <w:szCs w:val="20"/>
-          <w:lang w:val="de-CH"/>
-        </w:rPr>
-      </w:pPr>
-      <w:r>
-        <w:rPr>
-          <w:rFonts w:ascii="Consolas" w:hAnsi="Consolas"/>
-          <w:sz w:val="20"/>
-          <w:szCs w:val="20"/>
-          <w:lang w:val="de-CH"/>
-        </w:rPr>
-        <w:t xml:space="preserve">    ]</w:t>
-      </w:r>
-    </w:p>
-    <w:p>
-      <w:pPr>
-        <w:pStyle w:val="BodyText"/>
-        <w:rPr>
-          <w:rFonts w:ascii="Consolas" w:hAnsi="Consolas"/>
-          <w:sz w:val="20"/>
-          <w:szCs w:val="20"/>
-          <w:lang w:val="de-CH"/>
-        </w:rPr>
-      </w:pPr>
-      <w:r>
-        <w:rPr>
-          <w:rFonts w:ascii="Consolas" w:hAnsi="Consolas"/>
-          <w:sz w:val="20"/>
-          <w:szCs w:val="20"/>
-          <w:lang w:val="de-CH"/>
-        </w:rPr>
-        <w:t>}</w:t>
-      </w:r>
-    </w:p>
-    <w:p>
-      <w:pPr>
-        <w:pStyle w:val="BodyText"/>
-        <w:rPr>
-          <w:lang w:val="de-CH"/>
+          <w:lang w:val="en-CH"/>
         </w:rPr>
       </w:pPr>
     </w:p>
@@ -2851,7 +4010,7 @@
 </file>
 
 <file path=word/numbering.xml><?xml version="1.0" encoding="utf-8"?>
-<w:numbering xmlns:wpc="http://schemas.microsoft.com/office/word/2010/wordprocessingCanvas" xmlns:cx="http://schemas.microsoft.com/office/drawing/2014/chartex" xmlns:cx1="http://schemas.microsoft.com/office/drawing/2015/9/8/chartex" xmlns:cx2="http://schemas.microsoft.com/office/drawing/2015/10/21/chartex" xmlns:cx3="http://schemas.microsoft.com/office/drawing/2016/5/9/chartex" xmlns:cx4="http://schemas.microsoft.com/office/drawing/2016/5/10/chartex" xmlns:cx5="http://schemas.microsoft.com/office/drawing/2016/5/11/chartex" xmlns:cx6="http://schemas.microsoft.com/office/drawing/2016/5/12/chartex" xmlns:cx7="http://schemas.microsoft.com/office/drawing/2016/5/13/chartex" xmlns:cx8="http://schemas.microsoft.com/office/drawing/2016/5/14/chartex" xmlns:mc="http://schemas.openxmlformats.org/markup-compatibility/2006" xmlns:aink="http://schemas.microsoft.com/office/drawing/2016/ink" xmlns:am3d="http://schemas.microsoft.com/office/drawing/2017/model3d" xmlns:o="urn:schemas-microsoft-com:office:office" xmlns:oel="http://schemas.microsoft.com/office/2019/extlst" xmlns:r="http://schemas.openxmlformats.org/officeDocument/2006/relationships" xmlns:m="http://schemas.openxmlformats.org/officeDocument/2006/math" xmlns:v="urn:schemas-microsoft-com:vml" xmlns:wp14="http://schemas.microsoft.com/office/word/2010/wordprocessingDrawing" xmlns:wp="http://schemas.openxmlformats.org/drawingml/2006/wordprocessingDrawing" xmlns:w10="urn:schemas-microsoft-com:office:word" xmlns:w="http://schemas.openxmlformats.org/wordprocessingml/2006/main" xmlns:w14="http://schemas.microsoft.com/office/word/2010/wordml" xmlns:w15="http://schemas.microsoft.com/office/word/2012/wordml" xmlns:w16cex="http://schemas.microsoft.com/office/word/2018/wordml/cex" xmlns:w16cid="http://schemas.microsoft.com/office/word/2016/wordml/cid" xmlns:w16="http://schemas.microsoft.com/office/word/2018/wordml" xmlns:w16du="http://schemas.microsoft.com/office/word/2023/wordml/word16du" xmlns:w16sdtdh="http://schemas.microsoft.com/office/word/2020/wordml/sdtdatahash" xmlns:w16se="http://schemas.microsoft.com/office/word/2015/wordml/symex" xmlns:wpg="http://schemas.microsoft.com/office/word/2010/wordprocessingGroup" xmlns:wpi="http://schemas.microsoft.com/office/word/2010/wordprocessingInk" xmlns:wne="http://schemas.microsoft.com/office/word/2006/wordml" xmlns:wps="http://schemas.microsoft.com/office/word/2010/wordprocessingShape" mc:Ignorable="w14 w15 w16se w16cid w16 w16cex w16sdtdh w16du wp14">
+<w:numbering xmlns:wpc="http://schemas.microsoft.com/office/word/2010/wordprocessingCanvas" xmlns:cx="http://schemas.microsoft.com/office/drawing/2014/chartex" xmlns:cx1="http://schemas.microsoft.com/office/drawing/2015/9/8/chartex" xmlns:cx2="http://schemas.microsoft.com/office/drawing/2015/10/21/chartex" xmlns:cx3="http://schemas.microsoft.com/office/drawing/2016/5/9/chartex" xmlns:cx4="http://schemas.microsoft.com/office/drawing/2016/5/10/chartex" xmlns:cx5="http://schemas.microsoft.com/office/drawing/2016/5/11/chartex" xmlns:cx6="http://schemas.microsoft.com/office/drawing/2016/5/12/chartex" xmlns:cx7="http://schemas.microsoft.com/office/drawing/2016/5/13/chartex" xmlns:cx8="http://schemas.microsoft.com/office/drawing/2016/5/14/chartex" xmlns:mc="http://schemas.openxmlformats.org/markup-compatibility/2006" xmlns:aink="http://schemas.microsoft.com/office/drawing/2016/ink" xmlns:am3d="http://schemas.microsoft.com/office/drawing/2017/model3d" xmlns:o="urn:schemas-microsoft-com:office:office" xmlns:oel="http://schemas.microsoft.com/office/2019/extlst" xmlns:r="http://schemas.openxmlformats.org/officeDocument/2006/relationships" xmlns:m="http://schemas.openxmlformats.org/officeDocument/2006/math" xmlns:v="urn:schemas-microsoft-com:vml" xmlns:wp14="http://schemas.microsoft.com/office/word/2010/wordprocessingDrawing" xmlns:wp="http://schemas.openxmlformats.org/drawingml/2006/wordprocessingDrawing" xmlns:w10="urn:schemas-microsoft-com:office:word" xmlns:w="http://schemas.openxmlformats.org/wordprocessingml/2006/main" xmlns:w14="http://schemas.microsoft.com/office/word/2010/wordml" xmlns:w15="http://schemas.microsoft.com/office/word/2012/wordml" xmlns:w16cex="http://schemas.microsoft.com/office/word/2018/wordml/cex" xmlns:w16cid="http://schemas.microsoft.com/office/word/2016/wordml/cid" xmlns:w16="http://schemas.microsoft.com/office/word/2018/wordml" xmlns:w16du="http://schemas.microsoft.com/office/word/2023/wordml/word16du" xmlns:w16sdtdh="http://schemas.microsoft.com/office/word/2020/wordml/sdtdatahash" xmlns:w16sdtfl="http://schemas.microsoft.com/office/word/2024/wordml/sdtformatlock" xmlns:w16se="http://schemas.microsoft.com/office/word/2015/wordml/symex" xmlns:wpg="http://schemas.microsoft.com/office/word/2010/wordprocessingGroup" xmlns:wpi="http://schemas.microsoft.com/office/word/2010/wordprocessingInk" xmlns:wne="http://schemas.microsoft.com/office/word/2006/wordml" xmlns:wps="http://schemas.microsoft.com/office/word/2010/wordprocessingShape" mc:Ignorable="w14 w15 w16se w16cid w16 w16cex w16sdtdh w16sdtfl w16du wp14">
   <w:abstractNum w:abstractNumId="0" w15:restartNumberingAfterBreak="0">
     <w:nsid w:val="0711548E"/>
     <w:multiLevelType w:val="multilevel"/>
@@ -4886,7 +6045,7 @@
 </file>
 
 <file path=word/styles.xml><?xml version="1.0" encoding="utf-8"?>
-<w:styles xmlns:mc="http://schemas.openxmlformats.org/markup-compatibility/2006" xmlns:r="http://schemas.openxmlformats.org/officeDocument/2006/relationships" xmlns:w="http://schemas.openxmlformats.org/wordprocessingml/2006/main" xmlns:w14="http://schemas.microsoft.com/office/word/2010/wordml" xmlns:w15="http://schemas.microsoft.com/office/word/2012/wordml" xmlns:w16cex="http://schemas.microsoft.com/office/word/2018/wordml/cex" xmlns:w16cid="http://schemas.microsoft.com/office/word/2016/wordml/cid" xmlns:w16="http://schemas.microsoft.com/office/word/2018/wordml" xmlns:w16du="http://schemas.microsoft.com/office/word/2023/wordml/word16du" xmlns:w16sdtdh="http://schemas.microsoft.com/office/word/2020/wordml/sdtdatahash" xmlns:w16se="http://schemas.microsoft.com/office/word/2015/wordml/symex" mc:Ignorable="w14 w15 w16se w16cid w16 w16cex w16sdtdh w16du">
+<w:styles xmlns:mc="http://schemas.openxmlformats.org/markup-compatibility/2006" xmlns:r="http://schemas.openxmlformats.org/officeDocument/2006/relationships" xmlns:w="http://schemas.openxmlformats.org/wordprocessingml/2006/main" xmlns:w14="http://schemas.microsoft.com/office/word/2010/wordml" xmlns:w15="http://schemas.microsoft.com/office/word/2012/wordml" xmlns:w16cex="http://schemas.microsoft.com/office/word/2018/wordml/cex" xmlns:w16cid="http://schemas.microsoft.com/office/word/2016/wordml/cid" xmlns:w16="http://schemas.microsoft.com/office/word/2018/wordml" xmlns:w16du="http://schemas.microsoft.com/office/word/2023/wordml/word16du" xmlns:w16sdtdh="http://schemas.microsoft.com/office/word/2020/wordml/sdtdatahash" xmlns:w16sdtfl="http://schemas.microsoft.com/office/word/2024/wordml/sdtformatlock" xmlns:w16se="http://schemas.microsoft.com/office/word/2015/wordml/symex" mc:Ignorable="w14 w15 w16se w16cid w16 w16cex w16sdtdh w16sdtfl w16du">
   <w:docDefaults>
     <w:rPrDefault>
       <w:rPr>
@@ -5498,6 +6657,57 @@
       <w:u w:val="single"/>
     </w:rPr>
   </w:style>
+  <w:style w:type="paragraph" w:styleId="HTMLPreformatted">
+    <w:name w:val="HTML Preformatted"/>
+    <w:basedOn w:val="Normal"/>
+    <w:link w:val="HTMLPreformattedChar"/>
+    <w:uiPriority w:val="99"/>
+    <w:semiHidden/>
+    <w:unhideWhenUsed/>
+    <w:rsid w:val="0015665F"/>
+    <w:pPr>
+      <w:tabs>
+        <w:tab w:val="left" w:pos="916"/>
+        <w:tab w:val="left" w:pos="1832"/>
+        <w:tab w:val="left" w:pos="2748"/>
+        <w:tab w:val="left" w:pos="3664"/>
+        <w:tab w:val="left" w:pos="4580"/>
+        <w:tab w:val="left" w:pos="5496"/>
+        <w:tab w:val="left" w:pos="6412"/>
+        <w:tab w:val="left" w:pos="7328"/>
+        <w:tab w:val="left" w:pos="8244"/>
+        <w:tab w:val="left" w:pos="9160"/>
+        <w:tab w:val="left" w:pos="10076"/>
+        <w:tab w:val="left" w:pos="10992"/>
+        <w:tab w:val="left" w:pos="11908"/>
+        <w:tab w:val="left" w:pos="12824"/>
+        <w:tab w:val="left" w:pos="13740"/>
+        <w:tab w:val="left" w:pos="14656"/>
+      </w:tabs>
+    </w:pPr>
+    <w:rPr>
+      <w:rFonts w:ascii="Courier New" w:eastAsia="Times New Roman" w:hAnsi="Courier New" w:cs="Courier New"/>
+      <w:kern w:val="0"/>
+      <w:sz w:val="20"/>
+      <w:szCs w:val="20"/>
+      <w:lang w:val="en-CH" w:eastAsia="en-GB" w:bidi="ar-SA"/>
+    </w:rPr>
+  </w:style>
+  <w:style w:type="character" w:customStyle="1" w:styleId="HTMLPreformattedChar">
+    <w:name w:val="HTML Preformatted Char"/>
+    <w:basedOn w:val="DefaultParagraphFont"/>
+    <w:link w:val="HTMLPreformatted"/>
+    <w:uiPriority w:val="99"/>
+    <w:semiHidden/>
+    <w:rsid w:val="0015665F"/>
+    <w:rPr>
+      <w:rFonts w:ascii="Courier New" w:eastAsia="Times New Roman" w:hAnsi="Courier New" w:cs="Courier New"/>
+      <w:kern w:val="0"/>
+      <w:sz w:val="20"/>
+      <w:szCs w:val="20"/>
+      <w:lang w:val="en-CH" w:eastAsia="en-GB" w:bidi="ar-SA"/>
+    </w:rPr>
+  </w:style>
 </w:styles>
 </file>
 
@@ -5797,15 +7007,21 @@
 </file>
 
 <file path=customXml/item1.xml><?xml version="1.0" encoding="utf-8"?>
-<?mso-contentType ?>
-<FormTemplates xmlns="http://schemas.microsoft.com/sharepoint/v3/contenttype/forms">
-  <Display>DocumentLibraryForm</Display>
-  <Edit>DocumentLibraryForm</Edit>
-  <New>DocumentLibraryForm</New>
-</FormTemplates>
+<b:Sources xmlns:b="http://schemas.openxmlformats.org/officeDocument/2006/bibliography" xmlns="http://schemas.openxmlformats.org/officeDocument/2006/bibliography" SelectedStyle="\APASixthEditionOfficeOnline.xsl" StyleName="APA" Version="6"/>
 </file>
 
 <file path=customXml/item2.xml><?xml version="1.0" encoding="utf-8"?>
+<p:properties xmlns:p="http://schemas.microsoft.com/office/2006/metadata/properties" xmlns:xsi="http://www.w3.org/2001/XMLSchema-instance" xmlns:pc="http://schemas.microsoft.com/office/infopath/2007/PartnerControls">
+  <documentManagement>
+    <lcf76f155ced4ddcb4097134ff3c332f xmlns="c4f5d47a-0ee9-467e-bece-6773fb62c5ba">
+      <Terms xmlns="http://schemas.microsoft.com/office/infopath/2007/PartnerControls"/>
+    </lcf76f155ced4ddcb4097134ff3c332f>
+    <TaxCatchAll xmlns="a1dd2ac3-eaf5-4ac3-9f14-4e9c78a250b4" xsi:nil="true"/>
+  </documentManagement>
+</p:properties>
+</file>
+
+<file path=customXml/item3.xml><?xml version="1.0" encoding="utf-8"?>
 <ct:contentTypeSchema xmlns:ct="http://schemas.microsoft.com/office/2006/metadata/contentType" xmlns:ma="http://schemas.microsoft.com/office/2006/metadata/properties/metaAttributes" ct:_="" ma:_="" ma:contentTypeName="Dokument" ma:contentTypeID="0x010100B0CAE582A2A62841947FADC098D43216" ma:contentTypeVersion="18" ma:contentTypeDescription="Ein neues Dokument erstellen." ma:contentTypeScope="" ma:versionID="dfb359138f1a2830dfa7be6306584e85">
   <xsd:schema xmlns:xsd="http://www.w3.org/2001/XMLSchema" xmlns:xs="http://www.w3.org/2001/XMLSchema" xmlns:p="http://schemas.microsoft.com/office/2006/metadata/properties" xmlns:ns2="c4f5d47a-0ee9-467e-bece-6773fb62c5ba" xmlns:ns3="a1dd2ac3-eaf5-4ac3-9f14-4e9c78a250b4" targetNamespace="http://schemas.microsoft.com/office/2006/metadata/properties" ma:root="true" ma:fieldsID="35be261f74cf4a6ef4859d429f35396e" ns2:_="" ns3:_="">
     <xsd:import namespace="c4f5d47a-0ee9-467e-bece-6773fb62c5ba"/>
@@ -6054,30 +7270,35 @@
 </ct:contentTypeSchema>
 </file>
 
-<file path=customXml/item3.xml><?xml version="1.0" encoding="utf-8"?>
-<p:properties xmlns:p="http://schemas.microsoft.com/office/2006/metadata/properties" xmlns:xsi="http://www.w3.org/2001/XMLSchema-instance" xmlns:pc="http://schemas.microsoft.com/office/infopath/2007/PartnerControls">
-  <documentManagement>
-    <lcf76f155ced4ddcb4097134ff3c332f xmlns="c4f5d47a-0ee9-467e-bece-6773fb62c5ba">
-      <Terms xmlns="http://schemas.microsoft.com/office/infopath/2007/PartnerControls"/>
-    </lcf76f155ced4ddcb4097134ff3c332f>
-    <TaxCatchAll xmlns="a1dd2ac3-eaf5-4ac3-9f14-4e9c78a250b4" xsi:nil="true"/>
-  </documentManagement>
-</p:properties>
-</file>
-
 <file path=customXml/item4.xml><?xml version="1.0" encoding="utf-8"?>
-<b:Sources xmlns:b="http://schemas.openxmlformats.org/officeDocument/2006/bibliography" xmlns="http://schemas.openxmlformats.org/officeDocument/2006/bibliography" SelectedStyle="\APASixthEditionOfficeOnline.xsl" StyleName="APA" Version="6"/>
+<?mso-contentType ?>
+<FormTemplates xmlns="http://schemas.microsoft.com/sharepoint/v3/contenttype/forms">
+  <Display>DocumentLibraryForm</Display>
+  <Edit>DocumentLibraryForm</Edit>
+  <New>DocumentLibraryForm</New>
+</FormTemplates>
 </file>
 
 <file path=customXml/itemProps1.xml><?xml version="1.0" encoding="utf-8"?>
-<ds:datastoreItem xmlns:ds="http://schemas.openxmlformats.org/officeDocument/2006/customXml" ds:itemID="{C6B79121-551C-4F66-AC4F-710CCF2B1921}">
+<ds:datastoreItem xmlns:ds="http://schemas.openxmlformats.org/officeDocument/2006/customXml" ds:itemID="{51B9D588-C7E4-447C-B2A1-2ED001B665C7}">
   <ds:schemaRefs>
-    <ds:schemaRef ds:uri="http://schemas.microsoft.com/sharepoint/v3/contenttype/forms"/>
+    <ds:schemaRef ds:uri="http://schemas.openxmlformats.org/officeDocument/2006/bibliography"/>
   </ds:schemaRefs>
 </ds:datastoreItem>
 </file>
 
 <file path=customXml/itemProps2.xml><?xml version="1.0" encoding="utf-8"?>
+<ds:datastoreItem xmlns:ds="http://schemas.openxmlformats.org/officeDocument/2006/customXml" ds:itemID="{92AAF6A2-21A7-4043-A4D1-6A4B23D126CB}">
+  <ds:schemaRefs>
+    <ds:schemaRef ds:uri="http://schemas.microsoft.com/office/2006/metadata/properties"/>
+    <ds:schemaRef ds:uri="http://schemas.microsoft.com/office/infopath/2007/PartnerControls"/>
+    <ds:schemaRef ds:uri="c4f5d47a-0ee9-467e-bece-6773fb62c5ba"/>
+    <ds:schemaRef ds:uri="a1dd2ac3-eaf5-4ac3-9f14-4e9c78a250b4"/>
+  </ds:schemaRefs>
+</ds:datastoreItem>
+</file>
+
+<file path=customXml/itemProps3.xml><?xml version="1.0" encoding="utf-8"?>
 <ds:datastoreItem xmlns:ds="http://schemas.openxmlformats.org/officeDocument/2006/customXml" ds:itemID="{C0A3172F-471B-4DD2-8A6D-E4651C961C5D}">
   <ds:schemaRefs>
     <ds:schemaRef ds:uri="http://schemas.microsoft.com/office/2006/metadata/contentType"/>
@@ -6096,21 +7317,10 @@
 </ds:datastoreItem>
 </file>
 
-<file path=customXml/itemProps3.xml><?xml version="1.0" encoding="utf-8"?>
-<ds:datastoreItem xmlns:ds="http://schemas.openxmlformats.org/officeDocument/2006/customXml" ds:itemID="{92AAF6A2-21A7-4043-A4D1-6A4B23D126CB}">
+<file path=customXml/itemProps4.xml><?xml version="1.0" encoding="utf-8"?>
+<ds:datastoreItem xmlns:ds="http://schemas.openxmlformats.org/officeDocument/2006/customXml" ds:itemID="{C6B79121-551C-4F66-AC4F-710CCF2B1921}">
   <ds:schemaRefs>
-    <ds:schemaRef ds:uri="http://schemas.microsoft.com/office/2006/metadata/properties"/>
-    <ds:schemaRef ds:uri="http://schemas.microsoft.com/office/infopath/2007/PartnerControls"/>
-    <ds:schemaRef ds:uri="c4f5d47a-0ee9-467e-bece-6773fb62c5ba"/>
-    <ds:schemaRef ds:uri="a1dd2ac3-eaf5-4ac3-9f14-4e9c78a250b4"/>
-  </ds:schemaRefs>
-</ds:datastoreItem>
-</file>
-
-<file path=customXml/itemProps4.xml><?xml version="1.0" encoding="utf-8"?>
-<ds:datastoreItem xmlns:ds="http://schemas.openxmlformats.org/officeDocument/2006/customXml" ds:itemID="{51B9D588-C7E4-447C-B2A1-2ED001B665C7}">
-  <ds:schemaRefs>
-    <ds:schemaRef ds:uri="http://schemas.openxmlformats.org/officeDocument/2006/bibliography"/>
+    <ds:schemaRef ds:uri="http://schemas.microsoft.com/sharepoint/v3/contenttype/forms"/>
   </ds:schemaRefs>
 </ds:datastoreItem>
 </file>
--- a/api/docs/escada-service/EscadaSchnittstelle.docx
+++ b/api/docs/escada-service/EscadaSchnittstelle.docx
@@ -569,6 +569,7 @@
       <w:r>
         <w:rPr>
           <w:rFonts w:ascii="Arial" w:hAnsi="Arial"/>
+          <w:lang w:val="it-CH"/>
         </w:rPr>
         <w:t xml:space="preserve">API Server: </w:t>
       </w:r>
@@ -578,7 +579,7 @@
           <w:rFonts w:ascii="Consolas" w:hAnsi="Consolas"/>
           <w:sz w:val="20"/>
           <w:szCs w:val="20"/>
-          <w:lang w:val="en-CH"/>
+          <w:lang/>
         </w:rPr>
         <w:t xml:space="preserve"> </w:t>
       </w:r>
@@ -1089,7 +1090,7 @@
           <w:rFonts w:ascii="Consolas" w:hAnsi="Consolas"/>
           <w:sz w:val="20"/>
           <w:szCs w:val="20"/>
-          <w:lang w:val="en-CH"/>
+          <w:lang/>
         </w:rPr>
       </w:pPr>
       <w:r>
@@ -1099,7 +1100,7 @@
           <w:bCs/>
           <w:sz w:val="20"/>
           <w:szCs w:val="20"/>
-          <w:lang w:val="en-CH"/>
+          <w:lang/>
         </w:rPr>
         <w:lastRenderedPageBreak/>
         <w:t>#!/bin/sh</w:t>
@@ -1111,7 +1112,7 @@
           <w:bCs/>
           <w:sz w:val="20"/>
           <w:szCs w:val="20"/>
-          <w:lang w:val="en-CH"/>
+          <w:lang/>
         </w:rPr>
         <w:br/>
       </w:r>
@@ -1120,7 +1121,7 @@
           <w:rFonts w:ascii="Consolas" w:hAnsi="Consolas"/>
           <w:sz w:val="20"/>
           <w:szCs w:val="20"/>
-          <w:lang w:val="en-CH"/>
+          <w:lang/>
         </w:rPr>
         <w:t># Replace these values with your actual Keycloak configuration</w:t>
       </w:r>
@@ -1129,7 +1130,7 @@
           <w:rFonts w:ascii="Consolas" w:hAnsi="Consolas"/>
           <w:sz w:val="20"/>
           <w:szCs w:val="20"/>
-          <w:lang w:val="en-CH"/>
+          <w:lang/>
         </w:rPr>
         <w:br/>
         <w:t>KEYCLOAK_URL="https://uat-auth-esc.dvbern.ch"</w:t>
@@ -1139,7 +1140,7 @@
           <w:rFonts w:ascii="Consolas" w:hAnsi="Consolas"/>
           <w:sz w:val="20"/>
           <w:szCs w:val="20"/>
-          <w:lang w:val="en-CH"/>
+          <w:lang/>
         </w:rPr>
         <w:br/>
         <w:t>REALM="bs"</w:t>
@@ -1149,7 +1150,7 @@
           <w:rFonts w:ascii="Consolas" w:hAnsi="Consolas"/>
           <w:sz w:val="20"/>
           <w:szCs w:val="20"/>
-          <w:lang w:val="en-CH"/>
+          <w:lang/>
         </w:rPr>
         <w:br/>
         <w:t>CLIENT_ID="escada-client"</w:t>
@@ -1159,7 +1160,7 @@
           <w:rFonts w:ascii="Consolas" w:hAnsi="Consolas"/>
           <w:sz w:val="20"/>
           <w:szCs w:val="20"/>
-          <w:lang w:val="en-CH"/>
+          <w:lang/>
         </w:rPr>
         <w:br/>
         <w:t>CLIENT_SECRET="</w:t>
@@ -1169,7 +1170,7 @@
           <w:rFonts w:ascii="Consolas" w:hAnsi="Consolas"/>
           <w:sz w:val="20"/>
           <w:szCs w:val="20"/>
-          <w:lang w:val="en-CH"/>
+          <w:lang/>
         </w:rPr>
         <w:t>replaceWithMyEscadaClientSecret</w:t>
       </w:r>
@@ -1178,7 +1179,7 @@
           <w:rFonts w:ascii="Consolas" w:hAnsi="Consolas"/>
           <w:sz w:val="20"/>
           <w:szCs w:val="20"/>
-          <w:lang w:val="en-CH"/>
+          <w:lang/>
         </w:rPr>
         <w:t>"</w:t>
       </w:r>
@@ -1187,7 +1188,7 @@
           <w:rFonts w:ascii="Consolas" w:hAnsi="Consolas"/>
           <w:sz w:val="20"/>
           <w:szCs w:val="20"/>
-          <w:lang w:val="en-CH"/>
+          <w:lang/>
         </w:rPr>
         <w:br/>
         <w:t>USERNAME="escada-service-user@mailbucket.dvbern.ch"</w:t>
@@ -1197,7 +1198,7 @@
           <w:rFonts w:ascii="Consolas" w:hAnsi="Consolas"/>
           <w:sz w:val="20"/>
           <w:szCs w:val="20"/>
-          <w:lang w:val="en-CH"/>
+          <w:lang/>
         </w:rPr>
         <w:br/>
         <w:t>PASSWORD="</w:t>
@@ -1207,7 +1208,7 @@
           <w:rFonts w:ascii="Consolas" w:hAnsi="Consolas"/>
           <w:sz w:val="20"/>
           <w:szCs w:val="20"/>
-          <w:lang w:val="en-CH"/>
+          <w:lang/>
         </w:rPr>
         <w:t>replaceWithUserPw</w:t>
       </w:r>
@@ -1216,7 +1217,7 @@
           <w:rFonts w:ascii="Consolas" w:hAnsi="Consolas"/>
           <w:sz w:val="20"/>
           <w:szCs w:val="20"/>
-          <w:lang w:val="en-CH"/>
+          <w:lang/>
         </w:rPr>
         <w:t>"</w:t>
       </w:r>
@@ -1225,7 +1226,7 @@
           <w:rFonts w:ascii="Consolas" w:hAnsi="Consolas"/>
           <w:sz w:val="20"/>
           <w:szCs w:val="20"/>
-          <w:lang w:val="en-CH"/>
+          <w:lang/>
         </w:rPr>
         <w:br/>
       </w:r>
@@ -1234,7 +1235,7 @@
           <w:rFonts w:ascii="Consolas" w:hAnsi="Consolas"/>
           <w:sz w:val="20"/>
           <w:szCs w:val="20"/>
-          <w:lang w:val="en-CH"/>
+          <w:lang/>
         </w:rPr>
         <w:br/>
         <w:t># Get token using direct access grant</w:t>
@@ -1244,7 +1245,7 @@
           <w:rFonts w:ascii="Consolas" w:hAnsi="Consolas"/>
           <w:sz w:val="20"/>
           <w:szCs w:val="20"/>
-          <w:lang w:val="en-CH"/>
+          <w:lang/>
         </w:rPr>
         <w:br/>
         <w:t>curl -X POST "${KEYCLOAK_URL}/realms/${REALM}/protocol/openid-connect/token" \</w:t>
@@ -1254,7 +1255,7 @@
           <w:rFonts w:ascii="Consolas" w:hAnsi="Consolas"/>
           <w:sz w:val="20"/>
           <w:szCs w:val="20"/>
-          <w:lang w:val="en-CH"/>
+          <w:lang/>
         </w:rPr>
         <w:br/>
         <w:t xml:space="preserve">  -H "Content-Type: application/x-www-form-urlencoded" \</w:t>
@@ -1264,7 +1265,7 @@
           <w:rFonts w:ascii="Consolas" w:hAnsi="Consolas"/>
           <w:sz w:val="20"/>
           <w:szCs w:val="20"/>
-          <w:lang w:val="en-CH"/>
+          <w:lang/>
         </w:rPr>
         <w:br/>
         <w:t xml:space="preserve">  -d "client_id=${CLIENT_ID}" \</w:t>
@@ -1274,7 +1275,7 @@
           <w:rFonts w:ascii="Consolas" w:hAnsi="Consolas"/>
           <w:sz w:val="20"/>
           <w:szCs w:val="20"/>
-          <w:lang w:val="en-CH"/>
+          <w:lang/>
         </w:rPr>
         <w:br/>
         <w:t xml:space="preserve">  -d "client_secret=${CLIENT_SECRET}" \</w:t>
@@ -1284,7 +1285,7 @@
           <w:rFonts w:ascii="Consolas" w:hAnsi="Consolas"/>
           <w:sz w:val="20"/>
           <w:szCs w:val="20"/>
-          <w:lang w:val="en-CH"/>
+          <w:lang/>
         </w:rPr>
         <w:br/>
         <w:t xml:space="preserve">  -d "grant_type=password" \</w:t>
@@ -1294,7 +1295,7 @@
           <w:rFonts w:ascii="Consolas" w:hAnsi="Consolas"/>
           <w:sz w:val="20"/>
           <w:szCs w:val="20"/>
-          <w:lang w:val="en-CH"/>
+          <w:lang/>
         </w:rPr>
         <w:br/>
         <w:t xml:space="preserve">  -d "username=${USERNAME}" \</w:t>
@@ -1304,7 +1305,7 @@
           <w:rFonts w:ascii="Consolas" w:hAnsi="Consolas"/>
           <w:sz w:val="20"/>
           <w:szCs w:val="20"/>
-          <w:lang w:val="en-CH"/>
+          <w:lang/>
         </w:rPr>
         <w:br/>
         <w:t xml:space="preserve">  -d "password=${PASSWORD}"</w:t>
@@ -2073,48 +2074,39 @@
           <w:lang w:val="de-CH"/>
         </w:rPr>
       </w:pPr>
-      <w:hyperlink r:id="rId9" w:tooltip="https://uat-esc-bs.dvbern.ch/" w:history="1">
-        <w:r>
-          <w:rPr>
-            <w:rFonts w:ascii="Consolas" w:hAnsi="Consolas"/>
-            <w:sz w:val="20"/>
-            <w:szCs w:val="20"/>
-            <w:lang w:val="de-CH"/>
-          </w:rPr>
-          <w:t>https://uat-esc-bs.dvbern.ch/</w:t>
-        </w:r>
-      </w:hyperlink>
-      <w:proofErr w:type="spellStart"/>
-      <w:r>
-        <w:rPr>
-          <w:rFonts w:ascii="Consolas" w:hAnsi="Consolas"/>
-          <w:sz w:val="20"/>
-          <w:szCs w:val="20"/>
-          <w:lang w:val="de-CH"/>
-        </w:rPr>
-        <w:t>api</w:t>
-      </w:r>
-      <w:proofErr w:type="spellEnd"/>
-      <w:r>
-        <w:rPr>
-          <w:rFonts w:ascii="Consolas" w:hAnsi="Consolas"/>
-          <w:sz w:val="20"/>
-          <w:szCs w:val="20"/>
-          <w:lang w:val="de-CH"/>
-        </w:rPr>
-        <w:t>/</w:t>
-      </w:r>
-      <w:proofErr w:type="spellStart"/>
-      <w:r>
-        <w:rPr>
-          <w:rFonts w:ascii="Consolas" w:hAnsi="Consolas"/>
-          <w:sz w:val="20"/>
-          <w:szCs w:val="20"/>
-          <w:lang w:val="de-CH"/>
-        </w:rPr>
-        <w:t>escada</w:t>
-      </w:r>
-      <w:proofErr w:type="spellEnd"/>
+      <w:r>
+        <w:fldChar w:fldCharType="begin"/>
+      </w:r>
+      <w:r>
+        <w:rPr>
+          <w:lang w:val="de-CH"/>
+        </w:rPr>
+        <w:instrText>HYPERLINK "https://uat-esc-bs.dvbern.ch/" \o "https://uat-esc-bs.dvbern.ch/"</w:instrText>
+      </w:r>
+      <w:r>
+        <w:fldChar w:fldCharType="separate"/>
+      </w:r>
+      <w:r>
+        <w:rPr>
+          <w:rFonts w:ascii="Consolas" w:hAnsi="Consolas"/>
+          <w:sz w:val="20"/>
+          <w:szCs w:val="20"/>
+          <w:lang w:val="de-CH"/>
+        </w:rPr>
+        <w:t>https://uat-esc-bs.dvbern.ch/</w:t>
+      </w:r>
+      <w:r>
+        <w:fldChar w:fldCharType="end"/>
+      </w:r>
+      <w:r>
+        <w:rPr>
+          <w:rFonts w:ascii="Consolas" w:hAnsi="Consolas"/>
+          <w:sz w:val="20"/>
+          <w:szCs w:val="20"/>
+          <w:lang w:val="de-CH"/>
+        </w:rPr>
+        <w:t>api/escada</w:t>
+      </w:r>
     </w:p>
     <w:p>
       <w:pPr>
@@ -2181,15 +2173,15 @@
           <w:rFonts w:ascii="Consolas" w:hAnsi="Consolas"/>
           <w:sz w:val="20"/>
           <w:szCs w:val="20"/>
-          <w:lang w:val="en-CH"/>
-        </w:rPr>
-      </w:pPr>
-      <w:r>
-        <w:rPr>
-          <w:rFonts w:ascii="Consolas" w:hAnsi="Consolas"/>
-          <w:sz w:val="20"/>
-          <w:szCs w:val="20"/>
-          <w:lang w:val="en-CH"/>
+          <w:lang/>
+        </w:rPr>
+      </w:pPr>
+      <w:r>
+        <w:rPr>
+          <w:rFonts w:ascii="Consolas" w:hAnsi="Consolas"/>
+          <w:sz w:val="20"/>
+          <w:szCs w:val="20"/>
+          <w:lang/>
         </w:rPr>
         <w:t>#!/bin/sh</w:t>
       </w:r>
@@ -2198,7 +2190,7 @@
           <w:rFonts w:ascii="Consolas" w:hAnsi="Consolas"/>
           <w:sz w:val="20"/>
           <w:szCs w:val="20"/>
-          <w:lang w:val="en-CH"/>
+          <w:lang/>
         </w:rPr>
         <w:br/>
       </w:r>
@@ -2207,7 +2199,7 @@
           <w:rFonts w:ascii="Consolas" w:hAnsi="Consolas"/>
           <w:sz w:val="20"/>
           <w:szCs w:val="20"/>
-          <w:lang w:val="en-CH"/>
+          <w:lang/>
         </w:rPr>
         <w:br/>
         <w:t>#Send data</w:t>
@@ -2217,7 +2209,7 @@
           <w:rFonts w:ascii="Consolas" w:hAnsi="Consolas"/>
           <w:sz w:val="20"/>
           <w:szCs w:val="20"/>
-          <w:lang w:val="en-CH"/>
+          <w:lang/>
         </w:rPr>
         <w:br/>
         <w:t># Replace these values with  the actual urls</w:t>
@@ -2227,7 +2219,7 @@
           <w:rFonts w:ascii="Consolas" w:hAnsi="Consolas"/>
           <w:sz w:val="20"/>
           <w:szCs w:val="20"/>
-          <w:lang w:val="en-CH"/>
+          <w:lang/>
         </w:rPr>
         <w:br/>
       </w:r>
@@ -2236,7 +2228,7 @@
           <w:rFonts w:ascii="Consolas" w:hAnsi="Consolas"/>
           <w:sz w:val="20"/>
           <w:szCs w:val="20"/>
-          <w:lang w:val="en-CH"/>
+          <w:lang/>
         </w:rPr>
         <w:t>API_SERVER_URL="https://</w:t>
       </w:r>
@@ -2246,7 +2238,7 @@
           <w:rFonts w:ascii="Consolas" w:hAnsi="Consolas"/>
           <w:sz w:val="20"/>
           <w:szCs w:val="20"/>
-          <w:lang w:val="en-CH"/>
+          <w:lang/>
         </w:rPr>
         <w:t>uat-api-esc-bs.dvbern.ch</w:t>
       </w:r>
@@ -2256,7 +2248,7 @@
           <w:rFonts w:ascii="Consolas" w:hAnsi="Consolas"/>
           <w:sz w:val="20"/>
           <w:szCs w:val="20"/>
-          <w:lang w:val="en-CH"/>
+          <w:lang/>
         </w:rPr>
         <w:t>"</w:t>
       </w:r>
@@ -2265,7 +2257,7 @@
           <w:rFonts w:ascii="Consolas" w:hAnsi="Consolas"/>
           <w:sz w:val="20"/>
           <w:szCs w:val="20"/>
-          <w:lang w:val="en-CH"/>
+          <w:lang/>
         </w:rPr>
         <w:br/>
         <w:t>FILE_TO_SEND="testdata.csv"</w:t>
@@ -2275,7 +2267,7 @@
           <w:rFonts w:ascii="Consolas" w:hAnsi="Consolas"/>
           <w:sz w:val="20"/>
           <w:szCs w:val="20"/>
-          <w:lang w:val="en-CH"/>
+          <w:lang/>
         </w:rPr>
         <w:br/>
       </w:r>
@@ -2284,7 +2276,7 @@
           <w:rFonts w:ascii="Consolas" w:hAnsi="Consolas"/>
           <w:sz w:val="20"/>
           <w:szCs w:val="20"/>
-          <w:lang w:val="en-CH"/>
+          <w:lang/>
         </w:rPr>
         <w:br/>
         <w:t>curl  -X 'POST' \</w:t>
@@ -2294,7 +2286,7 @@
           <w:rFonts w:ascii="Consolas" w:hAnsi="Consolas"/>
           <w:sz w:val="20"/>
           <w:szCs w:val="20"/>
-          <w:lang w:val="en-CH"/>
+          <w:lang/>
         </w:rPr>
         <w:br/>
         <w:t xml:space="preserve">  "${API_SERVER_URL}/api/escada" \</w:t>
@@ -2304,7 +2296,7 @@
           <w:rFonts w:ascii="Consolas" w:hAnsi="Consolas"/>
           <w:sz w:val="20"/>
           <w:szCs w:val="20"/>
-          <w:lang w:val="en-CH"/>
+          <w:lang/>
         </w:rPr>
         <w:br/>
         <w:t xml:space="preserve">  -H "Authorization : Bearer ${ACCESS_TOKEN}" \</w:t>
@@ -2314,7 +2306,7 @@
           <w:rFonts w:ascii="Consolas" w:hAnsi="Consolas"/>
           <w:sz w:val="20"/>
           <w:szCs w:val="20"/>
-          <w:lang w:val="en-CH"/>
+          <w:lang/>
         </w:rPr>
         <w:br/>
         <w:t xml:space="preserve">  -H 'accept: */*' \</w:t>
@@ -2324,7 +2316,7 @@
           <w:rFonts w:ascii="Consolas" w:hAnsi="Consolas"/>
           <w:sz w:val="20"/>
           <w:szCs w:val="20"/>
-          <w:lang w:val="en-CH"/>
+          <w:lang/>
         </w:rPr>
         <w:br/>
         <w:t xml:space="preserve">  -H 'Content-Type: multipart/form-data' \</w:t>
@@ -2334,10 +2326,27 @@
           <w:rFonts w:ascii="Consolas" w:hAnsi="Consolas"/>
           <w:sz w:val="20"/>
           <w:szCs w:val="20"/>
-          <w:lang w:val="en-CH"/>
+          <w:lang/>
         </w:rPr>
         <w:br/>
-        <w:t xml:space="preserve">  -F "csv-data=@${FILE_TO_SEND}"</w:t>
+        <w:t xml:space="preserve">  -F "</w:t>
+      </w:r>
+      <w:r>
+        <w:rPr>
+          <w:rFonts w:ascii="Consolas" w:hAnsi="Consolas"/>
+          <w:sz w:val="20"/>
+          <w:szCs w:val="20"/>
+        </w:rPr>
+        <w:t>file</w:t>
+      </w:r>
+      <w:r>
+        <w:rPr>
+          <w:rFonts w:ascii="Consolas" w:hAnsi="Consolas"/>
+          <w:sz w:val="20"/>
+          <w:szCs w:val="20"/>
+          <w:lang/>
+        </w:rPr>
+        <w:t>=@${FILE_TO_SEND}"</w:t>
       </w:r>
     </w:p>
     <w:p>
@@ -2719,7 +2728,7 @@
           <w:kern w:val="0"/>
           <w:sz w:val="20"/>
           <w:szCs w:val="20"/>
-          <w:lang w:val="en-CH" w:eastAsia="en-GB" w:bidi="ar-SA"/>
+          <w:lang w:eastAsia="en-GB" w:bidi="ar-SA"/>
         </w:rPr>
       </w:pPr>
       <w:r>
@@ -2729,7 +2738,7 @@
           <w:kern w:val="0"/>
           <w:sz w:val="20"/>
           <w:szCs w:val="20"/>
-          <w:lang w:val="en-CH" w:eastAsia="en-GB" w:bidi="ar-SA"/>
+          <w:lang w:eastAsia="en-GB" w:bidi="ar-SA"/>
         </w:rPr>
         <w:t>{</w:t>
       </w:r>
@@ -2740,7 +2749,7 @@
           <w:kern w:val="0"/>
           <w:sz w:val="20"/>
           <w:szCs w:val="20"/>
-          <w:lang w:val="en-CH" w:eastAsia="en-GB" w:bidi="ar-SA"/>
+          <w:lang w:eastAsia="en-GB" w:bidi="ar-SA"/>
         </w:rPr>
         <w:br/>
         <w:t xml:space="preserve">    </w:t>
@@ -2752,7 +2761,7 @@
           <w:kern w:val="0"/>
           <w:sz w:val="20"/>
           <w:szCs w:val="20"/>
-          <w:lang w:val="en-CH" w:eastAsia="en-GB" w:bidi="ar-SA"/>
+          <w:lang w:eastAsia="en-GB" w:bidi="ar-SA"/>
         </w:rPr>
         <w:t>"escadaSyncEventID"</w:t>
       </w:r>
@@ -2763,7 +2772,7 @@
           <w:kern w:val="0"/>
           <w:sz w:val="20"/>
           <w:szCs w:val="20"/>
-          <w:lang w:val="en-CH" w:eastAsia="en-GB" w:bidi="ar-SA"/>
+          <w:lang w:eastAsia="en-GB" w:bidi="ar-SA"/>
         </w:rPr>
         <w:t xml:space="preserve">: </w:t>
       </w:r>
@@ -2774,7 +2783,7 @@
           <w:kern w:val="0"/>
           <w:sz w:val="20"/>
           <w:szCs w:val="20"/>
-          <w:lang w:val="en-CH" w:eastAsia="en-GB" w:bidi="ar-SA"/>
+          <w:lang w:eastAsia="en-GB" w:bidi="ar-SA"/>
         </w:rPr>
         <w:t>"bee4daa0-b</w:t>
       </w:r>
@@ -2785,7 +2794,7 @@
           <w:kern w:val="0"/>
           <w:sz w:val="20"/>
           <w:szCs w:val="20"/>
-          <w:lang w:val="en-CH" w:eastAsia="en-GB" w:bidi="ar-SA"/>
+          <w:lang w:eastAsia="en-GB" w:bidi="ar-SA"/>
         </w:rPr>
         <w:t>43</w:t>
       </w:r>
@@ -2796,7 +2805,7 @@
           <w:kern w:val="0"/>
           <w:sz w:val="20"/>
           <w:szCs w:val="20"/>
-          <w:lang w:val="en-CH" w:eastAsia="en-GB" w:bidi="ar-SA"/>
+          <w:lang w:eastAsia="en-GB" w:bidi="ar-SA"/>
         </w:rPr>
         <w:t>c-40e4-9441-3</w:t>
       </w:r>
@@ -2807,7 +2816,7 @@
           <w:kern w:val="0"/>
           <w:sz w:val="20"/>
           <w:szCs w:val="20"/>
-          <w:lang w:val="en-CH" w:eastAsia="en-GB" w:bidi="ar-SA"/>
+          <w:lang w:eastAsia="en-GB" w:bidi="ar-SA"/>
         </w:rPr>
         <w:t>a1</w:t>
       </w:r>
@@ -2818,7 +2827,7 @@
           <w:kern w:val="0"/>
           <w:sz w:val="20"/>
           <w:szCs w:val="20"/>
-          <w:lang w:val="en-CH" w:eastAsia="en-GB" w:bidi="ar-SA"/>
+          <w:lang w:eastAsia="en-GB" w:bidi="ar-SA"/>
         </w:rPr>
         <w:t>f3aaa5ec82"</w:t>
       </w:r>
@@ -2829,7 +2838,7 @@
           <w:kern w:val="0"/>
           <w:sz w:val="20"/>
           <w:szCs w:val="20"/>
-          <w:lang w:val="en-CH" w:eastAsia="en-GB" w:bidi="ar-SA"/>
+          <w:lang w:eastAsia="en-GB" w:bidi="ar-SA"/>
         </w:rPr>
         <w:t>,</w:t>
       </w:r>
@@ -2840,7 +2849,7 @@
           <w:kern w:val="0"/>
           <w:sz w:val="20"/>
           <w:szCs w:val="20"/>
-          <w:lang w:val="en-CH" w:eastAsia="en-GB" w:bidi="ar-SA"/>
+          <w:lang w:eastAsia="en-GB" w:bidi="ar-SA"/>
         </w:rPr>
         <w:br/>
         <w:t xml:space="preserve">    </w:t>
@@ -2852,7 +2861,7 @@
           <w:kern w:val="0"/>
           <w:sz w:val="20"/>
           <w:szCs w:val="20"/>
-          <w:lang w:val="en-CH" w:eastAsia="en-GB" w:bidi="ar-SA"/>
+          <w:lang w:eastAsia="en-GB" w:bidi="ar-SA"/>
         </w:rPr>
         <w:t>"importTimestamp"</w:t>
       </w:r>
@@ -2863,7 +2872,7 @@
           <w:kern w:val="0"/>
           <w:sz w:val="20"/>
           <w:szCs w:val="20"/>
-          <w:lang w:val="en-CH" w:eastAsia="en-GB" w:bidi="ar-SA"/>
+          <w:lang w:eastAsia="en-GB" w:bidi="ar-SA"/>
         </w:rPr>
         <w:t xml:space="preserve">: </w:t>
       </w:r>
@@ -2874,7 +2883,7 @@
           <w:kern w:val="0"/>
           <w:sz w:val="20"/>
           <w:szCs w:val="20"/>
-          <w:lang w:val="en-CH" w:eastAsia="en-GB" w:bidi="ar-SA"/>
+          <w:lang w:eastAsia="en-GB" w:bidi="ar-SA"/>
         </w:rPr>
         <w:t>"2025-</w:t>
       </w:r>
@@ -2885,7 +2894,7 @@
           <w:kern w:val="0"/>
           <w:sz w:val="20"/>
           <w:szCs w:val="20"/>
-          <w:lang w:val="en-CH" w:eastAsia="en-GB" w:bidi="ar-SA"/>
+          <w:lang w:eastAsia="en-GB" w:bidi="ar-SA"/>
         </w:rPr>
         <w:t>09</w:t>
       </w:r>
@@ -2896,7 +2905,7 @@
           <w:kern w:val="0"/>
           <w:sz w:val="20"/>
           <w:szCs w:val="20"/>
-          <w:lang w:val="en-CH" w:eastAsia="en-GB" w:bidi="ar-SA"/>
+          <w:lang w:eastAsia="en-GB" w:bidi="ar-SA"/>
         </w:rPr>
         <w:t>-20T10:38:46.842706"</w:t>
       </w:r>
@@ -2907,7 +2916,7 @@
           <w:kern w:val="0"/>
           <w:sz w:val="20"/>
           <w:szCs w:val="20"/>
-          <w:lang w:val="en-CH" w:eastAsia="en-GB" w:bidi="ar-SA"/>
+          <w:lang w:eastAsia="en-GB" w:bidi="ar-SA"/>
         </w:rPr>
         <w:t>,</w:t>
       </w:r>
@@ -2918,7 +2927,7 @@
           <w:kern w:val="0"/>
           <w:sz w:val="20"/>
           <w:szCs w:val="20"/>
-          <w:lang w:val="en-CH" w:eastAsia="en-GB" w:bidi="ar-SA"/>
+          <w:lang w:eastAsia="en-GB" w:bidi="ar-SA"/>
         </w:rPr>
         <w:br/>
         <w:t xml:space="preserve">    </w:t>
@@ -2930,7 +2939,7 @@
           <w:kern w:val="0"/>
           <w:sz w:val="20"/>
           <w:szCs w:val="20"/>
-          <w:lang w:val="en-CH" w:eastAsia="en-GB" w:bidi="ar-SA"/>
+          <w:lang w:eastAsia="en-GB" w:bidi="ar-SA"/>
         </w:rPr>
         <w:t>"importDuration"</w:t>
       </w:r>
@@ -2941,7 +2950,7 @@
           <w:kern w:val="0"/>
           <w:sz w:val="20"/>
           <w:szCs w:val="20"/>
-          <w:lang w:val="en-CH" w:eastAsia="en-GB" w:bidi="ar-SA"/>
+          <w:lang w:eastAsia="en-GB" w:bidi="ar-SA"/>
         </w:rPr>
         <w:t xml:space="preserve">: </w:t>
       </w:r>
@@ -2952,7 +2961,7 @@
           <w:kern w:val="0"/>
           <w:sz w:val="20"/>
           <w:szCs w:val="20"/>
-          <w:lang w:val="en-CH" w:eastAsia="en-GB" w:bidi="ar-SA"/>
+          <w:lang w:eastAsia="en-GB" w:bidi="ar-SA"/>
         </w:rPr>
         <w:t>316.228085757</w:t>
       </w:r>
@@ -2963,7 +2972,7 @@
           <w:kern w:val="0"/>
           <w:sz w:val="20"/>
           <w:szCs w:val="20"/>
-          <w:lang w:val="en-CH" w:eastAsia="en-GB" w:bidi="ar-SA"/>
+          <w:lang w:eastAsia="en-GB" w:bidi="ar-SA"/>
         </w:rPr>
         <w:t>,</w:t>
       </w:r>
@@ -2974,7 +2983,7 @@
           <w:kern w:val="0"/>
           <w:sz w:val="20"/>
           <w:szCs w:val="20"/>
-          <w:lang w:val="en-CH" w:eastAsia="en-GB" w:bidi="ar-SA"/>
+          <w:lang w:eastAsia="en-GB" w:bidi="ar-SA"/>
         </w:rPr>
         <w:br/>
         <w:t xml:space="preserve">    </w:t>
@@ -2986,7 +2995,7 @@
           <w:kern w:val="0"/>
           <w:sz w:val="20"/>
           <w:szCs w:val="20"/>
-          <w:lang w:val="en-CH" w:eastAsia="en-GB" w:bidi="ar-SA"/>
+          <w:lang w:eastAsia="en-GB" w:bidi="ar-SA"/>
         </w:rPr>
         <w:t>"schuleImportResultJsons"</w:t>
       </w:r>
@@ -2997,7 +3006,7 @@
           <w:kern w:val="0"/>
           <w:sz w:val="20"/>
           <w:szCs w:val="20"/>
-          <w:lang w:val="en-CH" w:eastAsia="en-GB" w:bidi="ar-SA"/>
+          <w:lang w:eastAsia="en-GB" w:bidi="ar-SA"/>
         </w:rPr>
         <w:t>: [],</w:t>
       </w:r>
@@ -3008,7 +3017,7 @@
           <w:kern w:val="0"/>
           <w:sz w:val="20"/>
           <w:szCs w:val="20"/>
-          <w:lang w:val="en-CH" w:eastAsia="en-GB" w:bidi="ar-SA"/>
+          <w:lang w:eastAsia="en-GB" w:bidi="ar-SA"/>
         </w:rPr>
         <w:br/>
         <w:t xml:space="preserve">    </w:t>
@@ -3020,7 +3029,7 @@
           <w:kern w:val="0"/>
           <w:sz w:val="20"/>
           <w:szCs w:val="20"/>
-          <w:lang w:val="en-CH" w:eastAsia="en-GB" w:bidi="ar-SA"/>
+          <w:lang w:eastAsia="en-GB" w:bidi="ar-SA"/>
         </w:rPr>
         <w:t>"klasseImportResultJsons"</w:t>
       </w:r>
@@ -3031,7 +3040,7 @@
           <w:kern w:val="0"/>
           <w:sz w:val="20"/>
           <w:szCs w:val="20"/>
-          <w:lang w:val="en-CH" w:eastAsia="en-GB" w:bidi="ar-SA"/>
+          <w:lang w:eastAsia="en-GB" w:bidi="ar-SA"/>
         </w:rPr>
         <w:t>: [],</w:t>
       </w:r>
@@ -3042,7 +3051,7 @@
           <w:kern w:val="0"/>
           <w:sz w:val="20"/>
           <w:szCs w:val="20"/>
-          <w:lang w:val="en-CH" w:eastAsia="en-GB" w:bidi="ar-SA"/>
+          <w:lang w:eastAsia="en-GB" w:bidi="ar-SA"/>
         </w:rPr>
         <w:br/>
         <w:t xml:space="preserve">    </w:t>
@@ -3054,7 +3063,7 @@
           <w:kern w:val="0"/>
           <w:sz w:val="20"/>
           <w:szCs w:val="20"/>
-          <w:lang w:val="en-CH" w:eastAsia="en-GB" w:bidi="ar-SA"/>
+          <w:lang w:eastAsia="en-GB" w:bidi="ar-SA"/>
         </w:rPr>
         <w:t>"lehrpersonResultJsons"</w:t>
       </w:r>
@@ -3065,7 +3074,7 @@
           <w:kern w:val="0"/>
           <w:sz w:val="20"/>
           <w:szCs w:val="20"/>
-          <w:lang w:val="en-CH" w:eastAsia="en-GB" w:bidi="ar-SA"/>
+          <w:lang w:eastAsia="en-GB" w:bidi="ar-SA"/>
         </w:rPr>
         <w:t>: [],</w:t>
       </w:r>
@@ -3076,7 +3085,7 @@
           <w:kern w:val="0"/>
           <w:sz w:val="20"/>
           <w:szCs w:val="20"/>
-          <w:lang w:val="en-CH" w:eastAsia="en-GB" w:bidi="ar-SA"/>
+          <w:lang w:eastAsia="en-GB" w:bidi="ar-SA"/>
         </w:rPr>
         <w:br/>
         <w:t xml:space="preserve">    </w:t>
@@ -3088,7 +3097,7 @@
           <w:kern w:val="0"/>
           <w:sz w:val="20"/>
           <w:szCs w:val="20"/>
-          <w:lang w:val="en-CH" w:eastAsia="en-GB" w:bidi="ar-SA"/>
+          <w:lang w:eastAsia="en-GB" w:bidi="ar-SA"/>
         </w:rPr>
         <w:t>"kindImportResultJsons"</w:t>
       </w:r>
@@ -3099,7 +3108,7 @@
           <w:kern w:val="0"/>
           <w:sz w:val="20"/>
           <w:szCs w:val="20"/>
-          <w:lang w:val="en-CH" w:eastAsia="en-GB" w:bidi="ar-SA"/>
+          <w:lang w:eastAsia="en-GB" w:bidi="ar-SA"/>
         </w:rPr>
         <w:t>: [</w:t>
       </w:r>
@@ -3110,7 +3119,7 @@
           <w:kern w:val="0"/>
           <w:sz w:val="20"/>
           <w:szCs w:val="20"/>
-          <w:lang w:val="en-CH" w:eastAsia="en-GB" w:bidi="ar-SA"/>
+          <w:lang w:eastAsia="en-GB" w:bidi="ar-SA"/>
         </w:rPr>
         <w:br/>
         <w:t xml:space="preserve">       {</w:t>
@@ -3122,7 +3131,7 @@
           <w:kern w:val="0"/>
           <w:sz w:val="20"/>
           <w:szCs w:val="20"/>
-          <w:lang w:val="en-CH" w:eastAsia="en-GB" w:bidi="ar-SA"/>
+          <w:lang w:eastAsia="en-GB" w:bidi="ar-SA"/>
         </w:rPr>
         <w:br/>
         <w:t xml:space="preserve">          </w:t>
@@ -3134,7 +3143,7 @@
           <w:kern w:val="0"/>
           <w:sz w:val="20"/>
           <w:szCs w:val="20"/>
-          <w:lang w:val="en-CH" w:eastAsia="en-GB" w:bidi="ar-SA"/>
+          <w:lang w:eastAsia="en-GB" w:bidi="ar-SA"/>
         </w:rPr>
         <w:t>"determinedImportMode"</w:t>
       </w:r>
@@ -3145,7 +3154,7 @@
           <w:kern w:val="0"/>
           <w:sz w:val="20"/>
           <w:szCs w:val="20"/>
-          <w:lang w:val="en-CH" w:eastAsia="en-GB" w:bidi="ar-SA"/>
+          <w:lang w:eastAsia="en-GB" w:bidi="ar-SA"/>
         </w:rPr>
         <w:t xml:space="preserve">: </w:t>
       </w:r>
@@ -3156,7 +3165,7 @@
           <w:kern w:val="0"/>
           <w:sz w:val="20"/>
           <w:szCs w:val="20"/>
-          <w:lang w:val="en-CH" w:eastAsia="en-GB" w:bidi="ar-SA"/>
+          <w:lang w:eastAsia="en-GB" w:bidi="ar-SA"/>
         </w:rPr>
         <w:t>"CREATE"</w:t>
       </w:r>
@@ -3167,7 +3176,7 @@
           <w:kern w:val="0"/>
           <w:sz w:val="20"/>
           <w:szCs w:val="20"/>
-          <w:lang w:val="en-CH" w:eastAsia="en-GB" w:bidi="ar-SA"/>
+          <w:lang w:eastAsia="en-GB" w:bidi="ar-SA"/>
         </w:rPr>
         <w:t>,</w:t>
       </w:r>
@@ -3178,7 +3187,7 @@
           <w:kern w:val="0"/>
           <w:sz w:val="20"/>
           <w:szCs w:val="20"/>
-          <w:lang w:val="en-CH" w:eastAsia="en-GB" w:bidi="ar-SA"/>
+          <w:lang w:eastAsia="en-GB" w:bidi="ar-SA"/>
         </w:rPr>
         <w:br/>
         <w:t xml:space="preserve">          </w:t>
@@ -3190,7 +3199,7 @@
           <w:kern w:val="0"/>
           <w:sz w:val="20"/>
           <w:szCs w:val="20"/>
-          <w:lang w:val="en-CH" w:eastAsia="en-GB" w:bidi="ar-SA"/>
+          <w:lang w:eastAsia="en-GB" w:bidi="ar-SA"/>
         </w:rPr>
         <w:t>"status"</w:t>
       </w:r>
@@ -3201,7 +3210,7 @@
           <w:kern w:val="0"/>
           <w:sz w:val="20"/>
           <w:szCs w:val="20"/>
-          <w:lang w:val="en-CH" w:eastAsia="en-GB" w:bidi="ar-SA"/>
+          <w:lang w:eastAsia="en-GB" w:bidi="ar-SA"/>
         </w:rPr>
         <w:t xml:space="preserve">: </w:t>
       </w:r>
@@ -3212,7 +3221,7 @@
           <w:kern w:val="0"/>
           <w:sz w:val="20"/>
           <w:szCs w:val="20"/>
-          <w:lang w:val="en-CH" w:eastAsia="en-GB" w:bidi="ar-SA"/>
+          <w:lang w:eastAsia="en-GB" w:bidi="ar-SA"/>
         </w:rPr>
         <w:t>"ERROR"</w:t>
       </w:r>
@@ -3223,7 +3232,7 @@
           <w:kern w:val="0"/>
           <w:sz w:val="20"/>
           <w:szCs w:val="20"/>
-          <w:lang w:val="en-CH" w:eastAsia="en-GB" w:bidi="ar-SA"/>
+          <w:lang w:eastAsia="en-GB" w:bidi="ar-SA"/>
         </w:rPr>
         <w:t>,</w:t>
       </w:r>
@@ -3234,7 +3243,7 @@
           <w:kern w:val="0"/>
           <w:sz w:val="20"/>
           <w:szCs w:val="20"/>
-          <w:lang w:val="en-CH" w:eastAsia="en-GB" w:bidi="ar-SA"/>
+          <w:lang w:eastAsia="en-GB" w:bidi="ar-SA"/>
         </w:rPr>
         <w:br/>
         <w:t xml:space="preserve">          </w:t>
@@ -3246,7 +3255,7 @@
           <w:kern w:val="0"/>
           <w:sz w:val="20"/>
           <w:szCs w:val="20"/>
-          <w:lang w:val="en-CH" w:eastAsia="en-GB" w:bidi="ar-SA"/>
+          <w:lang w:eastAsia="en-GB" w:bidi="ar-SA"/>
         </w:rPr>
         <w:t>"externalId"</w:t>
       </w:r>
@@ -3257,7 +3266,7 @@
           <w:kern w:val="0"/>
           <w:sz w:val="20"/>
           <w:szCs w:val="20"/>
-          <w:lang w:val="en-CH" w:eastAsia="en-GB" w:bidi="ar-SA"/>
+          <w:lang w:eastAsia="en-GB" w:bidi="ar-SA"/>
         </w:rPr>
         <w:t xml:space="preserve">: </w:t>
       </w:r>
@@ -3268,7 +3277,7 @@
           <w:kern w:val="0"/>
           <w:sz w:val="20"/>
           <w:szCs w:val="20"/>
-          <w:lang w:val="en-CH" w:eastAsia="en-GB" w:bidi="ar-SA"/>
+          <w:lang w:eastAsia="en-GB" w:bidi="ar-SA"/>
         </w:rPr>
         <w:t>"65</w:t>
       </w:r>
@@ -3279,7 +3288,7 @@
           <w:kern w:val="0"/>
           <w:sz w:val="20"/>
           <w:szCs w:val="20"/>
-          <w:lang w:val="en-CH" w:eastAsia="en-GB" w:bidi="ar-SA"/>
+          <w:lang w:eastAsia="en-GB" w:bidi="ar-SA"/>
         </w:rPr>
         <w:t>4</w:t>
       </w:r>
@@ -3290,7 +3299,7 @@
           <w:kern w:val="0"/>
           <w:sz w:val="20"/>
           <w:szCs w:val="20"/>
-          <w:lang w:val="en-CH" w:eastAsia="en-GB" w:bidi="ar-SA"/>
+          <w:lang w:eastAsia="en-GB" w:bidi="ar-SA"/>
         </w:rPr>
         <w:t>6873"</w:t>
       </w:r>
@@ -3301,7 +3310,7 @@
           <w:kern w:val="0"/>
           <w:sz w:val="20"/>
           <w:szCs w:val="20"/>
-          <w:lang w:val="en-CH" w:eastAsia="en-GB" w:bidi="ar-SA"/>
+          <w:lang w:eastAsia="en-GB" w:bidi="ar-SA"/>
         </w:rPr>
         <w:t>,</w:t>
       </w:r>
@@ -3312,7 +3321,7 @@
           <w:kern w:val="0"/>
           <w:sz w:val="20"/>
           <w:szCs w:val="20"/>
-          <w:lang w:val="en-CH" w:eastAsia="en-GB" w:bidi="ar-SA"/>
+          <w:lang w:eastAsia="en-GB" w:bidi="ar-SA"/>
         </w:rPr>
         <w:br/>
         <w:t xml:space="preserve">          </w:t>
@@ -3324,7 +3333,7 @@
           <w:kern w:val="0"/>
           <w:sz w:val="20"/>
           <w:szCs w:val="20"/>
-          <w:lang w:val="en-CH" w:eastAsia="en-GB" w:bidi="ar-SA"/>
+          <w:lang w:eastAsia="en-GB" w:bidi="ar-SA"/>
         </w:rPr>
         <w:t>"internalId"</w:t>
       </w:r>
@@ -3335,7 +3344,7 @@
           <w:kern w:val="0"/>
           <w:sz w:val="20"/>
           <w:szCs w:val="20"/>
-          <w:lang w:val="en-CH" w:eastAsia="en-GB" w:bidi="ar-SA"/>
+          <w:lang w:eastAsia="en-GB" w:bidi="ar-SA"/>
         </w:rPr>
         <w:t xml:space="preserve">: </w:t>
       </w:r>
@@ -3346,7 +3355,7 @@
           <w:kern w:val="0"/>
           <w:sz w:val="20"/>
           <w:szCs w:val="20"/>
-          <w:lang w:val="en-CH" w:eastAsia="en-GB" w:bidi="ar-SA"/>
+          <w:lang w:eastAsia="en-GB" w:bidi="ar-SA"/>
         </w:rPr>
         <w:t>null</w:t>
       </w:r>
@@ -3357,7 +3366,7 @@
           <w:kern w:val="0"/>
           <w:sz w:val="20"/>
           <w:szCs w:val="20"/>
-          <w:lang w:val="en-CH" w:eastAsia="en-GB" w:bidi="ar-SA"/>
+          <w:lang w:eastAsia="en-GB" w:bidi="ar-SA"/>
         </w:rPr>
         <w:t>,</w:t>
       </w:r>
@@ -3368,7 +3377,7 @@
           <w:kern w:val="0"/>
           <w:sz w:val="20"/>
           <w:szCs w:val="20"/>
-          <w:lang w:val="en-CH" w:eastAsia="en-GB" w:bidi="ar-SA"/>
+          <w:lang w:eastAsia="en-GB" w:bidi="ar-SA"/>
         </w:rPr>
         <w:br/>
         <w:t xml:space="preserve">          </w:t>
@@ -3380,7 +3389,7 @@
           <w:kern w:val="0"/>
           <w:sz w:val="20"/>
           <w:szCs w:val="20"/>
-          <w:lang w:val="en-CH" w:eastAsia="en-GB" w:bidi="ar-SA"/>
+          <w:lang w:eastAsia="en-GB" w:bidi="ar-SA"/>
         </w:rPr>
         <w:t>"friendlyName"</w:t>
       </w:r>
@@ -3391,7 +3400,7 @@
           <w:kern w:val="0"/>
           <w:sz w:val="20"/>
           <w:szCs w:val="20"/>
-          <w:lang w:val="en-CH" w:eastAsia="en-GB" w:bidi="ar-SA"/>
+          <w:lang w:eastAsia="en-GB" w:bidi="ar-SA"/>
         </w:rPr>
         <w:t xml:space="preserve">: </w:t>
       </w:r>
@@ -3402,7 +3411,7 @@
           <w:kern w:val="0"/>
           <w:sz w:val="20"/>
           <w:szCs w:val="20"/>
-          <w:lang w:val="en-CH" w:eastAsia="en-GB" w:bidi="ar-SA"/>
+          <w:lang w:eastAsia="en-GB" w:bidi="ar-SA"/>
         </w:rPr>
         <w:t>""</w:t>
       </w:r>
@@ -3413,7 +3422,7 @@
           <w:kern w:val="0"/>
           <w:sz w:val="20"/>
           <w:szCs w:val="20"/>
-          <w:lang w:val="en-CH" w:eastAsia="en-GB" w:bidi="ar-SA"/>
+          <w:lang w:eastAsia="en-GB" w:bidi="ar-SA"/>
         </w:rPr>
         <w:t>,</w:t>
       </w:r>
@@ -3424,7 +3433,7 @@
           <w:kern w:val="0"/>
           <w:sz w:val="20"/>
           <w:szCs w:val="20"/>
-          <w:lang w:val="en-CH" w:eastAsia="en-GB" w:bidi="ar-SA"/>
+          <w:lang w:eastAsia="en-GB" w:bidi="ar-SA"/>
         </w:rPr>
         <w:br/>
         <w:t xml:space="preserve">          </w:t>
@@ -3436,7 +3445,7 @@
           <w:kern w:val="0"/>
           <w:sz w:val="20"/>
           <w:szCs w:val="20"/>
-          <w:lang w:val="en-CH" w:eastAsia="en-GB" w:bidi="ar-SA"/>
+          <w:lang w:eastAsia="en-GB" w:bidi="ar-SA"/>
         </w:rPr>
         <w:t>"msg"</w:t>
       </w:r>
@@ -3447,7 +3456,7 @@
           <w:kern w:val="0"/>
           <w:sz w:val="20"/>
           <w:szCs w:val="20"/>
-          <w:lang w:val="en-CH" w:eastAsia="en-GB" w:bidi="ar-SA"/>
+          <w:lang w:eastAsia="en-GB" w:bidi="ar-SA"/>
         </w:rPr>
         <w:t xml:space="preserve">: </w:t>
       </w:r>
@@ -3458,7 +3467,7 @@
           <w:kern w:val="0"/>
           <w:sz w:val="20"/>
           <w:szCs w:val="20"/>
-          <w:lang w:val="en-CH" w:eastAsia="en-GB" w:bidi="ar-SA"/>
+          <w:lang w:eastAsia="en-GB" w:bidi="ar-SA"/>
         </w:rPr>
         <w:t xml:space="preserve">"Error invoking subclass method | root cause: PSQLException: ERROR: duplicate key value violates unique constraint </w:t>
       </w:r>
@@ -3469,7 +3478,7 @@
           <w:kern w:val="0"/>
           <w:sz w:val="20"/>
           <w:szCs w:val="20"/>
-          <w:lang w:val="en-CH" w:eastAsia="en-GB" w:bidi="ar-SA"/>
+          <w:lang w:eastAsia="en-GB" w:bidi="ar-SA"/>
         </w:rPr>
         <w:t>\"</w:t>
       </w:r>
@@ -3480,7 +3489,7 @@
           <w:kern w:val="0"/>
           <w:sz w:val="20"/>
           <w:szCs w:val="20"/>
-          <w:lang w:val="en-CH" w:eastAsia="en-GB" w:bidi="ar-SA"/>
+          <w:lang w:eastAsia="en-GB" w:bidi="ar-SA"/>
         </w:rPr>
         <w:t>uc_kind_sozialversicherungsNummer</w:t>
       </w:r>
@@ -3491,7 +3500,7 @@
           <w:kern w:val="0"/>
           <w:sz w:val="20"/>
           <w:szCs w:val="20"/>
-          <w:lang w:val="en-CH" w:eastAsia="en-GB" w:bidi="ar-SA"/>
+          <w:lang w:eastAsia="en-GB" w:bidi="ar-SA"/>
         </w:rPr>
         <w:t>\"\n</w:t>
       </w:r>
@@ -3502,7 +3511,7 @@
           <w:kern w:val="0"/>
           <w:sz w:val="20"/>
           <w:szCs w:val="20"/>
-          <w:lang w:val="en-CH" w:eastAsia="en-GB" w:bidi="ar-SA"/>
+          <w:lang w:eastAsia="en-GB" w:bidi="ar-SA"/>
         </w:rPr>
         <w:t xml:space="preserve">  Detail: Key (sozialversicherungsnummer)=(756582</w:t>
       </w:r>
@@ -3513,7 +3522,7 @@
           <w:kern w:val="0"/>
           <w:sz w:val="20"/>
           <w:szCs w:val="20"/>
-          <w:lang w:val="en-CH" w:eastAsia="en-GB" w:bidi="ar-SA"/>
+          <w:lang w:eastAsia="en-GB" w:bidi="ar-SA"/>
         </w:rPr>
         <w:t>123123</w:t>
       </w:r>
@@ -3524,7 +3533,7 @@
           <w:kern w:val="0"/>
           <w:sz w:val="20"/>
           <w:szCs w:val="20"/>
-          <w:lang w:val="en-CH" w:eastAsia="en-GB" w:bidi="ar-SA"/>
+          <w:lang w:eastAsia="en-GB" w:bidi="ar-SA"/>
         </w:rPr>
         <w:t>2) already exists."</w:t>
       </w:r>
@@ -3535,7 +3544,7 @@
           <w:kern w:val="0"/>
           <w:sz w:val="20"/>
           <w:szCs w:val="20"/>
-          <w:lang w:val="en-CH" w:eastAsia="en-GB" w:bidi="ar-SA"/>
+          <w:lang w:eastAsia="en-GB" w:bidi="ar-SA"/>
         </w:rPr>
         <w:br/>
         <w:t xml:space="preserve">       </w:t>
@@ -3547,7 +3556,7 @@
           <w:kern w:val="0"/>
           <w:sz w:val="20"/>
           <w:szCs w:val="20"/>
-          <w:lang w:val="en-CH" w:eastAsia="en-GB" w:bidi="ar-SA"/>
+          <w:lang w:eastAsia="en-GB" w:bidi="ar-SA"/>
         </w:rPr>
         <w:t>},</w:t>
       </w:r>
@@ -3558,7 +3567,7 @@
           <w:kern w:val="0"/>
           <w:sz w:val="20"/>
           <w:szCs w:val="20"/>
-          <w:lang w:val="en-CH" w:eastAsia="en-GB" w:bidi="ar-SA"/>
+          <w:lang w:eastAsia="en-GB" w:bidi="ar-SA"/>
         </w:rPr>
         <w:br/>
         <w:t xml:space="preserve">       {</w:t>
@@ -3570,7 +3579,7 @@
           <w:kern w:val="0"/>
           <w:sz w:val="20"/>
           <w:szCs w:val="20"/>
-          <w:lang w:val="en-CH" w:eastAsia="en-GB" w:bidi="ar-SA"/>
+          <w:lang w:eastAsia="en-GB" w:bidi="ar-SA"/>
         </w:rPr>
         <w:br/>
         <w:t xml:space="preserve">          </w:t>
@@ -3582,7 +3591,7 @@
           <w:kern w:val="0"/>
           <w:sz w:val="20"/>
           <w:szCs w:val="20"/>
-          <w:lang w:val="en-CH" w:eastAsia="en-GB" w:bidi="ar-SA"/>
+          <w:lang w:eastAsia="en-GB" w:bidi="ar-SA"/>
         </w:rPr>
         <w:t>"determinedImportMode"</w:t>
       </w:r>
@@ -3593,7 +3602,7 @@
           <w:kern w:val="0"/>
           <w:sz w:val="20"/>
           <w:szCs w:val="20"/>
-          <w:lang w:val="en-CH" w:eastAsia="en-GB" w:bidi="ar-SA"/>
+          <w:lang w:eastAsia="en-GB" w:bidi="ar-SA"/>
         </w:rPr>
         <w:t xml:space="preserve">: </w:t>
       </w:r>
@@ -3604,7 +3613,7 @@
           <w:kern w:val="0"/>
           <w:sz w:val="20"/>
           <w:szCs w:val="20"/>
-          <w:lang w:val="en-CH" w:eastAsia="en-GB" w:bidi="ar-SA"/>
+          <w:lang w:eastAsia="en-GB" w:bidi="ar-SA"/>
         </w:rPr>
         <w:t>"UPDATE"</w:t>
       </w:r>
@@ -3615,7 +3624,7 @@
           <w:kern w:val="0"/>
           <w:sz w:val="20"/>
           <w:szCs w:val="20"/>
-          <w:lang w:val="en-CH" w:eastAsia="en-GB" w:bidi="ar-SA"/>
+          <w:lang w:eastAsia="en-GB" w:bidi="ar-SA"/>
         </w:rPr>
         <w:t>,</w:t>
       </w:r>
@@ -3626,7 +3635,7 @@
           <w:kern w:val="0"/>
           <w:sz w:val="20"/>
           <w:szCs w:val="20"/>
-          <w:lang w:val="en-CH" w:eastAsia="en-GB" w:bidi="ar-SA"/>
+          <w:lang w:eastAsia="en-GB" w:bidi="ar-SA"/>
         </w:rPr>
         <w:br/>
         <w:t xml:space="preserve">          </w:t>
@@ -3638,7 +3647,7 @@
           <w:kern w:val="0"/>
           <w:sz w:val="20"/>
           <w:szCs w:val="20"/>
-          <w:lang w:val="en-CH" w:eastAsia="en-GB" w:bidi="ar-SA"/>
+          <w:lang w:eastAsia="en-GB" w:bidi="ar-SA"/>
         </w:rPr>
         <w:t>"status"</w:t>
       </w:r>
@@ -3649,7 +3658,7 @@
           <w:kern w:val="0"/>
           <w:sz w:val="20"/>
           <w:szCs w:val="20"/>
-          <w:lang w:val="en-CH" w:eastAsia="en-GB" w:bidi="ar-SA"/>
+          <w:lang w:eastAsia="en-GB" w:bidi="ar-SA"/>
         </w:rPr>
         <w:t xml:space="preserve">: </w:t>
       </w:r>
@@ -3660,7 +3669,7 @@
           <w:kern w:val="0"/>
           <w:sz w:val="20"/>
           <w:szCs w:val="20"/>
-          <w:lang w:val="en-CH" w:eastAsia="en-GB" w:bidi="ar-SA"/>
+          <w:lang w:eastAsia="en-GB" w:bidi="ar-SA"/>
         </w:rPr>
         <w:t>"ERROR"</w:t>
       </w:r>
@@ -3671,7 +3680,7 @@
           <w:kern w:val="0"/>
           <w:sz w:val="20"/>
           <w:szCs w:val="20"/>
-          <w:lang w:val="en-CH" w:eastAsia="en-GB" w:bidi="ar-SA"/>
+          <w:lang w:eastAsia="en-GB" w:bidi="ar-SA"/>
         </w:rPr>
         <w:t>,</w:t>
       </w:r>
@@ -3682,7 +3691,7 @@
           <w:kern w:val="0"/>
           <w:sz w:val="20"/>
           <w:szCs w:val="20"/>
-          <w:lang w:val="en-CH" w:eastAsia="en-GB" w:bidi="ar-SA"/>
+          <w:lang w:eastAsia="en-GB" w:bidi="ar-SA"/>
         </w:rPr>
         <w:br/>
       </w:r>
@@ -3693,7 +3702,7 @@
           <w:kern w:val="0"/>
           <w:sz w:val="20"/>
           <w:szCs w:val="20"/>
-          <w:lang w:val="en-CH" w:eastAsia="en-GB" w:bidi="ar-SA"/>
+          <w:lang w:eastAsia="en-GB" w:bidi="ar-SA"/>
         </w:rPr>
         <w:lastRenderedPageBreak/>
         <w:t xml:space="preserve">          </w:t>
@@ -3705,7 +3714,7 @@
           <w:kern w:val="0"/>
           <w:sz w:val="20"/>
           <w:szCs w:val="20"/>
-          <w:lang w:val="en-CH" w:eastAsia="en-GB" w:bidi="ar-SA"/>
+          <w:lang w:eastAsia="en-GB" w:bidi="ar-SA"/>
         </w:rPr>
         <w:t>"externalId"</w:t>
       </w:r>
@@ -3716,7 +3725,7 @@
           <w:kern w:val="0"/>
           <w:sz w:val="20"/>
           <w:szCs w:val="20"/>
-          <w:lang w:val="en-CH" w:eastAsia="en-GB" w:bidi="ar-SA"/>
+          <w:lang w:eastAsia="en-GB" w:bidi="ar-SA"/>
         </w:rPr>
         <w:t xml:space="preserve">: </w:t>
       </w:r>
@@ -3727,7 +3736,7 @@
           <w:kern w:val="0"/>
           <w:sz w:val="20"/>
           <w:szCs w:val="20"/>
-          <w:lang w:val="en-CH" w:eastAsia="en-GB" w:bidi="ar-SA"/>
+          <w:lang w:eastAsia="en-GB" w:bidi="ar-SA"/>
         </w:rPr>
         <w:t>"647761"</w:t>
       </w:r>
@@ -3738,7 +3747,7 @@
           <w:kern w:val="0"/>
           <w:sz w:val="20"/>
           <w:szCs w:val="20"/>
-          <w:lang w:val="en-CH" w:eastAsia="en-GB" w:bidi="ar-SA"/>
+          <w:lang w:eastAsia="en-GB" w:bidi="ar-SA"/>
         </w:rPr>
         <w:t>,</w:t>
       </w:r>
@@ -3749,7 +3758,7 @@
           <w:kern w:val="0"/>
           <w:sz w:val="20"/>
           <w:szCs w:val="20"/>
-          <w:lang w:val="en-CH" w:eastAsia="en-GB" w:bidi="ar-SA"/>
+          <w:lang w:eastAsia="en-GB" w:bidi="ar-SA"/>
         </w:rPr>
         <w:br/>
         <w:t xml:space="preserve">          </w:t>
@@ -3761,7 +3770,7 @@
           <w:kern w:val="0"/>
           <w:sz w:val="20"/>
           <w:szCs w:val="20"/>
-          <w:lang w:val="en-CH" w:eastAsia="en-GB" w:bidi="ar-SA"/>
+          <w:lang w:eastAsia="en-GB" w:bidi="ar-SA"/>
         </w:rPr>
         <w:t>"internalId"</w:t>
       </w:r>
@@ -3772,7 +3781,7 @@
           <w:kern w:val="0"/>
           <w:sz w:val="20"/>
           <w:szCs w:val="20"/>
-          <w:lang w:val="en-CH" w:eastAsia="en-GB" w:bidi="ar-SA"/>
+          <w:lang w:eastAsia="en-GB" w:bidi="ar-SA"/>
         </w:rPr>
         <w:t xml:space="preserve">: </w:t>
       </w:r>
@@ -3783,7 +3792,7 @@
           <w:kern w:val="0"/>
           <w:sz w:val="20"/>
           <w:szCs w:val="20"/>
-          <w:lang w:val="en-CH" w:eastAsia="en-GB" w:bidi="ar-SA"/>
+          <w:lang w:eastAsia="en-GB" w:bidi="ar-SA"/>
         </w:rPr>
         <w:t>"2</w:t>
       </w:r>
@@ -3794,7 +3803,7 @@
           <w:kern w:val="0"/>
           <w:sz w:val="20"/>
           <w:szCs w:val="20"/>
-          <w:lang w:val="en-CH" w:eastAsia="en-GB" w:bidi="ar-SA"/>
+          <w:lang w:eastAsia="en-GB" w:bidi="ar-SA"/>
         </w:rPr>
         <w:t>76</w:t>
       </w:r>
@@ -3805,7 +3814,7 @@
           <w:kern w:val="0"/>
           <w:sz w:val="20"/>
           <w:szCs w:val="20"/>
-          <w:lang w:val="en-CH" w:eastAsia="en-GB" w:bidi="ar-SA"/>
+          <w:lang w:eastAsia="en-GB" w:bidi="ar-SA"/>
         </w:rPr>
         <w:t>c84cb-a59b-4661-ba59-f4c4265c2cb7"</w:t>
       </w:r>
@@ -3816,7 +3825,7 @@
           <w:kern w:val="0"/>
           <w:sz w:val="20"/>
           <w:szCs w:val="20"/>
-          <w:lang w:val="en-CH" w:eastAsia="en-GB" w:bidi="ar-SA"/>
+          <w:lang w:eastAsia="en-GB" w:bidi="ar-SA"/>
         </w:rPr>
         <w:t>,</w:t>
       </w:r>
@@ -3827,7 +3836,7 @@
           <w:kern w:val="0"/>
           <w:sz w:val="20"/>
           <w:szCs w:val="20"/>
-          <w:lang w:val="en-CH" w:eastAsia="en-GB" w:bidi="ar-SA"/>
+          <w:lang w:eastAsia="en-GB" w:bidi="ar-SA"/>
         </w:rPr>
         <w:br/>
         <w:t xml:space="preserve">          </w:t>
@@ -3839,7 +3848,7 @@
           <w:kern w:val="0"/>
           <w:sz w:val="20"/>
           <w:szCs w:val="20"/>
-          <w:lang w:val="en-CH" w:eastAsia="en-GB" w:bidi="ar-SA"/>
+          <w:lang w:eastAsia="en-GB" w:bidi="ar-SA"/>
         </w:rPr>
         <w:t>"friendlyName"</w:t>
       </w:r>
@@ -3850,7 +3859,7 @@
           <w:kern w:val="0"/>
           <w:sz w:val="20"/>
           <w:szCs w:val="20"/>
-          <w:lang w:val="en-CH" w:eastAsia="en-GB" w:bidi="ar-SA"/>
+          <w:lang w:eastAsia="en-GB" w:bidi="ar-SA"/>
         </w:rPr>
         <w:t xml:space="preserve">: </w:t>
       </w:r>
@@ -3861,7 +3870,7 @@
           <w:kern w:val="0"/>
           <w:sz w:val="20"/>
           <w:szCs w:val="20"/>
-          <w:lang w:val="en-CH" w:eastAsia="en-GB" w:bidi="ar-SA"/>
+          <w:lang w:eastAsia="en-GB" w:bidi="ar-SA"/>
         </w:rPr>
         <w:t>null</w:t>
       </w:r>
@@ -3872,7 +3881,7 @@
           <w:kern w:val="0"/>
           <w:sz w:val="20"/>
           <w:szCs w:val="20"/>
-          <w:lang w:val="en-CH" w:eastAsia="en-GB" w:bidi="ar-SA"/>
+          <w:lang w:eastAsia="en-GB" w:bidi="ar-SA"/>
         </w:rPr>
         <w:t>,</w:t>
       </w:r>
@@ -3883,7 +3892,7 @@
           <w:kern w:val="0"/>
           <w:sz w:val="20"/>
           <w:szCs w:val="20"/>
-          <w:lang w:val="en-CH" w:eastAsia="en-GB" w:bidi="ar-SA"/>
+          <w:lang w:eastAsia="en-GB" w:bidi="ar-SA"/>
         </w:rPr>
         <w:br/>
         <w:t xml:space="preserve">          </w:t>
@@ -3895,7 +3904,7 @@
           <w:kern w:val="0"/>
           <w:sz w:val="20"/>
           <w:szCs w:val="20"/>
-          <w:lang w:val="en-CH" w:eastAsia="en-GB" w:bidi="ar-SA"/>
+          <w:lang w:eastAsia="en-GB" w:bidi="ar-SA"/>
         </w:rPr>
         <w:t>"msg"</w:t>
       </w:r>
@@ -3906,7 +3915,7 @@
           <w:kern w:val="0"/>
           <w:sz w:val="20"/>
           <w:szCs w:val="20"/>
-          <w:lang w:val="en-CH" w:eastAsia="en-GB" w:bidi="ar-SA"/>
+          <w:lang w:eastAsia="en-GB" w:bidi="ar-SA"/>
         </w:rPr>
         <w:t xml:space="preserve">: </w:t>
       </w:r>
@@ -3917,7 +3926,7 @@
           <w:kern w:val="0"/>
           <w:sz w:val="20"/>
           <w:szCs w:val="20"/>
-          <w:lang w:val="en-CH" w:eastAsia="en-GB" w:bidi="ar-SA"/>
+          <w:lang w:eastAsia="en-GB" w:bidi="ar-SA"/>
         </w:rPr>
         <w:t>"AppFailure.ENTITY_NOT_FOUND, args: entityName=Kind, id=6</w:t>
       </w:r>
@@ -3928,7 +3937,7 @@
           <w:kern w:val="0"/>
           <w:sz w:val="20"/>
           <w:szCs w:val="20"/>
-          <w:lang w:val="en-CH" w:eastAsia="en-GB" w:bidi="ar-SA"/>
+          <w:lang w:eastAsia="en-GB" w:bidi="ar-SA"/>
         </w:rPr>
         <w:t>2</w:t>
       </w:r>
@@ -3939,7 +3948,7 @@
           <w:kern w:val="0"/>
           <w:sz w:val="20"/>
           <w:szCs w:val="20"/>
-          <w:lang w:val="en-CH" w:eastAsia="en-GB" w:bidi="ar-SA"/>
+          <w:lang w:eastAsia="en-GB" w:bidi="ar-SA"/>
         </w:rPr>
         <w:t>7760, id: z5Pygp4JRmSjwUKc+W7kVw | root cause: AppFailureException: AppFailure.ENTITY_NOT_FOUND, args: entityName=Kind, id=647760, id: z5Pygp4JRmSjwUKc+W7kVw"</w:t>
       </w:r>
@@ -3950,7 +3959,7 @@
           <w:kern w:val="0"/>
           <w:sz w:val="20"/>
           <w:szCs w:val="20"/>
-          <w:lang w:val="en-CH" w:eastAsia="en-GB" w:bidi="ar-SA"/>
+          <w:lang w:eastAsia="en-GB" w:bidi="ar-SA"/>
         </w:rPr>
         <w:br/>
         <w:t xml:space="preserve">       </w:t>
@@ -3962,7 +3971,7 @@
           <w:kern w:val="0"/>
           <w:sz w:val="20"/>
           <w:szCs w:val="20"/>
-          <w:lang w:val="en-CH" w:eastAsia="en-GB" w:bidi="ar-SA"/>
+          <w:lang w:eastAsia="en-GB" w:bidi="ar-SA"/>
         </w:rPr>
         <w:t>}</w:t>
       </w:r>
@@ -3973,7 +3982,7 @@
           <w:kern w:val="0"/>
           <w:sz w:val="20"/>
           <w:szCs w:val="20"/>
-          <w:lang w:val="en-CH" w:eastAsia="en-GB" w:bidi="ar-SA"/>
+          <w:lang w:eastAsia="en-GB" w:bidi="ar-SA"/>
         </w:rPr>
         <w:br/>
         <w:t xml:space="preserve">    ]</w:t>
@@ -3985,7 +3994,7 @@
           <w:kern w:val="0"/>
           <w:sz w:val="20"/>
           <w:szCs w:val="20"/>
-          <w:lang w:val="en-CH" w:eastAsia="en-GB" w:bidi="ar-SA"/>
+          <w:lang w:eastAsia="en-GB" w:bidi="ar-SA"/>
         </w:rPr>
         <w:br/>
         <w:t>}</w:t>
@@ -3995,7 +4004,7 @@
       <w:pPr>
         <w:pStyle w:val="BodyText"/>
         <w:rPr>
-          <w:lang w:val="en-CH"/>
+          <w:lang/>
         </w:rPr>
       </w:pPr>
     </w:p>
@@ -6690,7 +6699,7 @@
       <w:kern w:val="0"/>
       <w:sz w:val="20"/>
       <w:szCs w:val="20"/>
-      <w:lang w:val="en-CH" w:eastAsia="en-GB" w:bidi="ar-SA"/>
+      <w:lang w:eastAsia="en-GB" w:bidi="ar-SA"/>
     </w:rPr>
   </w:style>
   <w:style w:type="character" w:customStyle="1" w:styleId="HTMLPreformattedChar">
@@ -6705,7 +6714,7 @@
       <w:kern w:val="0"/>
       <w:sz w:val="20"/>
       <w:szCs w:val="20"/>
-      <w:lang w:val="en-CH" w:eastAsia="en-GB" w:bidi="ar-SA"/>
+      <w:lang w:eastAsia="en-GB" w:bidi="ar-SA"/>
     </w:rPr>
   </w:style>
 </w:styles>
@@ -7007,10 +7016,6 @@
 </file>
 
 <file path=customXml/item1.xml><?xml version="1.0" encoding="utf-8"?>
-<b:Sources xmlns:b="http://schemas.openxmlformats.org/officeDocument/2006/bibliography" xmlns="http://schemas.openxmlformats.org/officeDocument/2006/bibliography" SelectedStyle="\APASixthEditionOfficeOnline.xsl" StyleName="APA" Version="6"/>
-</file>
-
-<file path=customXml/item2.xml><?xml version="1.0" encoding="utf-8"?>
 <p:properties xmlns:p="http://schemas.microsoft.com/office/2006/metadata/properties" xmlns:xsi="http://www.w3.org/2001/XMLSchema-instance" xmlns:pc="http://schemas.microsoft.com/office/infopath/2007/PartnerControls">
   <documentManagement>
     <lcf76f155ced4ddcb4097134ff3c332f xmlns="c4f5d47a-0ee9-467e-bece-6773fb62c5ba">
@@ -7021,7 +7026,20 @@
 </p:properties>
 </file>
 
+<file path=customXml/item2.xml><?xml version="1.0" encoding="utf-8"?>
+<b:Sources xmlns:b="http://schemas.openxmlformats.org/officeDocument/2006/bibliography" xmlns="http://schemas.openxmlformats.org/officeDocument/2006/bibliography" SelectedStyle="\APASixthEditionOfficeOnline.xsl" StyleName="APA" Version="6"/>
+</file>
+
 <file path=customXml/item3.xml><?xml version="1.0" encoding="utf-8"?>
+<?mso-contentType ?>
+<FormTemplates xmlns="http://schemas.microsoft.com/sharepoint/v3/contenttype/forms">
+  <Display>DocumentLibraryForm</Display>
+  <Edit>DocumentLibraryForm</Edit>
+  <New>DocumentLibraryForm</New>
+</FormTemplates>
+</file>
+
+<file path=customXml/item4.xml><?xml version="1.0" encoding="utf-8"?>
 <ct:contentTypeSchema xmlns:ct="http://schemas.microsoft.com/office/2006/metadata/contentType" xmlns:ma="http://schemas.microsoft.com/office/2006/metadata/properties/metaAttributes" ct:_="" ma:_="" ma:contentTypeName="Dokument" ma:contentTypeID="0x010100B0CAE582A2A62841947FADC098D43216" ma:contentTypeVersion="18" ma:contentTypeDescription="Ein neues Dokument erstellen." ma:contentTypeScope="" ma:versionID="dfb359138f1a2830dfa7be6306584e85">
   <xsd:schema xmlns:xsd="http://www.w3.org/2001/XMLSchema" xmlns:xs="http://www.w3.org/2001/XMLSchema" xmlns:p="http://schemas.microsoft.com/office/2006/metadata/properties" xmlns:ns2="c4f5d47a-0ee9-467e-bece-6773fb62c5ba" xmlns:ns3="a1dd2ac3-eaf5-4ac3-9f14-4e9c78a250b4" targetNamespace="http://schemas.microsoft.com/office/2006/metadata/properties" ma:root="true" ma:fieldsID="35be261f74cf4a6ef4859d429f35396e" ns2:_="" ns3:_="">
     <xsd:import namespace="c4f5d47a-0ee9-467e-bece-6773fb62c5ba"/>
@@ -7270,24 +7288,7 @@
 </ct:contentTypeSchema>
 </file>
 
-<file path=customXml/item4.xml><?xml version="1.0" encoding="utf-8"?>
-<?mso-contentType ?>
-<FormTemplates xmlns="http://schemas.microsoft.com/sharepoint/v3/contenttype/forms">
-  <Display>DocumentLibraryForm</Display>
-  <Edit>DocumentLibraryForm</Edit>
-  <New>DocumentLibraryForm</New>
-</FormTemplates>
-</file>
-
 <file path=customXml/itemProps1.xml><?xml version="1.0" encoding="utf-8"?>
-<ds:datastoreItem xmlns:ds="http://schemas.openxmlformats.org/officeDocument/2006/customXml" ds:itemID="{51B9D588-C7E4-447C-B2A1-2ED001B665C7}">
-  <ds:schemaRefs>
-    <ds:schemaRef ds:uri="http://schemas.openxmlformats.org/officeDocument/2006/bibliography"/>
-  </ds:schemaRefs>
-</ds:datastoreItem>
-</file>
-
-<file path=customXml/itemProps2.xml><?xml version="1.0" encoding="utf-8"?>
 <ds:datastoreItem xmlns:ds="http://schemas.openxmlformats.org/officeDocument/2006/customXml" ds:itemID="{92AAF6A2-21A7-4043-A4D1-6A4B23D126CB}">
   <ds:schemaRefs>
     <ds:schemaRef ds:uri="http://schemas.microsoft.com/office/2006/metadata/properties"/>
@@ -7298,7 +7299,23 @@
 </ds:datastoreItem>
 </file>
 
+<file path=customXml/itemProps2.xml><?xml version="1.0" encoding="utf-8"?>
+<ds:datastoreItem xmlns:ds="http://schemas.openxmlformats.org/officeDocument/2006/customXml" ds:itemID="{51B9D588-C7E4-447C-B2A1-2ED001B665C7}">
+  <ds:schemaRefs>
+    <ds:schemaRef ds:uri="http://schemas.openxmlformats.org/officeDocument/2006/bibliography"/>
+  </ds:schemaRefs>
+</ds:datastoreItem>
+</file>
+
 <file path=customXml/itemProps3.xml><?xml version="1.0" encoding="utf-8"?>
+<ds:datastoreItem xmlns:ds="http://schemas.openxmlformats.org/officeDocument/2006/customXml" ds:itemID="{C6B79121-551C-4F66-AC4F-710CCF2B1921}">
+  <ds:schemaRefs>
+    <ds:schemaRef ds:uri="http://schemas.microsoft.com/sharepoint/v3/contenttype/forms"/>
+  </ds:schemaRefs>
+</ds:datastoreItem>
+</file>
+
+<file path=customXml/itemProps4.xml><?xml version="1.0" encoding="utf-8"?>
 <ds:datastoreItem xmlns:ds="http://schemas.openxmlformats.org/officeDocument/2006/customXml" ds:itemID="{C0A3172F-471B-4DD2-8A6D-E4651C961C5D}">
   <ds:schemaRefs>
     <ds:schemaRef ds:uri="http://schemas.microsoft.com/office/2006/metadata/contentType"/>
@@ -7315,12 +7332,4 @@
     <ds:schemaRef ds:uri="http://schemas.microsoft.com/internal/obd"/>
   </ds:schemaRefs>
 </ds:datastoreItem>
-</file>
-
-<file path=customXml/itemProps4.xml><?xml version="1.0" encoding="utf-8"?>
-<ds:datastoreItem xmlns:ds="http://schemas.openxmlformats.org/officeDocument/2006/customXml" ds:itemID="{C6B79121-551C-4F66-AC4F-710CCF2B1921}">
-  <ds:schemaRefs>
-    <ds:schemaRef ds:uri="http://schemas.microsoft.com/sharepoint/v3/contenttype/forms"/>
-  </ds:schemaRefs>
-</ds:datastoreItem>
 </file>